--- a/Files_Хамидов_Ю.Ш.-2-МД-20/ТЗ_Хамидов_Ю.Ш.-2-МД-20.docx
+++ b/Files_Хамидов_Ю.Ш.-2-МД-20/ТЗ_Хамидов_Ю.Ш.-2-МД-20.docx
@@ -510,51 +510,55 @@
         </w:rPr>
         <w:t xml:space="preserve">: </w:t>
       </w:r>
-      <w:r>
-        <w:rPr>
-          <w:rFonts w:eastAsia="Calibri"/>
-          <w:color w:val="000000"/>
-          <w:u w:val="single"/>
-        </w:rPr>
-        <w:t>https://www.figma.com/</w:t>
-      </w:r>
-    </w:p>
-    <w:p>
-      <w:pPr>
-        <w:pStyle w:val="BodyText"/>
-        <w:rPr/>
-      </w:pPr>
-      <w:r>
-        <w:rPr>
-          <w:rFonts w:eastAsia="Calibri" w:ascii="Times New Roman" w:hAnsi="Times New Roman"/>
-          <w:color w:val="000000"/>
-        </w:rPr>
-        <w:t xml:space="preserve">Ссылка на итоговый сайт / </w:t>
-      </w:r>
-      <w:r>
-        <w:rPr>
-          <w:rFonts w:eastAsia="Calibri" w:ascii="Times New Roman" w:hAnsi="Times New Roman"/>
-          <w:color w:val="000000"/>
-          <w:lang w:val="en-US"/>
-        </w:rPr>
-        <w:t>URL</w:t>
-      </w:r>
-      <w:r>
-        <w:rPr>
-          <w:rFonts w:eastAsia="Calibri" w:ascii="Times New Roman" w:hAnsi="Times New Roman"/>
-          <w:color w:val="000000"/>
-        </w:rPr>
-        <w:t xml:space="preserve">: </w:t>
-      </w:r>
       <w:hyperlink r:id="rId2">
         <w:r>
           <w:rPr>
             <w:rStyle w:val="Hyperlink"/>
+            <w:rFonts w:eastAsia="Calibri"/>
+            <w:color w:val="000000"/>
+            <w:u w:val="single"/>
+          </w:rPr>
+          <w:t>https://www.figma.com/design/4XIX0JL6EgZHXYvnEGsuwG</w:t>
+        </w:r>
+      </w:hyperlink>
+    </w:p>
+    <w:p>
+      <w:pPr>
+        <w:pStyle w:val="BodyText"/>
+        <w:rPr/>
+      </w:pPr>
+      <w:r>
+        <w:rPr>
+          <w:rFonts w:eastAsia="Calibri" w:ascii="Times New Roman" w:hAnsi="Times New Roman"/>
+          <w:color w:val="000000"/>
+        </w:rPr>
+        <w:t xml:space="preserve">Ссылка на итоговый сайт / </w:t>
+      </w:r>
+      <w:r>
+        <w:rPr>
+          <w:rFonts w:eastAsia="Calibri" w:ascii="Times New Roman" w:hAnsi="Times New Roman"/>
+          <w:color w:val="000000"/>
+          <w:lang w:val="en-US"/>
+        </w:rPr>
+        <w:t>URL</w:t>
+      </w:r>
+      <w:r>
+        <w:rPr>
+          <w:rFonts w:eastAsia="Calibri" w:ascii="Times New Roman" w:hAnsi="Times New Roman"/>
+          <w:color w:val="000000"/>
+        </w:rPr>
+        <w:t xml:space="preserve">: </w:t>
+      </w:r>
+      <w:hyperlink r:id="rId3">
+        <w:r>
+          <w:rPr>
+            <w:rStyle w:val="Hyperlink"/>
             <w:rFonts w:ascii="Times New Roman" w:hAnsi="Times New Roman"/>
+            <w:color w:val="000000"/>
             <w:sz w:val="22"/>
             <w:szCs w:val="22"/>
           </w:rPr>
-          <w:t>www.priwete.github.io/Khamidov_Y._S._2-MD-20/</w:t>
+          <w:t>priwete.github.io/Khamidov_Y._S._2-MD-20/</w:t>
         </w:r>
       </w:hyperlink>
     </w:p>
@@ -664,7 +668,7 @@
           </w:r>
           <w:r>
             <w:rPr>
-              <w:rStyle w:val="user1"/>
+              <w:rStyle w:val="Style9"/>
               <w:b w:val="false"/>
               <w:bCs w:val="false"/>
               <w:spacing w:val="0"/>
@@ -675,7 +679,7 @@
           </w:r>
           <w:r>
             <w:rPr>
-              <w:rStyle w:val="user1"/>
+              <w:rStyle w:val="Style9"/>
               <w:b w:val="false"/>
               <w:bCs w:val="false"/>
               <w:spacing w:val="0"/>
@@ -686,7 +690,7 @@
           </w:r>
           <w:r>
             <w:rPr>
-              <w:rStyle w:val="user1"/>
+              <w:rStyle w:val="Style9"/>
               <w:b w:val="false"/>
               <w:bCs w:val="false"/>
               <w:spacing w:val="0"/>
@@ -1382,7 +1386,7 @@
                     </pic:cNvPicPr>
                   </pic:nvPicPr>
                   <pic:blipFill>
-                    <a:blip r:embed="rId3"/>
+                    <a:blip r:embed="rId4"/>
                     <a:stretch>
                       <a:fillRect/>
                     </a:stretch>
@@ -1431,7 +1435,7 @@
                     </pic:cNvPicPr>
                   </pic:nvPicPr>
                   <pic:blipFill>
-                    <a:blip r:embed="rId4"/>
+                    <a:blip r:embed="rId5"/>
                     <a:stretch>
                       <a:fillRect/>
                     </a:stretch>
@@ -2638,7 +2642,7 @@
                     </pic:cNvPicPr>
                   </pic:nvPicPr>
                   <pic:blipFill>
-                    <a:blip r:embed="rId5"/>
+                    <a:blip r:embed="rId6"/>
                     <a:stretch>
                       <a:fillRect/>
                     </a:stretch>
@@ -2743,7 +2747,7 @@
                     </pic:cNvPicPr>
                   </pic:nvPicPr>
                   <pic:blipFill>
-                    <a:blip r:embed="rId6"/>
+                    <a:blip r:embed="rId7"/>
                     <a:stretch>
                       <a:fillRect/>
                     </a:stretch>
@@ -3009,7 +3013,7 @@
                     </pic:cNvPicPr>
                   </pic:nvPicPr>
                   <pic:blipFill>
-                    <a:blip r:embed="rId7"/>
+                    <a:blip r:embed="rId8"/>
                     <a:stretch>
                       <a:fillRect/>
                     </a:stretch>
@@ -3338,7 +3342,7 @@
       </w:r>
       <w:r>
         <w:rPr>
-          <w:rStyle w:val="user"/>
+          <w:rStyle w:val="Style8"/>
           <w:rFonts w:ascii="Times New Roman" w:hAnsi="Times New Roman"/>
           <w:b w:val="false"/>
           <w:i w:val="false"/>
@@ -3369,7 +3373,7 @@
       </w:r>
       <w:r>
         <w:rPr>
-          <w:rStyle w:val="user"/>
+          <w:rStyle w:val="Style8"/>
           <w:rFonts w:ascii="Times New Roman" w:hAnsi="Times New Roman"/>
           <w:b w:val="false"/>
           <w:i w:val="false"/>
@@ -3400,7 +3404,7 @@
       </w:r>
       <w:r>
         <w:rPr>
-          <w:rStyle w:val="user"/>
+          <w:rStyle w:val="Style8"/>
           <w:rFonts w:ascii="Times New Roman" w:hAnsi="Times New Roman"/>
           <w:b w:val="false"/>
           <w:i w:val="false"/>
@@ -3477,7 +3481,7 @@
       </w:r>
       <w:r>
         <w:rPr>
-          <w:rStyle w:val="user"/>
+          <w:rStyle w:val="Style8"/>
           <w:rFonts w:ascii="Times New Roman" w:hAnsi="Times New Roman"/>
           <w:b w:val="false"/>
           <w:i w:val="false"/>
@@ -3508,7 +3512,7 @@
       </w:r>
       <w:r>
         <w:rPr>
-          <w:rStyle w:val="user"/>
+          <w:rStyle w:val="Style8"/>
           <w:rFonts w:ascii="Times New Roman" w:hAnsi="Times New Roman"/>
           <w:b w:val="false"/>
           <w:i w:val="false"/>
@@ -3585,7 +3589,7 @@
       </w:r>
       <w:r>
         <w:rPr>
-          <w:rStyle w:val="user"/>
+          <w:rStyle w:val="Style8"/>
           <w:rFonts w:ascii="Times New Roman" w:hAnsi="Times New Roman"/>
           <w:b w:val="false"/>
           <w:i w:val="false"/>
@@ -3616,7 +3620,7 @@
       </w:r>
       <w:r>
         <w:rPr>
-          <w:rStyle w:val="user"/>
+          <w:rStyle w:val="Style8"/>
           <w:rFonts w:ascii="Times New Roman" w:hAnsi="Times New Roman"/>
           <w:b w:val="false"/>
           <w:i w:val="false"/>
@@ -3647,7 +3651,7 @@
       </w:r>
       <w:r>
         <w:rPr>
-          <w:rStyle w:val="user"/>
+          <w:rStyle w:val="Style8"/>
           <w:rFonts w:ascii="Times New Roman" w:hAnsi="Times New Roman"/>
           <w:b w:val="false"/>
           <w:i w:val="false"/>
@@ -3678,7 +3682,7 @@
       </w:r>
       <w:r>
         <w:rPr>
-          <w:rStyle w:val="user"/>
+          <w:rStyle w:val="Style8"/>
           <w:rFonts w:ascii="Times New Roman" w:hAnsi="Times New Roman"/>
           <w:b w:val="false"/>
           <w:i w:val="false"/>
@@ -3755,7 +3759,7 @@
       </w:r>
       <w:r>
         <w:rPr>
-          <w:rStyle w:val="user"/>
+          <w:rStyle w:val="Style8"/>
           <w:rFonts w:ascii="Times New Roman" w:hAnsi="Times New Roman"/>
           <w:b w:val="false"/>
           <w:i w:val="false"/>
@@ -3924,7 +3928,7 @@
       </w:r>
       <w:r>
         <w:rPr>
-          <w:rStyle w:val="user"/>
+          <w:rStyle w:val="Style8"/>
           <w:rFonts w:ascii="Times New Roman" w:hAnsi="Times New Roman"/>
           <w:b w:val="false"/>
           <w:i w:val="false"/>
@@ -3955,7 +3959,7 @@
       </w:r>
       <w:r>
         <w:rPr>
-          <w:rStyle w:val="user"/>
+          <w:rStyle w:val="Style8"/>
           <w:rFonts w:ascii="Times New Roman" w:hAnsi="Times New Roman"/>
           <w:b w:val="false"/>
           <w:i w:val="false"/>
@@ -3986,7 +3990,7 @@
       </w:r>
       <w:r>
         <w:rPr>
-          <w:rStyle w:val="user"/>
+          <w:rStyle w:val="Style8"/>
           <w:rFonts w:ascii="Times New Roman" w:hAnsi="Times New Roman"/>
           <w:b w:val="false"/>
           <w:i w:val="false"/>
@@ -4017,7 +4021,7 @@
       </w:r>
       <w:r>
         <w:rPr>
-          <w:rStyle w:val="user"/>
+          <w:rStyle w:val="Style8"/>
           <w:rFonts w:ascii="Times New Roman" w:hAnsi="Times New Roman"/>
           <w:b w:val="false"/>
           <w:i w:val="false"/>
@@ -4048,7 +4052,7 @@
       </w:r>
       <w:r>
         <w:rPr>
-          <w:rStyle w:val="user"/>
+          <w:rStyle w:val="Style8"/>
           <w:rFonts w:ascii="Times New Roman" w:hAnsi="Times New Roman"/>
           <w:b w:val="false"/>
           <w:i w:val="false"/>
@@ -4125,7 +4129,7 @@
       </w:r>
       <w:r>
         <w:rPr>
-          <w:rStyle w:val="user"/>
+          <w:rStyle w:val="Style8"/>
           <w:rFonts w:ascii="Times New Roman" w:hAnsi="Times New Roman"/>
           <w:b w:val="false"/>
           <w:i w:val="false"/>
@@ -4156,7 +4160,7 @@
       </w:r>
       <w:r>
         <w:rPr>
-          <w:rStyle w:val="user"/>
+          <w:rStyle w:val="Style8"/>
           <w:rFonts w:ascii="Times New Roman" w:hAnsi="Times New Roman"/>
           <w:b w:val="false"/>
           <w:i w:val="false"/>
@@ -4187,7 +4191,7 @@
       </w:r>
       <w:r>
         <w:rPr>
-          <w:rStyle w:val="user"/>
+          <w:rStyle w:val="Style8"/>
           <w:rFonts w:ascii="Times New Roman" w:hAnsi="Times New Roman"/>
           <w:b w:val="false"/>
           <w:i w:val="false"/>
@@ -4264,7 +4268,7 @@
       </w:r>
       <w:r>
         <w:rPr>
-          <w:rStyle w:val="user"/>
+          <w:rStyle w:val="Style8"/>
           <w:rFonts w:ascii="Times New Roman" w:hAnsi="Times New Roman"/>
           <w:b w:val="false"/>
           <w:i w:val="false"/>
@@ -4295,7 +4299,7 @@
       </w:r>
       <w:r>
         <w:rPr>
-          <w:rStyle w:val="user"/>
+          <w:rStyle w:val="Style8"/>
           <w:rFonts w:ascii="Times New Roman" w:hAnsi="Times New Roman"/>
           <w:b w:val="false"/>
           <w:i w:val="false"/>
@@ -4326,7 +4330,7 @@
       </w:r>
       <w:r>
         <w:rPr>
-          <w:rStyle w:val="user"/>
+          <w:rStyle w:val="Style8"/>
           <w:rFonts w:ascii="Times New Roman" w:hAnsi="Times New Roman"/>
           <w:b w:val="false"/>
           <w:i w:val="false"/>
@@ -4403,7 +4407,7 @@
       </w:r>
       <w:r>
         <w:rPr>
-          <w:rStyle w:val="user"/>
+          <w:rStyle w:val="Style8"/>
           <w:rFonts w:ascii="Times New Roman" w:hAnsi="Times New Roman"/>
           <w:b w:val="false"/>
           <w:i w:val="false"/>
@@ -4434,7 +4438,7 @@
       </w:r>
       <w:r>
         <w:rPr>
-          <w:rStyle w:val="user"/>
+          <w:rStyle w:val="Style8"/>
           <w:rFonts w:ascii="Times New Roman" w:hAnsi="Times New Roman"/>
           <w:b w:val="false"/>
           <w:i w:val="false"/>
@@ -4511,7 +4515,7 @@
       </w:r>
       <w:r>
         <w:rPr>
-          <w:rStyle w:val="user"/>
+          <w:rStyle w:val="Style8"/>
           <w:rFonts w:ascii="Times New Roman" w:hAnsi="Times New Roman"/>
           <w:b w:val="false"/>
           <w:i w:val="false"/>
@@ -4588,7 +4592,7 @@
       </w:r>
       <w:r>
         <w:rPr>
-          <w:rStyle w:val="user"/>
+          <w:rStyle w:val="Style8"/>
           <w:rFonts w:ascii="Times New Roman" w:hAnsi="Times New Roman"/>
           <w:b w:val="false"/>
           <w:i w:val="false"/>
@@ -4619,7 +4623,7 @@
       </w:r>
       <w:r>
         <w:rPr>
-          <w:rStyle w:val="user"/>
+          <w:rStyle w:val="Style8"/>
           <w:rFonts w:ascii="Times New Roman" w:hAnsi="Times New Roman"/>
           <w:b w:val="false"/>
           <w:i w:val="false"/>
@@ -4650,7 +4654,7 @@
       </w:r>
       <w:r>
         <w:rPr>
-          <w:rStyle w:val="user"/>
+          <w:rStyle w:val="Style8"/>
           <w:rFonts w:ascii="Times New Roman" w:hAnsi="Times New Roman"/>
           <w:b w:val="false"/>
           <w:i w:val="false"/>
@@ -4681,7 +4685,7 @@
       </w:r>
       <w:r>
         <w:rPr>
-          <w:rStyle w:val="user"/>
+          <w:rStyle w:val="Style8"/>
           <w:rFonts w:ascii="Times New Roman" w:hAnsi="Times New Roman"/>
           <w:b w:val="false"/>
           <w:i w:val="false"/>
@@ -4712,7 +4716,7 @@
       </w:r>
       <w:r>
         <w:rPr>
-          <w:rStyle w:val="user"/>
+          <w:rStyle w:val="Style8"/>
           <w:rFonts w:ascii="Times New Roman" w:hAnsi="Times New Roman"/>
           <w:b w:val="false"/>
           <w:i w:val="false"/>
@@ -4789,7 +4793,7 @@
       </w:r>
       <w:r>
         <w:rPr>
-          <w:rStyle w:val="user"/>
+          <w:rStyle w:val="Style8"/>
           <w:rFonts w:ascii="Times New Roman" w:hAnsi="Times New Roman"/>
           <w:b w:val="false"/>
           <w:i w:val="false"/>
@@ -4820,7 +4824,7 @@
       </w:r>
       <w:r>
         <w:rPr>
-          <w:rStyle w:val="user"/>
+          <w:rStyle w:val="Style8"/>
           <w:rFonts w:ascii="Times New Roman" w:hAnsi="Times New Roman"/>
           <w:b w:val="false"/>
           <w:i w:val="false"/>
@@ -4897,7 +4901,7 @@
       </w:r>
       <w:r>
         <w:rPr>
-          <w:rStyle w:val="user"/>
+          <w:rStyle w:val="Style8"/>
           <w:rFonts w:ascii="Times New Roman" w:hAnsi="Times New Roman"/>
           <w:b w:val="false"/>
           <w:i w:val="false"/>
@@ -4928,7 +4932,7 @@
       </w:r>
       <w:r>
         <w:rPr>
-          <w:rStyle w:val="user"/>
+          <w:rStyle w:val="Style8"/>
           <w:rFonts w:ascii="Times New Roman" w:hAnsi="Times New Roman"/>
           <w:b w:val="false"/>
           <w:i w:val="false"/>
@@ -5230,7 +5234,7 @@
       </w:r>
       <w:r>
         <w:rPr>
-          <w:rStyle w:val="user"/>
+          <w:rStyle w:val="Style8"/>
           <w:rFonts w:ascii="Times New Roman" w:hAnsi="Times New Roman"/>
           <w:b w:val="false"/>
           <w:i w:val="false"/>
@@ -5307,7 +5311,7 @@
       </w:r>
       <w:r>
         <w:rPr>
-          <w:rStyle w:val="user"/>
+          <w:rStyle w:val="Style8"/>
           <w:rFonts w:ascii="Times New Roman" w:hAnsi="Times New Roman"/>
           <w:b w:val="false"/>
           <w:i w:val="false"/>
@@ -5338,7 +5342,7 @@
       </w:r>
       <w:r>
         <w:rPr>
-          <w:rStyle w:val="user"/>
+          <w:rStyle w:val="Style8"/>
           <w:rFonts w:ascii="Times New Roman" w:hAnsi="Times New Roman"/>
           <w:b w:val="false"/>
           <w:i w:val="false"/>
@@ -5369,7 +5373,7 @@
       </w:r>
       <w:r>
         <w:rPr>
-          <w:rStyle w:val="user"/>
+          <w:rStyle w:val="Style8"/>
           <w:rFonts w:ascii="Times New Roman" w:hAnsi="Times New Roman"/>
           <w:b w:val="false"/>
           <w:i w:val="false"/>
@@ -5400,7 +5404,7 @@
       </w:r>
       <w:r>
         <w:rPr>
-          <w:rStyle w:val="user"/>
+          <w:rStyle w:val="Style8"/>
           <w:rFonts w:ascii="Times New Roman" w:hAnsi="Times New Roman"/>
           <w:b w:val="false"/>
           <w:i w:val="false"/>
@@ -5523,7 +5527,7 @@
       </w:r>
       <w:r>
         <w:rPr>
-          <w:rStyle w:val="user"/>
+          <w:rStyle w:val="Style8"/>
           <w:rFonts w:ascii="Times New Roman" w:hAnsi="Times New Roman"/>
           <w:b w:val="false"/>
           <w:i w:val="false"/>
@@ -5600,7 +5604,7 @@
       </w:r>
       <w:r>
         <w:rPr>
-          <w:rStyle w:val="user"/>
+          <w:rStyle w:val="Style8"/>
           <w:rFonts w:ascii="Times New Roman" w:hAnsi="Times New Roman"/>
           <w:b w:val="false"/>
           <w:i w:val="false"/>
@@ -5631,7 +5635,7 @@
       </w:r>
       <w:r>
         <w:rPr>
-          <w:rStyle w:val="user"/>
+          <w:rStyle w:val="Style8"/>
           <w:rFonts w:ascii="Times New Roman" w:hAnsi="Times New Roman"/>
           <w:b w:val="false"/>
           <w:i w:val="false"/>
@@ -5662,7 +5666,7 @@
       </w:r>
       <w:r>
         <w:rPr>
-          <w:rStyle w:val="user"/>
+          <w:rStyle w:val="Style8"/>
           <w:rFonts w:ascii="Times New Roman" w:hAnsi="Times New Roman"/>
           <w:b w:val="false"/>
           <w:i w:val="false"/>
@@ -5693,7 +5697,7 @@
       </w:r>
       <w:r>
         <w:rPr>
-          <w:rStyle w:val="user"/>
+          <w:rStyle w:val="Style8"/>
           <w:rFonts w:ascii="Times New Roman" w:hAnsi="Times New Roman"/>
           <w:b w:val="false"/>
           <w:i w:val="false"/>
@@ -5770,7 +5774,7 @@
       </w:r>
       <w:r>
         <w:rPr>
-          <w:rStyle w:val="user"/>
+          <w:rStyle w:val="Style8"/>
           <w:rFonts w:ascii="Times New Roman" w:hAnsi="Times New Roman"/>
           <w:b w:val="false"/>
           <w:i w:val="false"/>
@@ -5801,7 +5805,7 @@
       </w:r>
       <w:r>
         <w:rPr>
-          <w:rStyle w:val="user"/>
+          <w:rStyle w:val="Style8"/>
           <w:rFonts w:ascii="Times New Roman" w:hAnsi="Times New Roman"/>
           <w:b w:val="false"/>
           <w:i w:val="false"/>
@@ -5924,7 +5928,7 @@
       </w:r>
       <w:r>
         <w:rPr>
-          <w:rStyle w:val="user"/>
+          <w:rStyle w:val="Style8"/>
           <w:rFonts w:ascii="Times New Roman" w:hAnsi="Times New Roman"/>
           <w:b w:val="false"/>
           <w:i w:val="false"/>
@@ -5955,7 +5959,7 @@
       </w:r>
       <w:r>
         <w:rPr>
-          <w:rStyle w:val="user"/>
+          <w:rStyle w:val="Style8"/>
           <w:rFonts w:ascii="Times New Roman" w:hAnsi="Times New Roman"/>
           <w:b w:val="false"/>
           <w:i w:val="false"/>
@@ -5986,7 +5990,7 @@
       </w:r>
       <w:r>
         <w:rPr>
-          <w:rStyle w:val="user"/>
+          <w:rStyle w:val="Style8"/>
           <w:rFonts w:ascii="Times New Roman" w:hAnsi="Times New Roman"/>
           <w:b w:val="false"/>
           <w:i w:val="false"/>
@@ -6017,7 +6021,7 @@
       </w:r>
       <w:r>
         <w:rPr>
-          <w:rStyle w:val="user"/>
+          <w:rStyle w:val="Style8"/>
           <w:rFonts w:ascii="Times New Roman" w:hAnsi="Times New Roman"/>
           <w:b w:val="false"/>
           <w:i w:val="false"/>
@@ -6365,7 +6369,7 @@
       </w:r>
       <w:r>
         <w:rPr>
-          <w:rStyle w:val="user"/>
+          <w:rStyle w:val="Style8"/>
           <w:rFonts w:ascii="Times New Roman" w:hAnsi="Times New Roman"/>
           <w:b w:val="false"/>
           <w:i w:val="false"/>
@@ -6442,7 +6446,7 @@
       </w:r>
       <w:r>
         <w:rPr>
-          <w:rStyle w:val="user"/>
+          <w:rStyle w:val="Style8"/>
           <w:rFonts w:ascii="Times New Roman" w:hAnsi="Times New Roman"/>
           <w:b w:val="false"/>
           <w:i w:val="false"/>
@@ -6473,7 +6477,7 @@
       </w:r>
       <w:r>
         <w:rPr>
-          <w:rStyle w:val="user"/>
+          <w:rStyle w:val="Style8"/>
           <w:rFonts w:ascii="Times New Roman" w:hAnsi="Times New Roman"/>
           <w:b w:val="false"/>
           <w:i w:val="false"/>
@@ -6550,7 +6554,7 @@
       </w:r>
       <w:r>
         <w:rPr>
-          <w:rStyle w:val="user"/>
+          <w:rStyle w:val="Style8"/>
           <w:rFonts w:ascii="Times New Roman" w:hAnsi="Times New Roman"/>
           <w:b w:val="false"/>
           <w:i w:val="false"/>
@@ -6581,7 +6585,7 @@
       </w:r>
       <w:r>
         <w:rPr>
-          <w:rStyle w:val="user"/>
+          <w:rStyle w:val="Style8"/>
           <w:rFonts w:ascii="Times New Roman" w:hAnsi="Times New Roman"/>
           <w:b w:val="false"/>
           <w:i w:val="false"/>
@@ -6658,7 +6662,7 @@
       </w:r>
       <w:r>
         <w:rPr>
-          <w:rStyle w:val="user"/>
+          <w:rStyle w:val="Style8"/>
           <w:rFonts w:ascii="Times New Roman" w:hAnsi="Times New Roman"/>
           <w:b w:val="false"/>
           <w:i w:val="false"/>
@@ -6735,7 +6739,7 @@
       </w:r>
       <w:r>
         <w:rPr>
-          <w:rStyle w:val="user"/>
+          <w:rStyle w:val="Style8"/>
           <w:rFonts w:ascii="Times New Roman" w:hAnsi="Times New Roman"/>
           <w:b w:val="false"/>
           <w:i w:val="false"/>
@@ -6766,7 +6770,7 @@
       </w:r>
       <w:r>
         <w:rPr>
-          <w:rStyle w:val="user"/>
+          <w:rStyle w:val="Style8"/>
           <w:rFonts w:ascii="Times New Roman" w:hAnsi="Times New Roman"/>
           <w:b w:val="false"/>
           <w:i w:val="false"/>
@@ -6797,7 +6801,7 @@
       </w:r>
       <w:r>
         <w:rPr>
-          <w:rStyle w:val="user"/>
+          <w:rStyle w:val="Style8"/>
           <w:rFonts w:ascii="Times New Roman" w:hAnsi="Times New Roman"/>
           <w:b w:val="false"/>
           <w:i w:val="false"/>
@@ -6828,7 +6832,7 @@
       </w:r>
       <w:r>
         <w:rPr>
-          <w:rStyle w:val="user"/>
+          <w:rStyle w:val="Style8"/>
           <w:rFonts w:ascii="Times New Roman" w:hAnsi="Times New Roman"/>
           <w:b w:val="false"/>
           <w:i w:val="false"/>
@@ -6905,7 +6909,7 @@
       </w:r>
       <w:r>
         <w:rPr>
-          <w:rStyle w:val="user"/>
+          <w:rStyle w:val="Style8"/>
           <w:rFonts w:ascii="Times New Roman" w:hAnsi="Times New Roman"/>
           <w:b w:val="false"/>
           <w:i w:val="false"/>
@@ -6936,7 +6940,7 @@
       </w:r>
       <w:r>
         <w:rPr>
-          <w:rStyle w:val="user"/>
+          <w:rStyle w:val="Style8"/>
           <w:rFonts w:ascii="Times New Roman" w:hAnsi="Times New Roman"/>
           <w:b w:val="false"/>
           <w:i w:val="false"/>
@@ -7484,7 +7488,7 @@
       </w:r>
       <w:r>
         <w:rPr>
-          <w:rStyle w:val="user"/>
+          <w:rStyle w:val="Style8"/>
           <w:rFonts w:ascii="Times New Roman" w:hAnsi="Times New Roman"/>
           <w:b w:val="false"/>
           <w:i w:val="false"/>
@@ -7515,7 +7519,7 @@
       </w:r>
       <w:r>
         <w:rPr>
-          <w:rStyle w:val="user"/>
+          <w:rStyle w:val="Style8"/>
           <w:rFonts w:ascii="Times New Roman" w:hAnsi="Times New Roman"/>
           <w:b w:val="false"/>
           <w:i w:val="false"/>
@@ -7546,7 +7550,7 @@
       </w:r>
       <w:r>
         <w:rPr>
-          <w:rStyle w:val="user"/>
+          <w:rStyle w:val="Style8"/>
           <w:rFonts w:ascii="Times New Roman" w:hAnsi="Times New Roman"/>
           <w:b w:val="false"/>
           <w:i w:val="false"/>
@@ -7577,7 +7581,7 @@
       </w:r>
       <w:r>
         <w:rPr>
-          <w:rStyle w:val="user"/>
+          <w:rStyle w:val="Style8"/>
           <w:rFonts w:ascii="Times New Roman" w:hAnsi="Times New Roman"/>
           <w:b w:val="false"/>
           <w:i w:val="false"/>
@@ -7608,7 +7612,7 @@
       </w:r>
       <w:r>
         <w:rPr>
-          <w:rStyle w:val="user"/>
+          <w:rStyle w:val="Style8"/>
           <w:rFonts w:ascii="Times New Roman" w:hAnsi="Times New Roman"/>
           <w:b w:val="false"/>
           <w:i w:val="false"/>
@@ -7884,7 +7888,7 @@
       </w:r>
       <w:r>
         <w:rPr>
-          <w:rStyle w:val="user"/>
+          <w:rStyle w:val="Style8"/>
           <w:rFonts w:ascii="Times New Roman" w:hAnsi="Times New Roman"/>
           <w:b w:val="false"/>
           <w:i w:val="false"/>
@@ -7917,7 +7921,7 @@
       </w:r>
       <w:r>
         <w:rPr>
-          <w:rStyle w:val="user"/>
+          <w:rStyle w:val="Style8"/>
           <w:rFonts w:ascii="Times New Roman" w:hAnsi="Times New Roman"/>
           <w:b w:val="false"/>
           <w:i w:val="false"/>
@@ -7950,7 +7954,7 @@
       </w:r>
       <w:r>
         <w:rPr>
-          <w:rStyle w:val="user"/>
+          <w:rStyle w:val="Style8"/>
           <w:rFonts w:ascii="Times New Roman" w:hAnsi="Times New Roman"/>
           <w:b w:val="false"/>
           <w:i w:val="false"/>
@@ -7983,7 +7987,7 @@
       </w:r>
       <w:r>
         <w:rPr>
-          <w:rStyle w:val="user"/>
+          <w:rStyle w:val="Style8"/>
           <w:rFonts w:ascii="Times New Roman" w:hAnsi="Times New Roman"/>
           <w:b w:val="false"/>
           <w:i w:val="false"/>
@@ -8016,7 +8020,7 @@
       </w:r>
       <w:r>
         <w:rPr>
-          <w:rStyle w:val="user"/>
+          <w:rStyle w:val="Style8"/>
           <w:rFonts w:ascii="Times New Roman" w:hAnsi="Times New Roman"/>
           <w:b w:val="false"/>
           <w:i w:val="false"/>
@@ -8098,7 +8102,7 @@
       </w:r>
       <w:r>
         <w:rPr>
-          <w:rStyle w:val="user"/>
+          <w:rStyle w:val="Style8"/>
           <w:rFonts w:ascii="Times New Roman" w:hAnsi="Times New Roman"/>
           <w:b w:val="false"/>
           <w:i w:val="false"/>
@@ -8131,7 +8135,7 @@
       </w:r>
       <w:r>
         <w:rPr>
-          <w:rStyle w:val="user"/>
+          <w:rStyle w:val="Style8"/>
           <w:rFonts w:ascii="Times New Roman" w:hAnsi="Times New Roman"/>
           <w:b w:val="false"/>
           <w:i w:val="false"/>
@@ -9080,8 +9084,8 @@
       <w:u w:val="single"/>
     </w:rPr>
   </w:style>
-  <w:style w:type="character" w:styleId="user">
-    <w:name w:val="Исходный текст (user)"/>
+  <w:style w:type="character" w:styleId="Style8">
+    <w:name w:val="Исходный текст"/>
     <w:qFormat/>
     <w:rPr>
       <w:rFonts w:ascii="Courier New" w:hAnsi="Courier New" w:eastAsia="Courier New" w:cs="Courier New"/>
@@ -9095,12 +9099,12 @@
       <w:bCs/>
     </w:rPr>
   </w:style>
-  <w:style w:type="character" w:styleId="user1">
-    <w:name w:val="Ссылка указателя (user)"/>
+  <w:style w:type="character" w:styleId="Style9">
+    <w:name w:val="Ссылка указателя"/>
     <w:qFormat/>
     <w:rPr/>
   </w:style>
-  <w:style w:type="paragraph" w:styleId="Style8">
+  <w:style w:type="paragraph" w:styleId="Style10">
     <w:name w:val="Заголовок"/>
     <w:basedOn w:val="Normal"/>
     <w:next w:val="BodyText"/>
@@ -9147,7 +9151,7 @@
       <w:szCs w:val="24"/>
     </w:rPr>
   </w:style>
-  <w:style w:type="paragraph" w:styleId="Style9">
+  <w:style w:type="paragraph" w:styleId="Style11">
     <w:name w:val="Указатель"/>
     <w:basedOn w:val="Normal"/>
     <w:qFormat/>
@@ -9158,7 +9162,7 @@
       <w:rFonts w:cs="Arial"/>
     </w:rPr>
   </w:style>
-  <w:style w:type="paragraph" w:styleId="user2">
+  <w:style w:type="paragraph" w:styleId="user">
     <w:name w:val="Заголовок (user)"/>
     <w:basedOn w:val="Normal"/>
     <w:next w:val="BodyText"/>
@@ -9173,7 +9177,7 @@
       <w:szCs w:val="28"/>
     </w:rPr>
   </w:style>
-  <w:style w:type="paragraph" w:styleId="user3">
+  <w:style w:type="paragraph" w:styleId="user1">
     <w:name w:val="Указатель (user)"/>
     <w:basedOn w:val="Normal"/>
     <w:qFormat/>
@@ -9326,7 +9330,7 @@
   </w:style>
   <w:style w:type="paragraph" w:styleId="IndexHeading">
     <w:name w:val="index heading"/>
-    <w:basedOn w:val="user2"/>
+    <w:basedOn w:val="Style10"/>
     <w:pPr>
       <w:suppressLineNumbers/>
       <w:ind w:hanging="0" w:start="0"/>
@@ -9355,7 +9359,7 @@
   </w:style>
   <w:style w:type="paragraph" w:styleId="TOC6">
     <w:name w:val="toc 6"/>
-    <w:basedOn w:val="user3"/>
+    <w:basedOn w:val="Style11"/>
     <w:pPr>
       <w:tabs>
         <w:tab w:val="clear" w:pos="708"/>
@@ -9376,8 +9380,8 @@
       <w:rFonts w:ascii="Times New Roman" w:hAnsi="Times New Roman"/>
     </w:rPr>
   </w:style>
-  <w:style w:type="numbering" w:styleId="user4" w:default="1">
-    <w:name w:val="Без списка (user)"/>
+  <w:style w:type="numbering" w:styleId="Style12" w:default="1">
+    <w:name w:val="Без списка"/>
     <w:uiPriority w:val="99"/>
     <w:semiHidden/>
     <w:unhideWhenUsed/>

--- a/Files_Хамидов_Ю.Ш.-2-МД-20/ТЗ_Хамидов_Ю.Ш.-2-МД-20.docx
+++ b/Files_Хамидов_Ю.Ш.-2-МД-20/ТЗ_Хамидов_Ю.Ш.-2-МД-20.docx
@@ -656,9 +656,9 @@
       <w:sdtContent>
         <w:p>
           <w:pPr>
-            <w:pStyle w:val="123"/>
+            <w:pStyle w:val="TOC1"/>
             <w:tabs>
-              <w:tab w:val="clear" w:pos="708"/>
+              <w:tab w:val="clear" w:pos="9355"/>
               <w:tab w:val="right" w:pos="9354" w:leader="dot"/>
             </w:tabs>
             <w:rPr/>
@@ -668,365 +668,285 @@
           </w:r>
           <w:r>
             <w:rPr>
-              <w:rStyle w:val="Style9"/>
-              <w:b w:val="false"/>
-              <w:bCs w:val="false"/>
-              <w:spacing w:val="0"/>
-              <w:sz w:val="28"/>
-              <w:szCs w:val="28"/>
+              <w:rStyle w:val="Style8"/>
             </w:rPr>
             <w:instrText xml:space="preserve"> TOC \f \t "111,1,123,1,222,2" \h</w:instrText>
           </w:r>
           <w:r>
             <w:rPr>
-              <w:rStyle w:val="Style9"/>
-              <w:b w:val="false"/>
-              <w:bCs w:val="false"/>
-              <w:spacing w:val="0"/>
-              <w:sz w:val="28"/>
-              <w:szCs w:val="28"/>
+              <w:rStyle w:val="Style8"/>
             </w:rPr>
             <w:fldChar w:fldCharType="separate"/>
           </w:r>
-          <w:r>
-            <w:rPr>
-              <w:rStyle w:val="Style9"/>
-              <w:b w:val="false"/>
-              <w:bCs w:val="false"/>
-              <w:spacing w:val="0"/>
-              <w:sz w:val="28"/>
-              <w:szCs w:val="28"/>
-            </w:rPr>
-            <w:t>ВВЕДЕНИЕ</w:t>
-          </w:r>
-          <w:r>
-            <w:rPr>
-              <w:b w:val="false"/>
-              <w:bCs w:val="false"/>
-              <w:spacing w:val="0"/>
-              <w:sz w:val="28"/>
-              <w:szCs w:val="28"/>
-            </w:rPr>
-            <w:tab/>
-            <w:t>3</w:t>
-          </w:r>
+          <w:hyperlink w:anchor="__RefHeading___Toc2287_1896026690" w:tooltip="ВВЕДЕНИЕ">
+            <w:r>
+              <w:rPr>
+                <w:rStyle w:val="Style8"/>
+              </w:rPr>
+              <w:t>ВВЕДЕНИЕ</w:t>
+              <w:tab/>
+              <w:t>3</w:t>
+            </w:r>
+          </w:hyperlink>
         </w:p>
         <w:p>
           <w:pPr>
-            <w:pStyle w:val="123"/>
+            <w:pStyle w:val="TOC1"/>
             <w:tabs>
-              <w:tab w:val="clear" w:pos="708"/>
+              <w:tab w:val="clear" w:pos="9355"/>
               <w:tab w:val="right" w:pos="9354" w:leader="dot"/>
             </w:tabs>
             <w:rPr/>
           </w:pPr>
-          <w:r>
-            <w:rPr>
-              <w:b w:val="false"/>
-              <w:bCs w:val="false"/>
-              <w:spacing w:val="0"/>
-              <w:sz w:val="28"/>
-              <w:szCs w:val="28"/>
-            </w:rPr>
-            <w:t xml:space="preserve"> </w:t>
-          </w:r>
-          <w:r>
-            <w:rPr>
-              <w:b w:val="false"/>
-              <w:bCs w:val="false"/>
-              <w:spacing w:val="0"/>
-              <w:sz w:val="28"/>
-              <w:szCs w:val="28"/>
-            </w:rPr>
-            <w:t>1 МУДБОРД</w:t>
-            <w:tab/>
-            <w:t>4</w:t>
-          </w:r>
+          <w:hyperlink w:anchor="__RefHeading___Toc2289_1896026690" w:tooltip=" 1 МУДБОРД">
+            <w:r>
+              <w:rPr>
+                <w:rStyle w:val="Style8"/>
+              </w:rPr>
+              <w:t xml:space="preserve"> </w:t>
+            </w:r>
+            <w:r>
+              <w:rPr>
+                <w:rStyle w:val="Style8"/>
+              </w:rPr>
+              <w:t>1 МУДБОРД</w:t>
+              <w:tab/>
+              <w:t>4</w:t>
+            </w:r>
+          </w:hyperlink>
         </w:p>
         <w:p>
           <w:pPr>
-            <w:pStyle w:val="123"/>
+            <w:pStyle w:val="TOC1"/>
             <w:tabs>
-              <w:tab w:val="clear" w:pos="708"/>
+              <w:tab w:val="clear" w:pos="9355"/>
               <w:tab w:val="right" w:pos="9354" w:leader="dot"/>
             </w:tabs>
             <w:rPr/>
           </w:pPr>
-          <w:r>
-            <w:rPr>
-              <w:b w:val="false"/>
-              <w:bCs w:val="false"/>
-              <w:spacing w:val="0"/>
-              <w:sz w:val="28"/>
-              <w:szCs w:val="28"/>
-            </w:rPr>
-            <w:t xml:space="preserve"> </w:t>
-          </w:r>
-          <w:r>
-            <w:rPr>
-              <w:b w:val="false"/>
-              <w:bCs w:val="false"/>
-              <w:spacing w:val="0"/>
-              <w:sz w:val="28"/>
-              <w:szCs w:val="28"/>
-            </w:rPr>
-            <w:t>2 Общая информация о проекте</w:t>
-            <w:tab/>
-            <w:t>5</w:t>
-          </w:r>
+          <w:hyperlink w:anchor="__RefHeading___Toc4224_1896026690" w:tooltip=" 2 Общая информация о проекте">
+            <w:r>
+              <w:rPr>
+                <w:rStyle w:val="Style8"/>
+              </w:rPr>
+              <w:t xml:space="preserve"> </w:t>
+            </w:r>
+            <w:r>
+              <w:rPr>
+                <w:rStyle w:val="Style8"/>
+              </w:rPr>
+              <w:t>2 Общая информация о проекте</w:t>
+              <w:tab/>
+              <w:t>5</w:t>
+            </w:r>
+          </w:hyperlink>
         </w:p>
         <w:p>
           <w:pPr>
-            <w:pStyle w:val="222"/>
+            <w:pStyle w:val="TOC2"/>
             <w:tabs>
-              <w:tab w:val="clear" w:pos="708"/>
+              <w:tab w:val="clear" w:pos="9072"/>
               <w:tab w:val="right" w:pos="9354" w:leader="dot"/>
             </w:tabs>
             <w:rPr/>
           </w:pPr>
-          <w:r>
-            <w:rPr>
-              <w:rFonts w:ascii="Times New Roman" w:hAnsi="Times New Roman"/>
-              <w:b w:val="false"/>
-              <w:bCs w:val="false"/>
-              <w:spacing w:val="0"/>
-              <w:sz w:val="28"/>
-              <w:szCs w:val="28"/>
-            </w:rPr>
-            <w:t xml:space="preserve"> </w:t>
-          </w:r>
-          <w:r>
-            <w:rPr>
-              <w:rFonts w:ascii="Times New Roman" w:hAnsi="Times New Roman"/>
-              <w:b w:val="false"/>
-              <w:bCs w:val="false"/>
-              <w:spacing w:val="0"/>
-              <w:sz w:val="28"/>
-              <w:szCs w:val="28"/>
-            </w:rPr>
-            <w:t>2.1 Цветовая палитра</w:t>
-            <w:tab/>
-            <w:t>10</w:t>
-          </w:r>
+          <w:hyperlink w:anchor="__RefHeading___Toc2291_1896026690" w:tooltip=" 2.1 Цветовая палитра">
+            <w:r>
+              <w:rPr>
+                <w:rStyle w:val="Style8"/>
+              </w:rPr>
+              <w:t xml:space="preserve"> </w:t>
+            </w:r>
+            <w:r>
+              <w:rPr>
+                <w:rStyle w:val="Style8"/>
+              </w:rPr>
+              <w:t>2.1 Цветовая палитра</w:t>
+              <w:tab/>
+              <w:t>10</w:t>
+            </w:r>
+          </w:hyperlink>
         </w:p>
         <w:p>
           <w:pPr>
-            <w:pStyle w:val="123"/>
+            <w:pStyle w:val="TOC1"/>
             <w:tabs>
-              <w:tab w:val="clear" w:pos="708"/>
+              <w:tab w:val="clear" w:pos="9355"/>
               <w:tab w:val="right" w:pos="9354" w:leader="dot"/>
             </w:tabs>
             <w:rPr/>
           </w:pPr>
-          <w:r>
-            <w:rPr>
-              <w:b w:val="false"/>
-              <w:bCs w:val="false"/>
-              <w:spacing w:val="0"/>
-              <w:sz w:val="28"/>
-              <w:szCs w:val="28"/>
-            </w:rPr>
-            <w:t xml:space="preserve"> </w:t>
-          </w:r>
-          <w:r>
-            <w:rPr>
-              <w:b w:val="false"/>
-              <w:bCs w:val="false"/>
-              <w:spacing w:val="0"/>
-              <w:sz w:val="28"/>
-              <w:szCs w:val="28"/>
-            </w:rPr>
-            <w:t>3 Алгоритм действий пользователя (как воспользоваться услугой)</w:t>
-            <w:tab/>
-            <w:t>12</w:t>
-          </w:r>
+          <w:hyperlink w:anchor="__RefHeading___Toc4218_1896026690" w:tooltip=" 3 Алгоритм действий пользователя">
+            <w:r>
+              <w:rPr>
+                <w:rStyle w:val="Style8"/>
+              </w:rPr>
+              <w:t xml:space="preserve"> </w:t>
+            </w:r>
+            <w:r>
+              <w:rPr>
+                <w:rStyle w:val="Style8"/>
+              </w:rPr>
+              <w:t>3 Алгоритм действий пользователя</w:t>
+              <w:tab/>
+              <w:t>12</w:t>
+            </w:r>
+          </w:hyperlink>
         </w:p>
         <w:p>
           <w:pPr>
-            <w:pStyle w:val="123"/>
+            <w:pStyle w:val="TOC1"/>
             <w:tabs>
-              <w:tab w:val="clear" w:pos="708"/>
+              <w:tab w:val="clear" w:pos="9355"/>
               <w:tab w:val="right" w:pos="9354" w:leader="dot"/>
             </w:tabs>
             <w:rPr/>
           </w:pPr>
-          <w:r>
-            <w:rPr>
-              <w:b w:val="false"/>
-              <w:bCs w:val="false"/>
-              <w:spacing w:val="0"/>
-              <w:sz w:val="28"/>
-              <w:szCs w:val="28"/>
-            </w:rPr>
-            <w:t xml:space="preserve"> </w:t>
-          </w:r>
-          <w:r>
-            <w:rPr>
-              <w:b w:val="false"/>
-              <w:bCs w:val="false"/>
-              <w:spacing w:val="0"/>
-              <w:sz w:val="28"/>
-              <w:szCs w:val="28"/>
-            </w:rPr>
-            <w:t>4 Общая структура веб-сайта</w:t>
-            <w:tab/>
-            <w:t>13</w:t>
-          </w:r>
+          <w:hyperlink w:anchor="__RefHeading___Toc4222_1896026690" w:tooltip=" 4 Общая структура веб-сайта">
+            <w:r>
+              <w:rPr>
+                <w:rStyle w:val="Style8"/>
+              </w:rPr>
+              <w:t xml:space="preserve"> </w:t>
+            </w:r>
+            <w:r>
+              <w:rPr>
+                <w:rStyle w:val="Style8"/>
+              </w:rPr>
+              <w:t>4 Общая структура веб-сайта</w:t>
+              <w:tab/>
+              <w:t>13</w:t>
+            </w:r>
+          </w:hyperlink>
         </w:p>
         <w:p>
           <w:pPr>
-            <w:pStyle w:val="123"/>
+            <w:pStyle w:val="TOC1"/>
             <w:tabs>
-              <w:tab w:val="clear" w:pos="708"/>
+              <w:tab w:val="clear" w:pos="9355"/>
               <w:tab w:val="right" w:pos="9354" w:leader="dot"/>
             </w:tabs>
             <w:rPr/>
           </w:pPr>
-          <w:r>
-            <w:rPr>
-              <w:b w:val="false"/>
-              <w:bCs w:val="false"/>
-              <w:spacing w:val="0"/>
-              <w:sz w:val="28"/>
-              <w:szCs w:val="28"/>
-            </w:rPr>
-            <w:t xml:space="preserve"> </w:t>
-          </w:r>
-          <w:r>
-            <w:rPr>
-              <w:b w:val="false"/>
-              <w:bCs w:val="false"/>
-              <w:spacing w:val="0"/>
-              <w:sz w:val="28"/>
-              <w:szCs w:val="28"/>
-            </w:rPr>
-            <w:t>5 Описание страниц</w:t>
-            <w:tab/>
-            <w:t>14</w:t>
-          </w:r>
+          <w:hyperlink w:anchor="__RefHeading___Toc4220_1896026690" w:tooltip=" 5 Описание страниц">
+            <w:r>
+              <w:rPr>
+                <w:rStyle w:val="Style8"/>
+              </w:rPr>
+              <w:t xml:space="preserve"> </w:t>
+            </w:r>
+            <w:r>
+              <w:rPr>
+                <w:rStyle w:val="Style8"/>
+              </w:rPr>
+              <w:t>5 Описание страниц</w:t>
+              <w:tab/>
+              <w:t>14</w:t>
+            </w:r>
+          </w:hyperlink>
         </w:p>
         <w:p>
           <w:pPr>
-            <w:pStyle w:val="222"/>
+            <w:pStyle w:val="TOC2"/>
             <w:tabs>
-              <w:tab w:val="clear" w:pos="708"/>
+              <w:tab w:val="clear" w:pos="9072"/>
               <w:tab w:val="right" w:pos="9354" w:leader="dot"/>
             </w:tabs>
             <w:rPr/>
           </w:pPr>
-          <w:r>
-            <w:rPr>
-              <w:rFonts w:ascii="Times New Roman" w:hAnsi="Times New Roman"/>
-              <w:b w:val="false"/>
-              <w:bCs w:val="false"/>
-              <w:spacing w:val="0"/>
-              <w:sz w:val="28"/>
-              <w:szCs w:val="28"/>
-            </w:rPr>
-            <w:t>5.1. Главная страница (index.html)</w:t>
-            <w:tab/>
-            <w:t>14</w:t>
-          </w:r>
+          <w:hyperlink w:anchor="__RefHeading___Toc4234_1896026690" w:tooltip="5.1. Главная страница (index.html)">
+            <w:r>
+              <w:rPr>
+                <w:rStyle w:val="Style8"/>
+              </w:rPr>
+              <w:t>5.1. Главная страница (index.html)</w:t>
+              <w:tab/>
+              <w:t>14</w:t>
+            </w:r>
+          </w:hyperlink>
         </w:p>
         <w:p>
           <w:pPr>
-            <w:pStyle w:val="222"/>
+            <w:pStyle w:val="TOC2"/>
             <w:tabs>
-              <w:tab w:val="clear" w:pos="708"/>
+              <w:tab w:val="clear" w:pos="9072"/>
               <w:tab w:val="right" w:pos="9354" w:leader="dot"/>
             </w:tabs>
             <w:rPr/>
           </w:pPr>
-          <w:r>
-            <w:rPr>
-              <w:rFonts w:ascii="Times New Roman" w:hAnsi="Times New Roman"/>
-              <w:b w:val="false"/>
-              <w:bCs w:val="false"/>
-              <w:spacing w:val="0"/>
-              <w:sz w:val="28"/>
-              <w:szCs w:val="28"/>
-            </w:rPr>
-            <w:t>5.2. Страница «Тарифы» (tariffs.html)</w:t>
-            <w:tab/>
-            <w:t>17</w:t>
-          </w:r>
+          <w:hyperlink w:anchor="__RefHeading___Toc4232_1896026690" w:tooltip="5.2. Страница «Тарифы» (tariffs.html)">
+            <w:r>
+              <w:rPr>
+                <w:rStyle w:val="Style8"/>
+              </w:rPr>
+              <w:t>5.2. Страница «Тарифы» (tariffs.html)</w:t>
+              <w:tab/>
+              <w:t>16</w:t>
+            </w:r>
+          </w:hyperlink>
         </w:p>
         <w:p>
           <w:pPr>
-            <w:pStyle w:val="222"/>
+            <w:pStyle w:val="TOC2"/>
             <w:tabs>
-              <w:tab w:val="clear" w:pos="708"/>
+              <w:tab w:val="clear" w:pos="9072"/>
               <w:tab w:val="right" w:pos="9354" w:leader="dot"/>
             </w:tabs>
             <w:rPr/>
           </w:pPr>
-          <w:r>
-            <w:rPr>
-              <w:rFonts w:ascii="Times New Roman" w:hAnsi="Times New Roman"/>
-              <w:b w:val="false"/>
-              <w:bCs w:val="false"/>
-              <w:spacing w:val="0"/>
-              <w:sz w:val="28"/>
-              <w:szCs w:val="28"/>
-            </w:rPr>
-            <w:t>5.3. Страница «Покрытие» (coverage.html)</w:t>
-            <w:tab/>
-            <w:t>19</w:t>
-          </w:r>
+          <w:hyperlink w:anchor="__RefHeading___Toc4230_1896026690" w:tooltip="5.3. Страница «Покрытие» (coverage.html)">
+            <w:r>
+              <w:rPr>
+                <w:rStyle w:val="Style8"/>
+              </w:rPr>
+              <w:t>5.3. Страница «Покрытие» (coverage.html)</w:t>
+              <w:tab/>
+              <w:t>18</w:t>
+            </w:r>
+          </w:hyperlink>
         </w:p>
         <w:p>
           <w:pPr>
-            <w:pStyle w:val="222"/>
+            <w:pStyle w:val="TOC2"/>
             <w:tabs>
-              <w:tab w:val="clear" w:pos="708"/>
+              <w:tab w:val="clear" w:pos="9072"/>
               <w:tab w:val="right" w:pos="9354" w:leader="dot"/>
             </w:tabs>
             <w:rPr/>
           </w:pPr>
-          <w:r>
-            <w:rPr>
-              <w:rFonts w:ascii="Times New Roman" w:hAnsi="Times New Roman"/>
-              <w:b w:val="false"/>
-              <w:bCs w:val="false"/>
-              <w:spacing w:val="0"/>
-              <w:sz w:val="28"/>
-              <w:szCs w:val="28"/>
-            </w:rPr>
-            <w:t>5.4. Страница «Подключение» (connect.html)</w:t>
-            <w:tab/>
-            <w:t>20</w:t>
-          </w:r>
+          <w:hyperlink w:anchor="__RefHeading___Toc4228_1896026690" w:tooltip="5.4. Страница «Подключение» (connect.html)">
+            <w:r>
+              <w:rPr>
+                <w:rStyle w:val="Style8"/>
+              </w:rPr>
+              <w:t>5.4. Страница «Подключение» (connect.html)</w:t>
+              <w:tab/>
+              <w:t>20</w:t>
+            </w:r>
+          </w:hyperlink>
         </w:p>
         <w:p>
           <w:pPr>
-            <w:pStyle w:val="222"/>
+            <w:pStyle w:val="TOC2"/>
             <w:tabs>
-              <w:tab w:val="clear" w:pos="708"/>
+              <w:tab w:val="clear" w:pos="9072"/>
               <w:tab w:val="right" w:pos="9354" w:leader="dot"/>
             </w:tabs>
             <w:rPr/>
           </w:pPr>
+          <w:hyperlink w:anchor="__RefHeading___Toc4226_1896026690" w:tooltip="5.5. Страница «Подтверждение» (success.html)">
+            <w:r>
+              <w:rPr>
+                <w:rStyle w:val="Style8"/>
+              </w:rPr>
+              <w:t>5.5. Страница «Подтверждение» (success.html)</w:t>
+              <w:tab/>
+              <w:t>21</w:t>
+            </w:r>
+          </w:hyperlink>
           <w:r>
             <w:rPr>
-              <w:rFonts w:ascii="Times New Roman" w:hAnsi="Times New Roman"/>
-              <w:b w:val="false"/>
-              <w:bCs w:val="false"/>
-              <w:spacing w:val="0"/>
-              <w:sz w:val="28"/>
-              <w:szCs w:val="28"/>
-            </w:rPr>
-            <w:t>5.5. Страница «Подтверждение» (success.html)</w:t>
-            <w:tab/>
-            <w:t>22</w:t>
-          </w:r>
-          <w:r>
-            <w:rPr>
-              <w:rFonts w:ascii="Times New Roman" w:hAnsi="Times New Roman"/>
-              <w:b w:val="false"/>
-              <w:bCs w:val="false"/>
-              <w:spacing w:val="0"/>
-              <w:sz w:val="28"/>
-              <w:szCs w:val="28"/>
+              <w:rStyle w:val="Style8"/>
             </w:rPr>
             <w:fldChar w:fldCharType="end"/>
           </w:r>
@@ -2848,7 +2768,7 @@
           <w:spacing w:val="0"/>
         </w:rPr>
         <w:tab/>
-        <w:t>3 Алгоритм действий пользователя (как воспользоваться услугой)</w:t>
+        <w:t>3 Алгоритм действий пользователя</w:t>
       </w:r>
     </w:p>
     <w:p>
@@ -3292,7 +3212,7 @@
           <w:szCs w:val="28"/>
           <w:shd w:fill="auto" w:val="clear"/>
         </w:rPr>
-        <w:t xml:space="preserve"> Фон — глубокий синий (#1A2C4E). Высота автоматическая, зависит от содержимого. Элементы расположены в горизонтальном flex-контейнере, выравнивание по центру, отступы слева и справа по 75px.</w:t>
+        <w:t xml:space="preserve"> Фон — глубокий синий (#1A2C4E). Высота автоматическая, зависит от содержимого. Элементы расположены в горизонтальном контейнере, выравнивание по центру, отступы слева и справа по 75px.</w:t>
       </w:r>
     </w:p>
     <w:p>
@@ -3342,7 +3262,7 @@
       </w:r>
       <w:r>
         <w:rPr>
-          <w:rStyle w:val="Style8"/>
+          <w:rStyle w:val="user"/>
           <w:rFonts w:ascii="Times New Roman" w:hAnsi="Times New Roman"/>
           <w:b w:val="false"/>
           <w:i w:val="false"/>
@@ -3369,69 +3289,69 @@
           <w:szCs w:val="28"/>
           <w:shd w:fill="auto" w:val="clear"/>
         </w:rPr>
-        <w:t xml:space="preserve">. Расположен в левом верхнем углу. Размер 75×72px. Форма круглая (border-radius: 50%). Тень: </w:t>
-      </w:r>
-      <w:r>
-        <w:rPr>
-          <w:rStyle w:val="Style8"/>
-          <w:rFonts w:ascii="Times New Roman" w:hAnsi="Times New Roman"/>
-          <w:b w:val="false"/>
-          <w:i w:val="false"/>
-          <w:caps w:val="false"/>
-          <w:smallCaps w:val="false"/>
-          <w:color w:val="000000"/>
-          <w:spacing w:val="0"/>
-          <w:sz w:val="28"/>
-          <w:szCs w:val="28"/>
-          <w:shd w:fill="auto" w:val="clear"/>
-        </w:rPr>
-        <w:t>box-shadow: 0px 0px 10px rgba(0, 0, 0, 0.5)</w:t>
-      </w:r>
-      <w:r>
-        <w:rPr>
-          <w:rFonts w:ascii="Times New Roman" w:hAnsi="Times New Roman"/>
-          <w:b w:val="false"/>
-          <w:i w:val="false"/>
-          <w:caps w:val="false"/>
-          <w:smallCaps w:val="false"/>
-          <w:color w:val="000000"/>
-          <w:spacing w:val="0"/>
-          <w:sz w:val="28"/>
-          <w:szCs w:val="28"/>
-          <w:shd w:fill="auto" w:val="clear"/>
-        </w:rPr>
-        <w:t>. При наведении (</w:t>
-      </w:r>
-      <w:r>
-        <w:rPr>
-          <w:rStyle w:val="Style8"/>
-          <w:rFonts w:ascii="Times New Roman" w:hAnsi="Times New Roman"/>
-          <w:b w:val="false"/>
-          <w:i w:val="false"/>
-          <w:caps w:val="false"/>
-          <w:smallCaps w:val="false"/>
-          <w:color w:val="000000"/>
-          <w:spacing w:val="0"/>
-          <w:sz w:val="28"/>
-          <w:szCs w:val="28"/>
-          <w:shd w:fill="auto" w:val="clear"/>
-        </w:rPr>
-        <w:t>:hover</w:t>
-      </w:r>
-      <w:r>
-        <w:rPr>
-          <w:rFonts w:ascii="Times New Roman" w:hAnsi="Times New Roman"/>
-          <w:b w:val="false"/>
-          <w:i w:val="false"/>
-          <w:caps w:val="false"/>
-          <w:smallCaps w:val="false"/>
-          <w:color w:val="000000"/>
-          <w:spacing w:val="0"/>
-          <w:sz w:val="28"/>
-          <w:szCs w:val="28"/>
-          <w:shd w:fill="auto" w:val="clear"/>
-        </w:rPr>
-        <w:t>) плавно увеличивается до 112.5×108px (transition: width 0.3s ease, height 0.3s ease). Является ссылкой на главную страницу.</w:t>
+        <w:t xml:space="preserve">. Расположен в левом верхнем углу. Размер 75×72px. Форма круглая. </w:t>
+      </w:r>
+      <w:r>
+        <w:rPr>
+          <w:rStyle w:val="user"/>
+          <w:rFonts w:ascii="Times New Roman" w:hAnsi="Times New Roman"/>
+          <w:b w:val="false"/>
+          <w:i w:val="false"/>
+          <w:caps w:val="false"/>
+          <w:smallCaps w:val="false"/>
+          <w:color w:val="000000"/>
+          <w:spacing w:val="0"/>
+          <w:sz w:val="28"/>
+          <w:szCs w:val="28"/>
+          <w:shd w:fill="auto" w:val="clear"/>
+        </w:rPr>
+        <w:t>Имеет небольшую тень</w:t>
+      </w:r>
+      <w:r>
+        <w:rPr>
+          <w:rFonts w:ascii="Times New Roman" w:hAnsi="Times New Roman"/>
+          <w:b w:val="false"/>
+          <w:i w:val="false"/>
+          <w:caps w:val="false"/>
+          <w:smallCaps w:val="false"/>
+          <w:color w:val="000000"/>
+          <w:spacing w:val="0"/>
+          <w:sz w:val="28"/>
+          <w:szCs w:val="28"/>
+          <w:shd w:fill="auto" w:val="clear"/>
+        </w:rPr>
+        <w:t xml:space="preserve">. При наведении  плавно увеличивается </w:t>
+      </w:r>
+      <w:r>
+        <w:rPr>
+          <w:rFonts w:ascii="Times New Roman" w:hAnsi="Times New Roman"/>
+          <w:b w:val="false"/>
+          <w:i w:val="false"/>
+          <w:caps w:val="false"/>
+          <w:smallCaps w:val="false"/>
+          <w:color w:val="000000"/>
+          <w:spacing w:val="0"/>
+          <w:sz w:val="28"/>
+          <w:szCs w:val="28"/>
+          <w:shd w:fill="auto" w:val="clear"/>
+          <w:lang w:val="ru-RU"/>
+        </w:rPr>
+        <w:t>в 1,5 раза</w:t>
+      </w:r>
+      <w:r>
+        <w:rPr>
+          <w:rFonts w:ascii="Times New Roman" w:hAnsi="Times New Roman"/>
+          <w:b w:val="false"/>
+          <w:i w:val="false"/>
+          <w:caps w:val="false"/>
+          <w:smallCaps w:val="false"/>
+          <w:color w:val="000000"/>
+          <w:spacing w:val="0"/>
+          <w:sz w:val="28"/>
+          <w:szCs w:val="28"/>
+          <w:shd w:fill="auto" w:val="clear"/>
+        </w:rPr>
+        <w:t>. Является ссылкой на главную страницу.</w:t>
       </w:r>
     </w:p>
     <w:p>
@@ -3477,69 +3397,22 @@
           <w:szCs w:val="28"/>
           <w:shd w:fill="auto" w:val="clear"/>
         </w:rPr>
-        <w:t xml:space="preserve"> Расположен справа от графического логотипа. Цвет белый. Размер 20px. Отступ справа 90px. При наведении (</w:t>
-      </w:r>
-      <w:r>
-        <w:rPr>
-          <w:rStyle w:val="Style8"/>
-          <w:rFonts w:ascii="Times New Roman" w:hAnsi="Times New Roman"/>
-          <w:b w:val="false"/>
-          <w:i w:val="false"/>
-          <w:caps w:val="false"/>
-          <w:smallCaps w:val="false"/>
-          <w:color w:val="000000"/>
-          <w:spacing w:val="0"/>
-          <w:sz w:val="28"/>
-          <w:szCs w:val="28"/>
-          <w:shd w:fill="auto" w:val="clear"/>
-        </w:rPr>
-        <w:t>:hover</w:t>
-      </w:r>
-      <w:r>
-        <w:rPr>
-          <w:rFonts w:ascii="Times New Roman" w:hAnsi="Times New Roman"/>
-          <w:b w:val="false"/>
-          <w:i w:val="false"/>
-          <w:caps w:val="false"/>
-          <w:smallCaps w:val="false"/>
-          <w:color w:val="000000"/>
-          <w:spacing w:val="0"/>
-          <w:sz w:val="28"/>
-          <w:szCs w:val="28"/>
-          <w:shd w:fill="auto" w:val="clear"/>
-        </w:rPr>
-        <w:t xml:space="preserve">) появляется лёгкое свечение: </w:t>
-      </w:r>
-      <w:r>
-        <w:rPr>
-          <w:rStyle w:val="Style8"/>
-          <w:rFonts w:ascii="Times New Roman" w:hAnsi="Times New Roman"/>
-          <w:b w:val="false"/>
-          <w:i w:val="false"/>
-          <w:caps w:val="false"/>
-          <w:smallCaps w:val="false"/>
-          <w:color w:val="000000"/>
-          <w:spacing w:val="0"/>
-          <w:sz w:val="28"/>
-          <w:szCs w:val="28"/>
-          <w:shd w:fill="auto" w:val="clear"/>
-        </w:rPr>
-        <w:t>text-shadow: 0 0 5px rgba(255, 255, 255, 0.5)</w:t>
-      </w:r>
-      <w:r>
-        <w:rPr>
-          <w:rFonts w:ascii="Times New Roman" w:hAnsi="Times New Roman"/>
-          <w:b w:val="false"/>
-          <w:i w:val="false"/>
-          <w:caps w:val="false"/>
-          <w:smallCaps w:val="false"/>
-          <w:color w:val="000000"/>
-          <w:spacing w:val="0"/>
-          <w:sz w:val="28"/>
-          <w:szCs w:val="28"/>
-          <w:shd w:fill="auto" w:val="clear"/>
-        </w:rPr>
-        <w:t>.</w:t>
+        <w:t xml:space="preserve"> Расположен справа от графического логотипа. Цвет белый. Размер 20px. Отступ справа 90px. При наведении </w:t>
+      </w:r>
+      <w:r>
+        <w:rPr>
+          <w:rFonts w:ascii="Times New Roman" w:hAnsi="Times New Roman"/>
+          <w:b w:val="false"/>
+          <w:i w:val="false"/>
+          <w:caps w:val="false"/>
+          <w:smallCaps w:val="false"/>
+          <w:color w:val="000000"/>
+          <w:spacing w:val="0"/>
+          <w:sz w:val="28"/>
+          <w:szCs w:val="28"/>
+          <w:shd w:fill="auto" w:val="clear"/>
+        </w:rPr>
+        <w:t xml:space="preserve"> появляется лёгкое свечение.</w:t>
       </w:r>
     </w:p>
     <w:p>
@@ -3585,131 +3458,7 @@
           <w:szCs w:val="28"/>
           <w:shd w:fill="auto" w:val="clear"/>
         </w:rPr>
-        <w:t xml:space="preserve"> Горизонтальный список ссылок: «Главная страница», «Тарифы», «Покрытие», «Подключение». Выравнивание по центру. Отступы между элементами 110px. Цвет ссылок белый. Цвет активной страницы оранжевый (#FF6B35). При наведении (</w:t>
-      </w:r>
-      <w:r>
-        <w:rPr>
-          <w:rStyle w:val="Style8"/>
-          <w:rFonts w:ascii="Times New Roman" w:hAnsi="Times New Roman"/>
-          <w:b w:val="false"/>
-          <w:i w:val="false"/>
-          <w:caps w:val="false"/>
-          <w:smallCaps w:val="false"/>
-          <w:color w:val="000000"/>
-          <w:spacing w:val="0"/>
-          <w:sz w:val="28"/>
-          <w:szCs w:val="28"/>
-          <w:shd w:fill="auto" w:val="clear"/>
-        </w:rPr>
-        <w:t>:hover</w:t>
-      </w:r>
-      <w:r>
-        <w:rPr>
-          <w:rFonts w:ascii="Times New Roman" w:hAnsi="Times New Roman"/>
-          <w:b w:val="false"/>
-          <w:i w:val="false"/>
-          <w:caps w:val="false"/>
-          <w:smallCaps w:val="false"/>
-          <w:color w:val="000000"/>
-          <w:spacing w:val="0"/>
-          <w:sz w:val="28"/>
-          <w:szCs w:val="28"/>
-          <w:shd w:fill="auto" w:val="clear"/>
-        </w:rPr>
-        <w:t xml:space="preserve">) появляется лёгкое свечение: </w:t>
-      </w:r>
-      <w:r>
-        <w:rPr>
-          <w:rStyle w:val="Style8"/>
-          <w:rFonts w:ascii="Times New Roman" w:hAnsi="Times New Roman"/>
-          <w:b w:val="false"/>
-          <w:i w:val="false"/>
-          <w:caps w:val="false"/>
-          <w:smallCaps w:val="false"/>
-          <w:color w:val="000000"/>
-          <w:spacing w:val="0"/>
-          <w:sz w:val="28"/>
-          <w:szCs w:val="28"/>
-          <w:shd w:fill="auto" w:val="clear"/>
-        </w:rPr>
-        <w:t>text-shadow: 0 0 5px rgba(255, 255, 255, 0.5)</w:t>
-      </w:r>
-      <w:r>
-        <w:rPr>
-          <w:rFonts w:ascii="Times New Roman" w:hAnsi="Times New Roman"/>
-          <w:b w:val="false"/>
-          <w:i w:val="false"/>
-          <w:caps w:val="false"/>
-          <w:smallCaps w:val="false"/>
-          <w:color w:val="000000"/>
-          <w:spacing w:val="0"/>
-          <w:sz w:val="28"/>
-          <w:szCs w:val="28"/>
-          <w:shd w:fill="auto" w:val="clear"/>
-        </w:rPr>
-        <w:t>. При клике (</w:t>
-      </w:r>
-      <w:r>
-        <w:rPr>
-          <w:rStyle w:val="Style8"/>
-          <w:rFonts w:ascii="Times New Roman" w:hAnsi="Times New Roman"/>
-          <w:b w:val="false"/>
-          <w:i w:val="false"/>
-          <w:caps w:val="false"/>
-          <w:smallCaps w:val="false"/>
-          <w:color w:val="000000"/>
-          <w:spacing w:val="0"/>
-          <w:sz w:val="28"/>
-          <w:szCs w:val="28"/>
-          <w:shd w:fill="auto" w:val="clear"/>
-        </w:rPr>
-        <w:t>:active</w:t>
-      </w:r>
-      <w:r>
-        <w:rPr>
-          <w:rFonts w:ascii="Times New Roman" w:hAnsi="Times New Roman"/>
-          <w:b w:val="false"/>
-          <w:i w:val="false"/>
-          <w:caps w:val="false"/>
-          <w:smallCaps w:val="false"/>
-          <w:color w:val="000000"/>
-          <w:spacing w:val="0"/>
-          <w:sz w:val="28"/>
-          <w:szCs w:val="28"/>
-          <w:shd w:fill="auto" w:val="clear"/>
-        </w:rPr>
-        <w:t>) кратковременно меняется прозрачность. При фокусе (</w:t>
-      </w:r>
-      <w:r>
-        <w:rPr>
-          <w:rStyle w:val="Style8"/>
-          <w:rFonts w:ascii="Times New Roman" w:hAnsi="Times New Roman"/>
-          <w:b w:val="false"/>
-          <w:i w:val="false"/>
-          <w:caps w:val="false"/>
-          <w:smallCaps w:val="false"/>
-          <w:color w:val="000000"/>
-          <w:spacing w:val="0"/>
-          <w:sz w:val="28"/>
-          <w:szCs w:val="28"/>
-          <w:shd w:fill="auto" w:val="clear"/>
-        </w:rPr>
-        <w:t>:focus</w:t>
-      </w:r>
-      <w:r>
-        <w:rPr>
-          <w:rFonts w:ascii="Times New Roman" w:hAnsi="Times New Roman"/>
-          <w:b w:val="false"/>
-          <w:i w:val="false"/>
-          <w:caps w:val="false"/>
-          <w:smallCaps w:val="false"/>
-          <w:color w:val="000000"/>
-          <w:spacing w:val="0"/>
-          <w:sz w:val="28"/>
-          <w:szCs w:val="28"/>
-          <w:shd w:fill="auto" w:val="clear"/>
-        </w:rPr>
-        <w:t>) появляется обводка вокруг ссылки (outline) для доступности.</w:t>
+        <w:t xml:space="preserve"> Горизонтальный список ссылок: «Главная страница», «Тарифы», «Покрытие», «Подключение». Выравнивание по центру. Отступы между элементами 110px. Цвет ссылок белый. Цвет активной страницы оранжевый (#FF6B35). При наведении  появляется лёгкое свечение. При клике кратковременно меняется прозрачность. При фокусе появляется обводка вокруг ссылки для доступности.</w:t>
       </w:r>
     </w:p>
     <w:p>
@@ -3755,38 +3504,22 @@
           <w:szCs w:val="28"/>
           <w:shd w:fill="auto" w:val="clear"/>
         </w:rPr>
-        <w:t xml:space="preserve"> Фон — изображение людей, использующих смартфоны с индикатором 5G. Высота 100px. Ширина 960px. Расположение по центру, отступы сверху и снизу по 100px. Фон блока светло-серый (#D9D9D9), border-radius: 25px. Тень: </w:t>
-      </w:r>
-      <w:r>
-        <w:rPr>
-          <w:rStyle w:val="Style8"/>
-          <w:rFonts w:ascii="Times New Roman" w:hAnsi="Times New Roman"/>
-          <w:b w:val="false"/>
-          <w:i w:val="false"/>
-          <w:caps w:val="false"/>
-          <w:smallCaps w:val="false"/>
-          <w:color w:val="000000"/>
-          <w:spacing w:val="0"/>
-          <w:sz w:val="28"/>
-          <w:szCs w:val="28"/>
-          <w:shd w:fill="auto" w:val="clear"/>
-        </w:rPr>
-        <w:t>box-shadow: 0px 0px 10px rgba(0, 0, 0, 0.5)</w:t>
-      </w:r>
-      <w:r>
-        <w:rPr>
-          <w:rFonts w:ascii="Times New Roman" w:hAnsi="Times New Roman"/>
-          <w:b w:val="false"/>
-          <w:i w:val="false"/>
-          <w:caps w:val="false"/>
-          <w:smallCaps w:val="false"/>
-          <w:color w:val="000000"/>
-          <w:spacing w:val="0"/>
-          <w:sz w:val="28"/>
-          <w:szCs w:val="28"/>
-          <w:shd w:fill="auto" w:val="clear"/>
-        </w:rPr>
-        <w:t>.</w:t>
+        <w:t xml:space="preserve"> Фон — изображение людей, использующих смартфоны с индикатором 5G. Высота 100px. Ширина 960px. Расположение по центру, отступы сверху и снизу по 100px. Фон блока светло-серый (#D9D9D9), border-radius: 25px. </w:t>
+      </w:r>
+      <w:r>
+        <w:rPr>
+          <w:rFonts w:ascii="Times New Roman" w:hAnsi="Times New Roman"/>
+          <w:b w:val="false"/>
+          <w:i w:val="false"/>
+          <w:caps w:val="false"/>
+          <w:smallCaps w:val="false"/>
+          <w:color w:val="000000"/>
+          <w:spacing w:val="0"/>
+          <w:sz w:val="28"/>
+          <w:szCs w:val="28"/>
+          <w:shd w:fill="auto" w:val="clear"/>
+        </w:rPr>
+        <w:t>Есть небольшая тень.</w:t>
       </w:r>
     </w:p>
     <w:p>
@@ -3924,135 +3657,101 @@
           <w:szCs w:val="28"/>
           <w:shd w:fill="auto" w:val="clear"/>
         </w:rPr>
-        <w:t xml:space="preserve"> Расположена по центру, под подзаголовком. Цвет фона оранжевый (#FF6B35). Цвет текста белый. Размер 400×100px. Border-radius: 25px. Отступ 50px. Тень: </w:t>
-      </w:r>
-      <w:r>
-        <w:rPr>
-          <w:rStyle w:val="Style8"/>
-          <w:rFonts w:ascii="Times New Roman" w:hAnsi="Times New Roman"/>
-          <w:b w:val="false"/>
-          <w:i w:val="false"/>
-          <w:caps w:val="false"/>
-          <w:smallCaps w:val="false"/>
-          <w:color w:val="000000"/>
-          <w:spacing w:val="0"/>
-          <w:sz w:val="28"/>
-          <w:szCs w:val="28"/>
-          <w:shd w:fill="auto" w:val="clear"/>
-        </w:rPr>
-        <w:t>box-shadow: 0px 0px 10px rgba(0, 0, 0, 0.5)</w:t>
-      </w:r>
-      <w:r>
-        <w:rPr>
-          <w:rFonts w:ascii="Times New Roman" w:hAnsi="Times New Roman"/>
-          <w:b w:val="false"/>
-          <w:i w:val="false"/>
-          <w:caps w:val="false"/>
-          <w:smallCaps w:val="false"/>
-          <w:color w:val="000000"/>
-          <w:spacing w:val="0"/>
-          <w:sz w:val="28"/>
-          <w:szCs w:val="28"/>
-          <w:shd w:fill="auto" w:val="clear"/>
-        </w:rPr>
-        <w:t>. При наведении (</w:t>
-      </w:r>
-      <w:r>
-        <w:rPr>
-          <w:rStyle w:val="Style8"/>
-          <w:rFonts w:ascii="Times New Roman" w:hAnsi="Times New Roman"/>
-          <w:b w:val="false"/>
-          <w:i w:val="false"/>
-          <w:caps w:val="false"/>
-          <w:smallCaps w:val="false"/>
-          <w:color w:val="000000"/>
-          <w:spacing w:val="0"/>
-          <w:sz w:val="28"/>
-          <w:szCs w:val="28"/>
-          <w:shd w:fill="auto" w:val="clear"/>
-        </w:rPr>
-        <w:t>:hover</w:t>
-      </w:r>
-      <w:r>
-        <w:rPr>
-          <w:rFonts w:ascii="Times New Roman" w:hAnsi="Times New Roman"/>
-          <w:b w:val="false"/>
-          <w:i w:val="false"/>
-          <w:caps w:val="false"/>
-          <w:smallCaps w:val="false"/>
-          <w:color w:val="000000"/>
-          <w:spacing w:val="0"/>
-          <w:sz w:val="28"/>
-          <w:szCs w:val="28"/>
-          <w:shd w:fill="auto" w:val="clear"/>
-        </w:rPr>
-        <w:t>) цвет фона меняется на светло-серый (#D9D9D9), цвет текста — на чёрный. Плавный переход (transition: background-color 0.3s ease). При клике (</w:t>
-      </w:r>
-      <w:r>
-        <w:rPr>
-          <w:rStyle w:val="Style8"/>
-          <w:rFonts w:ascii="Times New Roman" w:hAnsi="Times New Roman"/>
-          <w:b w:val="false"/>
-          <w:i w:val="false"/>
-          <w:caps w:val="false"/>
-          <w:smallCaps w:val="false"/>
-          <w:color w:val="000000"/>
-          <w:spacing w:val="0"/>
-          <w:sz w:val="28"/>
-          <w:szCs w:val="28"/>
-          <w:shd w:fill="auto" w:val="clear"/>
-        </w:rPr>
-        <w:t>:active</w:t>
-      </w:r>
-      <w:r>
-        <w:rPr>
-          <w:rFonts w:ascii="Times New Roman" w:hAnsi="Times New Roman"/>
-          <w:b w:val="false"/>
-          <w:i w:val="false"/>
-          <w:caps w:val="false"/>
-          <w:smallCaps w:val="false"/>
-          <w:color w:val="000000"/>
-          <w:spacing w:val="0"/>
-          <w:sz w:val="28"/>
-          <w:szCs w:val="28"/>
-          <w:shd w:fill="auto" w:val="clear"/>
-        </w:rPr>
-        <w:t>) кратковременное затемнение. При фокусе (</w:t>
-      </w:r>
-      <w:r>
-        <w:rPr>
-          <w:rStyle w:val="Style8"/>
-          <w:rFonts w:ascii="Times New Roman" w:hAnsi="Times New Roman"/>
-          <w:b w:val="false"/>
-          <w:i w:val="false"/>
-          <w:caps w:val="false"/>
-          <w:smallCaps w:val="false"/>
-          <w:color w:val="000000"/>
-          <w:spacing w:val="0"/>
-          <w:sz w:val="28"/>
-          <w:szCs w:val="28"/>
-          <w:shd w:fill="auto" w:val="clear"/>
-        </w:rPr>
-        <w:t>:focus</w:t>
-      </w:r>
-      <w:r>
-        <w:rPr>
-          <w:rFonts w:ascii="Times New Roman" w:hAnsi="Times New Roman"/>
-          <w:b w:val="false"/>
-          <w:i w:val="false"/>
-          <w:caps w:val="false"/>
-          <w:smallCaps w:val="false"/>
-          <w:color w:val="000000"/>
-          <w:spacing w:val="0"/>
-          <w:sz w:val="28"/>
-          <w:szCs w:val="28"/>
-          <w:shd w:fill="auto" w:val="clear"/>
-        </w:rPr>
-        <w:t xml:space="preserve">) обводка. Ведёт на </w:t>
-      </w:r>
-      <w:r>
-        <w:rPr>
-          <w:rStyle w:val="Style8"/>
+        <w:t xml:space="preserve"> Расположена по центру, под подзаголовком. Цвет фона оранжевый (#FF6B35). Цвет текста белый. Размер 400×100px. Border-radius: 25px. Отступ 50px. </w:t>
+      </w:r>
+      <w:r>
+        <w:rPr>
+          <w:rFonts w:ascii="Times New Roman" w:hAnsi="Times New Roman"/>
+          <w:b w:val="false"/>
+          <w:i w:val="false"/>
+          <w:caps w:val="false"/>
+          <w:smallCaps w:val="false"/>
+          <w:color w:val="000000"/>
+          <w:spacing w:val="0"/>
+          <w:sz w:val="28"/>
+          <w:szCs w:val="28"/>
+          <w:shd w:fill="auto" w:val="clear"/>
+        </w:rPr>
+        <w:t>Имеет небольшую тень.</w:t>
+      </w:r>
+      <w:r>
+        <w:rPr>
+          <w:rFonts w:ascii="Times New Roman" w:hAnsi="Times New Roman"/>
+          <w:b w:val="false"/>
+          <w:i w:val="false"/>
+          <w:caps w:val="false"/>
+          <w:smallCaps w:val="false"/>
+          <w:color w:val="000000"/>
+          <w:spacing w:val="0"/>
+          <w:sz w:val="28"/>
+          <w:szCs w:val="28"/>
+          <w:shd w:fill="auto" w:val="clear"/>
+        </w:rPr>
+        <w:t xml:space="preserve"> При наведении  цвет фона меняется на светло-серый (#D9D9D9), цвет текста — на чёрный. Плавный переход </w:t>
+      </w:r>
+      <w:r>
+        <w:rPr>
+          <w:rFonts w:ascii="Times New Roman" w:hAnsi="Times New Roman"/>
+          <w:b w:val="false"/>
+          <w:i w:val="false"/>
+          <w:caps w:val="false"/>
+          <w:smallCaps w:val="false"/>
+          <w:color w:val="000000"/>
+          <w:spacing w:val="0"/>
+          <w:sz w:val="28"/>
+          <w:szCs w:val="28"/>
+          <w:shd w:fill="auto" w:val="clear"/>
+        </w:rPr>
+        <w:t>к ховеру в течение 0,3 секунды</w:t>
+      </w:r>
+      <w:r>
+        <w:rPr>
+          <w:rFonts w:ascii="Times New Roman" w:hAnsi="Times New Roman"/>
+          <w:b w:val="false"/>
+          <w:i w:val="false"/>
+          <w:caps w:val="false"/>
+          <w:smallCaps w:val="false"/>
+          <w:color w:val="000000"/>
+          <w:spacing w:val="0"/>
+          <w:sz w:val="28"/>
+          <w:szCs w:val="28"/>
+          <w:shd w:fill="auto" w:val="clear"/>
+        </w:rPr>
+        <w:t xml:space="preserve">. При клике кратковременное затемнение. При фокусе </w:t>
+      </w:r>
+      <w:r>
+        <w:rPr>
+          <w:rFonts w:ascii="Times New Roman" w:hAnsi="Times New Roman"/>
+          <w:b w:val="false"/>
+          <w:i w:val="false"/>
+          <w:caps w:val="false"/>
+          <w:smallCaps w:val="false"/>
+          <w:color w:val="000000"/>
+          <w:spacing w:val="0"/>
+          <w:sz w:val="28"/>
+          <w:szCs w:val="28"/>
+          <w:shd w:fill="auto" w:val="clear"/>
+        </w:rPr>
+        <w:t>появляется</w:t>
+      </w:r>
+      <w:r>
+        <w:rPr>
+          <w:rFonts w:ascii="Times New Roman" w:hAnsi="Times New Roman"/>
+          <w:b w:val="false"/>
+          <w:i w:val="false"/>
+          <w:caps w:val="false"/>
+          <w:smallCaps w:val="false"/>
+          <w:color w:val="000000"/>
+          <w:spacing w:val="0"/>
+          <w:sz w:val="28"/>
+          <w:szCs w:val="28"/>
+          <w:shd w:fill="auto" w:val="clear"/>
+        </w:rPr>
+        <w:t xml:space="preserve"> обводка. Ведёт на </w:t>
+      </w:r>
+      <w:r>
+        <w:rPr>
+          <w:rStyle w:val="user"/>
           <w:rFonts w:ascii="Times New Roman" w:hAnsi="Times New Roman"/>
           <w:b w:val="false"/>
           <w:i w:val="false"/>
@@ -4110,115 +3809,69 @@
           <w:shd w:fill="auto" w:val="clear"/>
         </w:rPr>
         <w:tab/>
-        <w:t>Блок «Почему мы?» (Article).</w:t>
-      </w:r>
-      <w:r>
-        <w:rPr>
-          <w:rFonts w:ascii="Times New Roman" w:hAnsi="Times New Roman"/>
-          <w:b w:val="false"/>
-          <w:i w:val="false"/>
-          <w:caps w:val="false"/>
-          <w:smallCaps w:val="false"/>
-          <w:color w:val="000000"/>
-          <w:spacing w:val="0"/>
-          <w:sz w:val="28"/>
-          <w:szCs w:val="28"/>
-          <w:shd w:fill="auto" w:val="clear"/>
-        </w:rPr>
-        <w:t xml:space="preserve"> Расположен по центру, отступы слева и справа по 75px. Компоновка — flex-контейнер, выравнивание по центру, отступ сверху 100px. Левая часть — статья: фон светло-серый (#D9D9D9), размер 600×500px, border-radius: 25px, тень: </w:t>
-      </w:r>
-      <w:r>
-        <w:rPr>
-          <w:rStyle w:val="Style8"/>
-          <w:rFonts w:ascii="Times New Roman" w:hAnsi="Times New Roman"/>
-          <w:b w:val="false"/>
-          <w:i w:val="false"/>
-          <w:caps w:val="false"/>
-          <w:smallCaps w:val="false"/>
-          <w:color w:val="000000"/>
-          <w:spacing w:val="0"/>
-          <w:sz w:val="28"/>
-          <w:szCs w:val="28"/>
-          <w:shd w:fill="auto" w:val="clear"/>
-        </w:rPr>
-        <w:t>box-shadow: 0px 0px 10px rgba(0, 0, 0, 0.5)</w:t>
-      </w:r>
-      <w:r>
-        <w:rPr>
-          <w:rFonts w:ascii="Times New Roman" w:hAnsi="Times New Roman"/>
-          <w:b w:val="false"/>
-          <w:i w:val="false"/>
-          <w:caps w:val="false"/>
-          <w:smallCaps w:val="false"/>
-          <w:color w:val="000000"/>
-          <w:spacing w:val="0"/>
-          <w:sz w:val="28"/>
-          <w:szCs w:val="28"/>
-          <w:shd w:fill="auto" w:val="clear"/>
-        </w:rPr>
-        <w:t xml:space="preserve">. Заголовок H2: «Почему мы?». Текст — описание компании (история, миссия, призыв). Отступы внутри 20px. Правая часть — баннер: размер 600×500px, border-radius: 25px, фоновое изображение </w:t>
-      </w:r>
-      <w:r>
-        <w:rPr>
-          <w:rStyle w:val="Style8"/>
-          <w:rFonts w:ascii="Times New Roman" w:hAnsi="Times New Roman"/>
-          <w:b w:val="false"/>
-          <w:i w:val="false"/>
-          <w:caps w:val="false"/>
-          <w:smallCaps w:val="false"/>
-          <w:color w:val="000000"/>
-          <w:spacing w:val="0"/>
-          <w:sz w:val="28"/>
-          <w:szCs w:val="28"/>
-          <w:shd w:fill="auto" w:val="clear"/>
-        </w:rPr>
-        <w:t>ad1.png</w:t>
-      </w:r>
-      <w:r>
-        <w:rPr>
-          <w:rFonts w:ascii="Times New Roman" w:hAnsi="Times New Roman"/>
-          <w:b w:val="false"/>
-          <w:i w:val="false"/>
-          <w:caps w:val="false"/>
-          <w:smallCaps w:val="false"/>
-          <w:color w:val="000000"/>
-          <w:spacing w:val="0"/>
-          <w:sz w:val="28"/>
-          <w:szCs w:val="28"/>
-          <w:shd w:fill="auto" w:val="clear"/>
-        </w:rPr>
-        <w:t xml:space="preserve">, тень: </w:t>
-      </w:r>
-      <w:r>
-        <w:rPr>
-          <w:rStyle w:val="Style8"/>
-          <w:rFonts w:ascii="Times New Roman" w:hAnsi="Times New Roman"/>
-          <w:b w:val="false"/>
-          <w:i w:val="false"/>
-          <w:caps w:val="false"/>
-          <w:smallCaps w:val="false"/>
-          <w:color w:val="000000"/>
-          <w:spacing w:val="0"/>
-          <w:sz w:val="28"/>
-          <w:szCs w:val="28"/>
-          <w:shd w:fill="auto" w:val="clear"/>
-        </w:rPr>
-        <w:t>box-shadow: 0px 0px 10px rgba(0, 0, 0, 0.5)</w:t>
-      </w:r>
-      <w:r>
-        <w:rPr>
-          <w:rFonts w:ascii="Times New Roman" w:hAnsi="Times New Roman"/>
-          <w:b w:val="false"/>
-          <w:i w:val="false"/>
-          <w:caps w:val="false"/>
-          <w:smallCaps w:val="false"/>
-          <w:color w:val="000000"/>
-          <w:spacing w:val="0"/>
-          <w:sz w:val="28"/>
-          <w:szCs w:val="28"/>
-          <w:shd w:fill="auto" w:val="clear"/>
-        </w:rPr>
-        <w:t>.</w:t>
+        <w:t>Блок «Почему мы?».</w:t>
+      </w:r>
+      <w:r>
+        <w:rPr>
+          <w:rFonts w:ascii="Times New Roman" w:hAnsi="Times New Roman"/>
+          <w:b w:val="false"/>
+          <w:i w:val="false"/>
+          <w:caps w:val="false"/>
+          <w:smallCaps w:val="false"/>
+          <w:color w:val="000000"/>
+          <w:spacing w:val="0"/>
+          <w:sz w:val="28"/>
+          <w:szCs w:val="28"/>
+          <w:shd w:fill="auto" w:val="clear"/>
+        </w:rPr>
+        <w:t xml:space="preserve"> Расположен по центру, отступы слева и справа по 75px. Компоновка — flex-контейнер, выравнивание по центру, отступ сверху 100px. Левая часть — статья: фон светло-серый (#D9D9D9), размер 600×500px, border-radius: 25px, есть н</w:t>
+      </w:r>
+      <w:r>
+        <w:rPr>
+          <w:rStyle w:val="user"/>
+          <w:rFonts w:ascii="Times New Roman" w:hAnsi="Times New Roman"/>
+          <w:b w:val="false"/>
+          <w:i w:val="false"/>
+          <w:caps w:val="false"/>
+          <w:smallCaps w:val="false"/>
+          <w:color w:val="000000"/>
+          <w:spacing w:val="0"/>
+          <w:sz w:val="28"/>
+          <w:szCs w:val="28"/>
+          <w:shd w:fill="auto" w:val="clear"/>
+        </w:rPr>
+        <w:t>ебольшая тень.</w:t>
+      </w:r>
+      <w:r>
+        <w:rPr>
+          <w:rFonts w:ascii="Times New Roman" w:hAnsi="Times New Roman"/>
+          <w:b w:val="false"/>
+          <w:i w:val="false"/>
+          <w:caps w:val="false"/>
+          <w:smallCaps w:val="false"/>
+          <w:color w:val="000000"/>
+          <w:spacing w:val="0"/>
+          <w:sz w:val="28"/>
+          <w:szCs w:val="28"/>
+          <w:shd w:fill="auto" w:val="clear"/>
+        </w:rPr>
+        <w:t xml:space="preserve"> Заголовок H2: «Почему мы?». Текст — описание компании (история, миссия, призыв). Отступы внутри 20px. Правая часть — баннер: размер 600×500px, border-radius: 25px, фоновое изображение, есть н</w:t>
+      </w:r>
+      <w:r>
+        <w:rPr>
+          <w:rStyle w:val="user"/>
+          <w:rFonts w:ascii="Times New Roman" w:hAnsi="Times New Roman"/>
+          <w:b w:val="false"/>
+          <w:i w:val="false"/>
+          <w:caps w:val="false"/>
+          <w:smallCaps w:val="false"/>
+          <w:color w:val="000000"/>
+          <w:spacing w:val="0"/>
+          <w:sz w:val="28"/>
+          <w:szCs w:val="28"/>
+          <w:shd w:fill="auto" w:val="clear"/>
+        </w:rPr>
+        <w:t>ебольшая тень.</w:t>
       </w:r>
     </w:p>
     <w:p>
@@ -4249,100 +3902,69 @@
           <w:shd w:fill="auto" w:val="clear"/>
         </w:rPr>
         <w:tab/>
-        <w:t>Блок «Почему выбирают нас?» (HeroBox).</w:t>
-      </w:r>
-      <w:r>
-        <w:rPr>
-          <w:rFonts w:ascii="Times New Roman" w:hAnsi="Times New Roman"/>
-          <w:b w:val="false"/>
-          <w:i w:val="false"/>
-          <w:caps w:val="false"/>
-          <w:smallCaps w:val="false"/>
-          <w:color w:val="000000"/>
-          <w:spacing w:val="0"/>
-          <w:sz w:val="28"/>
-          <w:szCs w:val="28"/>
-          <w:shd w:fill="auto" w:val="clear"/>
-        </w:rPr>
-        <w:t xml:space="preserve"> Заголовок H1: «Почему выбирают нас?». Расположен по центру. Отступ снизу 100px. Контейнер с преимуществами: фоновое изображение </w:t>
-      </w:r>
-      <w:r>
-        <w:rPr>
-          <w:rStyle w:val="Style8"/>
-          <w:rFonts w:ascii="Times New Roman" w:hAnsi="Times New Roman"/>
-          <w:b w:val="false"/>
-          <w:i w:val="false"/>
-          <w:caps w:val="false"/>
-          <w:smallCaps w:val="false"/>
-          <w:color w:val="000000"/>
-          <w:spacing w:val="0"/>
-          <w:sz w:val="28"/>
-          <w:szCs w:val="28"/>
-          <w:shd w:fill="auto" w:val="clear"/>
-        </w:rPr>
-        <w:t>kartinka.png</w:t>
-      </w:r>
-      <w:r>
-        <w:rPr>
-          <w:rFonts w:ascii="Times New Roman" w:hAnsi="Times New Roman"/>
-          <w:b w:val="false"/>
-          <w:i w:val="false"/>
-          <w:caps w:val="false"/>
-          <w:smallCaps w:val="false"/>
-          <w:color w:val="000000"/>
-          <w:spacing w:val="0"/>
-          <w:sz w:val="28"/>
-          <w:szCs w:val="28"/>
-          <w:shd w:fill="auto" w:val="clear"/>
-        </w:rPr>
-        <w:t xml:space="preserve">, размер 1200×300px, border-radius: 25px, тень: </w:t>
-      </w:r>
-      <w:r>
-        <w:rPr>
-          <w:rStyle w:val="Style8"/>
-          <w:rFonts w:ascii="Times New Roman" w:hAnsi="Times New Roman"/>
-          <w:b w:val="false"/>
-          <w:i w:val="false"/>
-          <w:caps w:val="false"/>
-          <w:smallCaps w:val="false"/>
-          <w:color w:val="000000"/>
-          <w:spacing w:val="0"/>
-          <w:sz w:val="28"/>
-          <w:szCs w:val="28"/>
-          <w:shd w:fill="auto" w:val="clear"/>
-        </w:rPr>
-        <w:t>box-shadow: 0px 0px 10px rgba(0, 0, 0, 0.5)</w:t>
-      </w:r>
-      <w:r>
-        <w:rPr>
-          <w:rFonts w:ascii="Times New Roman" w:hAnsi="Times New Roman"/>
-          <w:b w:val="false"/>
-          <w:i w:val="false"/>
-          <w:caps w:val="false"/>
-          <w:smallCaps w:val="false"/>
-          <w:color w:val="000000"/>
-          <w:spacing w:val="0"/>
-          <w:sz w:val="28"/>
-          <w:szCs w:val="28"/>
-          <w:shd w:fill="auto" w:val="clear"/>
-        </w:rPr>
-        <w:t xml:space="preserve">. Расположен по центру, отступы слева и справа по 75px. Внутри три текстовых блока: «Никаких скрытых комиссий», «Без роуминга по РФ», «Лучшее покрытие». Размер текста 28px. Цвет текста белый. Text-shadow: </w:t>
-      </w:r>
-      <w:r>
-        <w:rPr>
-          <w:rStyle w:val="Style8"/>
-          <w:rFonts w:ascii="Times New Roman" w:hAnsi="Times New Roman"/>
-          <w:b w:val="false"/>
-          <w:i w:val="false"/>
-          <w:caps w:val="false"/>
-          <w:smallCaps w:val="false"/>
-          <w:color w:val="000000"/>
-          <w:spacing w:val="0"/>
-          <w:sz w:val="28"/>
-          <w:szCs w:val="28"/>
-          <w:shd w:fill="auto" w:val="clear"/>
-        </w:rPr>
-        <w:t>1px 1px 5px black</w:t>
+        <w:t>Блок «Почему выбирают нас?».</w:t>
+      </w:r>
+      <w:r>
+        <w:rPr>
+          <w:rFonts w:ascii="Times New Roman" w:hAnsi="Times New Roman"/>
+          <w:b w:val="false"/>
+          <w:i w:val="false"/>
+          <w:caps w:val="false"/>
+          <w:smallCaps w:val="false"/>
+          <w:color w:val="000000"/>
+          <w:spacing w:val="0"/>
+          <w:sz w:val="28"/>
+          <w:szCs w:val="28"/>
+          <w:shd w:fill="auto" w:val="clear"/>
+        </w:rPr>
+        <w:t xml:space="preserve"> Заголовок H1: «Почему выбирают нас?». Расположен по центру. Отступ снизу 100px. Контейнер с преимуществами: фоновое изображение, размер 1200×300px, border-radius: 25px, есть н</w:t>
+      </w:r>
+      <w:r>
+        <w:rPr>
+          <w:rStyle w:val="user"/>
+          <w:rFonts w:ascii="Times New Roman" w:hAnsi="Times New Roman"/>
+          <w:b w:val="false"/>
+          <w:i w:val="false"/>
+          <w:caps w:val="false"/>
+          <w:smallCaps w:val="false"/>
+          <w:color w:val="000000"/>
+          <w:spacing w:val="0"/>
+          <w:sz w:val="28"/>
+          <w:szCs w:val="28"/>
+          <w:shd w:fill="auto" w:val="clear"/>
+        </w:rPr>
+        <w:t>ебольшая тень.</w:t>
+      </w:r>
+      <w:r>
+        <w:rPr>
+          <w:rFonts w:ascii="Times New Roman" w:hAnsi="Times New Roman"/>
+          <w:b w:val="false"/>
+          <w:i w:val="false"/>
+          <w:caps w:val="false"/>
+          <w:smallCaps w:val="false"/>
+          <w:color w:val="000000"/>
+          <w:spacing w:val="0"/>
+          <w:sz w:val="28"/>
+          <w:szCs w:val="28"/>
+          <w:shd w:fill="auto" w:val="clear"/>
+        </w:rPr>
+        <w:t xml:space="preserve"> Расположен по центру, отступы слева и справа по 75px. Внутри три текстовых блока: «Никаких скрытых комиссий», «Без роуминга по РФ», «Лучшее покрытие». Размер текста 28px. Цвет текста белый. У текста небо</w:t>
+      </w:r>
+      <w:r>
+        <w:rPr>
+          <w:rStyle w:val="user"/>
+          <w:rFonts w:ascii="Times New Roman" w:hAnsi="Times New Roman"/>
+          <w:b w:val="false"/>
+          <w:i w:val="false"/>
+          <w:caps w:val="false"/>
+          <w:smallCaps w:val="false"/>
+          <w:color w:val="000000"/>
+          <w:spacing w:val="0"/>
+          <w:sz w:val="28"/>
+          <w:szCs w:val="28"/>
+          <w:shd w:fill="auto" w:val="clear"/>
+        </w:rPr>
+        <w:t>льшая тень</w:t>
       </w:r>
       <w:r>
         <w:rPr>
@@ -4388,7 +4010,7 @@
           <w:shd w:fill="auto" w:val="clear"/>
         </w:rPr>
         <w:tab/>
-        <w:t>Блок «Популярно сегодня» (Main).</w:t>
+        <w:t>Блок «Популярно сегодня».</w:t>
       </w:r>
       <w:r>
         <w:rPr>
@@ -4407,7 +4029,7 @@
       </w:r>
       <w:r>
         <w:rPr>
-          <w:rStyle w:val="Style8"/>
+          <w:rStyle w:val="user"/>
           <w:rFonts w:ascii="Times New Roman" w:hAnsi="Times New Roman"/>
           <w:b w:val="false"/>
           <w:i w:val="false"/>
@@ -4434,38 +4056,38 @@
           <w:szCs w:val="28"/>
           <w:shd w:fill="auto" w:val="clear"/>
         </w:rPr>
-        <w:t xml:space="preserve">, размер 1200×470px, border-radius: 25px, тень: </w:t>
-      </w:r>
-      <w:r>
-        <w:rPr>
-          <w:rStyle w:val="Style8"/>
-          <w:rFonts w:ascii="Times New Roman" w:hAnsi="Times New Roman"/>
-          <w:b w:val="false"/>
-          <w:i w:val="false"/>
-          <w:caps w:val="false"/>
-          <w:smallCaps w:val="false"/>
-          <w:color w:val="000000"/>
-          <w:spacing w:val="0"/>
-          <w:sz w:val="28"/>
-          <w:szCs w:val="28"/>
-          <w:shd w:fill="auto" w:val="clear"/>
-        </w:rPr>
-        <w:t>box-shadow: 0px 0px 10px rgba(0, 0, 0, 0.5)</w:t>
-      </w:r>
-      <w:r>
-        <w:rPr>
-          <w:rFonts w:ascii="Times New Roman" w:hAnsi="Times New Roman"/>
-          <w:b w:val="false"/>
-          <w:i w:val="false"/>
-          <w:caps w:val="false"/>
-          <w:smallCaps w:val="false"/>
-          <w:color w:val="000000"/>
-          <w:spacing w:val="0"/>
-          <w:sz w:val="28"/>
-          <w:szCs w:val="28"/>
-          <w:shd w:fill="auto" w:val="clear"/>
-        </w:rPr>
-        <w:t>. Расположен по центру, отступы слева и справа по 75px. Отступ снизу 100px. Внутри три карточки тарифов (ParentCard): «ПРОСТО И БЫСТРО» (30 ГБ, 200 минут, безлимит на ВК и МАКС, от 299 рублей/месяц), «ДЛЯ БОГАТЫХ» (120 ГБ, 1500 минут, безлимит на ВК, МАКС, YouTube, Кинопоиск, от 599 рублей/месяц), «СУПЕР ВЫГОДА» (10 ТБ, 1 млн. минут, безлимит на ВК, МАКС, YouTube, Плюс, от 1199 рублей/месяц).</w:t>
+        <w:t>, размер 1200×470px, border-radius: 25px, есть н</w:t>
+      </w:r>
+      <w:r>
+        <w:rPr>
+          <w:rStyle w:val="user"/>
+          <w:rFonts w:ascii="Times New Roman" w:hAnsi="Times New Roman"/>
+          <w:b w:val="false"/>
+          <w:i w:val="false"/>
+          <w:caps w:val="false"/>
+          <w:smallCaps w:val="false"/>
+          <w:color w:val="000000"/>
+          <w:spacing w:val="0"/>
+          <w:sz w:val="28"/>
+          <w:szCs w:val="28"/>
+          <w:shd w:fill="auto" w:val="clear"/>
+        </w:rPr>
+        <w:t>ебольшая тень.</w:t>
+      </w:r>
+      <w:r>
+        <w:rPr>
+          <w:rFonts w:ascii="Times New Roman" w:hAnsi="Times New Roman"/>
+          <w:b w:val="false"/>
+          <w:i w:val="false"/>
+          <w:caps w:val="false"/>
+          <w:smallCaps w:val="false"/>
+          <w:color w:val="000000"/>
+          <w:spacing w:val="0"/>
+          <w:sz w:val="28"/>
+          <w:szCs w:val="28"/>
+          <w:shd w:fill="auto" w:val="clear"/>
+        </w:rPr>
+        <w:t xml:space="preserve"> Расположен по центру, отступы слева и справа по 75px. Отступ снизу 100px. Внутри три карточки тарифов (ParentCard): «ПРОСТО И БЫСТРО» (30 ГБ, 200 минут, безлимит на ВК и МАКС, от 299 рублей/месяц), «ДЛЯ БОГАТЫХ» (120 ГБ, 1500 минут, безлимит на ВК, МАКС, YouTube, Кинопоиск, от 599 рублей/месяц), «СУПЕР ВЫГОДА» (10 ТБ, 1 млн. минут, безлимит на ВК, МАКС, YouTube, Плюс, от 1199 рублей/месяц).</w:t>
       </w:r>
     </w:p>
     <w:p>
@@ -4496,53 +4118,53 @@
           <w:shd w:fill="auto" w:val="clear"/>
         </w:rPr>
         <w:tab/>
-        <w:t>Карточка тарифа (TradeCard).</w:t>
-      </w:r>
-      <w:r>
-        <w:rPr>
-          <w:rFonts w:ascii="Times New Roman" w:hAnsi="Times New Roman"/>
-          <w:b w:val="false"/>
-          <w:i w:val="false"/>
-          <w:caps w:val="false"/>
-          <w:smallCaps w:val="false"/>
-          <w:color w:val="000000"/>
-          <w:spacing w:val="0"/>
-          <w:sz w:val="28"/>
-          <w:szCs w:val="28"/>
-          <w:shd w:fill="auto" w:val="clear"/>
-        </w:rPr>
-        <w:t xml:space="preserve"> Фон светло-серый (#D9D9D9). Размер 300×200px. Border-radius: 25px. Тень: </w:t>
-      </w:r>
-      <w:r>
-        <w:rPr>
-          <w:rStyle w:val="Style8"/>
-          <w:rFonts w:ascii="Times New Roman" w:hAnsi="Times New Roman"/>
-          <w:b w:val="false"/>
-          <w:i w:val="false"/>
-          <w:caps w:val="false"/>
-          <w:smallCaps w:val="false"/>
-          <w:color w:val="000000"/>
-          <w:spacing w:val="0"/>
-          <w:sz w:val="28"/>
-          <w:szCs w:val="28"/>
-          <w:shd w:fill="auto" w:val="clear"/>
-        </w:rPr>
-        <w:t>box-shadow: 0px 0px 10px rgba(0, 0, 0, 0.5)</w:t>
-      </w:r>
-      <w:r>
-        <w:rPr>
-          <w:rFonts w:ascii="Times New Roman" w:hAnsi="Times New Roman"/>
-          <w:b w:val="false"/>
-          <w:i w:val="false"/>
-          <w:caps w:val="false"/>
-          <w:smallCaps w:val="false"/>
-          <w:color w:val="000000"/>
-          <w:spacing w:val="0"/>
-          <w:sz w:val="28"/>
-          <w:szCs w:val="28"/>
-          <w:shd w:fill="auto" w:val="clear"/>
-        </w:rPr>
-        <w:t>. Заголовок H2 — название тарифа. Текст — описание услуг (14px). Цена — 20px.</w:t>
+        <w:t>Карточка тарифа.</w:t>
+      </w:r>
+      <w:r>
+        <w:rPr>
+          <w:rFonts w:ascii="Times New Roman" w:hAnsi="Times New Roman"/>
+          <w:b w:val="false"/>
+          <w:i w:val="false"/>
+          <w:caps w:val="false"/>
+          <w:smallCaps w:val="false"/>
+          <w:color w:val="000000"/>
+          <w:spacing w:val="0"/>
+          <w:sz w:val="28"/>
+          <w:szCs w:val="28"/>
+          <w:shd w:fill="auto" w:val="clear"/>
+        </w:rPr>
+        <w:t xml:space="preserve"> Фон светло-серый (#D9D9D9). Размер 300×200px. Border-radius: 25px. есть н</w:t>
+      </w:r>
+      <w:r>
+        <w:rPr>
+          <w:rStyle w:val="user"/>
+          <w:rFonts w:ascii="Times New Roman" w:hAnsi="Times New Roman"/>
+          <w:b w:val="false"/>
+          <w:i w:val="false"/>
+          <w:caps w:val="false"/>
+          <w:smallCaps w:val="false"/>
+          <w:color w:val="000000"/>
+          <w:spacing w:val="0"/>
+          <w:sz w:val="28"/>
+          <w:szCs w:val="28"/>
+          <w:shd w:fill="auto" w:val="clear"/>
+        </w:rPr>
+        <w:t>ебольшая тень.</w:t>
+      </w:r>
+      <w:r>
+        <w:rPr>
+          <w:rFonts w:ascii="Times New Roman" w:hAnsi="Times New Roman"/>
+          <w:b w:val="false"/>
+          <w:i w:val="false"/>
+          <w:caps w:val="false"/>
+          <w:smallCaps w:val="false"/>
+          <w:color w:val="000000"/>
+          <w:spacing w:val="0"/>
+          <w:sz w:val="28"/>
+          <w:szCs w:val="28"/>
+          <w:shd w:fill="auto" w:val="clear"/>
+        </w:rPr>
+        <w:t xml:space="preserve"> Заголовок H2 — название тарифа. Текст — описание услуг (14px). Цена — 20px.</w:t>
       </w:r>
     </w:p>
     <w:p>
@@ -4573,150 +4195,57 @@
           <w:shd w:fill="auto" w:val="clear"/>
         </w:rPr>
         <w:tab/>
-        <w:t>Кнопка «Подробнее» (ChooseTarifBT).</w:t>
-      </w:r>
-      <w:r>
-        <w:rPr>
-          <w:rFonts w:ascii="Times New Roman" w:hAnsi="Times New Roman"/>
-          <w:b w:val="false"/>
-          <w:i w:val="false"/>
-          <w:caps w:val="false"/>
-          <w:smallCaps w:val="false"/>
-          <w:color w:val="000000"/>
-          <w:spacing w:val="0"/>
-          <w:sz w:val="28"/>
-          <w:szCs w:val="28"/>
-          <w:shd w:fill="auto" w:val="clear"/>
-        </w:rPr>
-        <w:t xml:space="preserve"> Цвет фона оранжевый (#FF6B35). Цвет текста белый. Размер 300×80px. Border-radius: 25px. Отступ сверху 20px. Тень: </w:t>
-      </w:r>
-      <w:r>
-        <w:rPr>
-          <w:rStyle w:val="Style8"/>
-          <w:rFonts w:ascii="Times New Roman" w:hAnsi="Times New Roman"/>
-          <w:b w:val="false"/>
-          <w:i w:val="false"/>
-          <w:caps w:val="false"/>
-          <w:smallCaps w:val="false"/>
-          <w:color w:val="000000"/>
-          <w:spacing w:val="0"/>
-          <w:sz w:val="28"/>
-          <w:szCs w:val="28"/>
-          <w:shd w:fill="auto" w:val="clear"/>
-        </w:rPr>
-        <w:t>box-shadow: 0px 0px 10px rgba(0, 0, 0, 0.5)</w:t>
-      </w:r>
-      <w:r>
-        <w:rPr>
-          <w:rFonts w:ascii="Times New Roman" w:hAnsi="Times New Roman"/>
-          <w:b w:val="false"/>
-          <w:i w:val="false"/>
-          <w:caps w:val="false"/>
-          <w:smallCaps w:val="false"/>
-          <w:color w:val="000000"/>
-          <w:spacing w:val="0"/>
-          <w:sz w:val="28"/>
-          <w:szCs w:val="28"/>
-          <w:shd w:fill="auto" w:val="clear"/>
-        </w:rPr>
-        <w:t>. При наведении (</w:t>
-      </w:r>
-      <w:r>
-        <w:rPr>
-          <w:rStyle w:val="Style8"/>
-          <w:rFonts w:ascii="Times New Roman" w:hAnsi="Times New Roman"/>
-          <w:b w:val="false"/>
-          <w:i w:val="false"/>
-          <w:caps w:val="false"/>
-          <w:smallCaps w:val="false"/>
-          <w:color w:val="000000"/>
-          <w:spacing w:val="0"/>
-          <w:sz w:val="28"/>
-          <w:szCs w:val="28"/>
-          <w:shd w:fill="auto" w:val="clear"/>
-        </w:rPr>
-        <w:t>:hover</w:t>
-      </w:r>
-      <w:r>
-        <w:rPr>
-          <w:rFonts w:ascii="Times New Roman" w:hAnsi="Times New Roman"/>
-          <w:b w:val="false"/>
-          <w:i w:val="false"/>
-          <w:caps w:val="false"/>
-          <w:smallCaps w:val="false"/>
-          <w:color w:val="000000"/>
-          <w:spacing w:val="0"/>
-          <w:sz w:val="28"/>
-          <w:szCs w:val="28"/>
-          <w:shd w:fill="auto" w:val="clear"/>
-        </w:rPr>
-        <w:t>) цвет фона меняется на светло-серый (#D9D9D9), цвет текста — на чёрный. Плавный переход (transition: background-color 0.3s ease). При клике (</w:t>
-      </w:r>
-      <w:r>
-        <w:rPr>
-          <w:rStyle w:val="Style8"/>
-          <w:rFonts w:ascii="Times New Roman" w:hAnsi="Times New Roman"/>
-          <w:b w:val="false"/>
-          <w:i w:val="false"/>
-          <w:caps w:val="false"/>
-          <w:smallCaps w:val="false"/>
-          <w:color w:val="000000"/>
-          <w:spacing w:val="0"/>
-          <w:sz w:val="28"/>
-          <w:szCs w:val="28"/>
-          <w:shd w:fill="auto" w:val="clear"/>
-        </w:rPr>
-        <w:t>:active</w:t>
-      </w:r>
-      <w:r>
-        <w:rPr>
-          <w:rFonts w:ascii="Times New Roman" w:hAnsi="Times New Roman"/>
-          <w:b w:val="false"/>
-          <w:i w:val="false"/>
-          <w:caps w:val="false"/>
-          <w:smallCaps w:val="false"/>
-          <w:color w:val="000000"/>
-          <w:spacing w:val="0"/>
-          <w:sz w:val="28"/>
-          <w:szCs w:val="28"/>
-          <w:shd w:fill="auto" w:val="clear"/>
-        </w:rPr>
-        <w:t>) кратковременное затемнение. При фокусе (</w:t>
-      </w:r>
-      <w:r>
-        <w:rPr>
-          <w:rStyle w:val="Style8"/>
-          <w:rFonts w:ascii="Times New Roman" w:hAnsi="Times New Roman"/>
-          <w:b w:val="false"/>
-          <w:i w:val="false"/>
-          <w:caps w:val="false"/>
-          <w:smallCaps w:val="false"/>
-          <w:color w:val="000000"/>
-          <w:spacing w:val="0"/>
-          <w:sz w:val="28"/>
-          <w:szCs w:val="28"/>
-          <w:shd w:fill="auto" w:val="clear"/>
-        </w:rPr>
-        <w:t>:focus</w:t>
-      </w:r>
-      <w:r>
-        <w:rPr>
-          <w:rFonts w:ascii="Times New Roman" w:hAnsi="Times New Roman"/>
-          <w:b w:val="false"/>
-          <w:i w:val="false"/>
-          <w:caps w:val="false"/>
-          <w:smallCaps w:val="false"/>
-          <w:color w:val="000000"/>
-          <w:spacing w:val="0"/>
-          <w:sz w:val="28"/>
-          <w:szCs w:val="28"/>
-          <w:shd w:fill="auto" w:val="clear"/>
-        </w:rPr>
-        <w:t xml:space="preserve">) обводка. Ведёт на </w:t>
-      </w:r>
-      <w:r>
-        <w:rPr>
-          <w:rStyle w:val="Style8"/>
+        <w:t>Кнопка «Подробнее».</w:t>
+      </w:r>
+      <w:r>
+        <w:rPr>
+          <w:rFonts w:ascii="Times New Roman" w:hAnsi="Times New Roman"/>
+          <w:b w:val="false"/>
+          <w:i w:val="false"/>
+          <w:caps w:val="false"/>
+          <w:smallCaps w:val="false"/>
+          <w:color w:val="000000"/>
+          <w:spacing w:val="0"/>
+          <w:sz w:val="28"/>
+          <w:szCs w:val="28"/>
+          <w:shd w:fill="auto" w:val="clear"/>
+        </w:rPr>
+        <w:t xml:space="preserve"> Цвет фона оранжевый (#FF6B35). Цвет текста белый. Размер 300×80px. Border-radius: 25px. Отступ сверху 20px. есть н</w:t>
+      </w:r>
+      <w:r>
+        <w:rPr>
+          <w:rStyle w:val="user"/>
+          <w:rFonts w:ascii="Times New Roman" w:hAnsi="Times New Roman"/>
+          <w:b w:val="false"/>
+          <w:i w:val="false"/>
+          <w:caps w:val="false"/>
+          <w:smallCaps w:val="false"/>
+          <w:color w:val="000000"/>
+          <w:spacing w:val="0"/>
+          <w:sz w:val="28"/>
+          <w:szCs w:val="28"/>
+          <w:shd w:fill="auto" w:val="clear"/>
+        </w:rPr>
+        <w:t>ебольшая тень.</w:t>
+      </w:r>
+      <w:r>
+        <w:rPr>
+          <w:rFonts w:ascii="Times New Roman" w:hAnsi="Times New Roman"/>
+          <w:b w:val="false"/>
+          <w:i w:val="false"/>
+          <w:caps w:val="false"/>
+          <w:smallCaps w:val="false"/>
+          <w:color w:val="000000"/>
+          <w:spacing w:val="0"/>
+          <w:sz w:val="28"/>
+          <w:szCs w:val="28"/>
+          <w:shd w:fill="auto" w:val="clear"/>
+        </w:rPr>
+        <w:t xml:space="preserve"> При наведении  цвет фона меняется на светло-серый (#D9D9D9), цвет текста — на чёрный. Плавный переход проходит в течение 0,3 секунд. При клике кратковременное затемнение. При фокусе обводка. Ведёт на </w:t>
+      </w:r>
+      <w:r>
+        <w:rPr>
+          <w:rStyle w:val="user"/>
           <w:rFonts w:ascii="Times New Roman" w:hAnsi="Times New Roman"/>
           <w:b w:val="false"/>
           <w:i w:val="false"/>
@@ -4789,54 +4318,22 @@
           <w:szCs w:val="28"/>
           <w:shd w:fill="auto" w:val="clear"/>
         </w:rPr>
-        <w:t xml:space="preserve"> Фон глубокий синий (#1A2C4E). Высота автоматическая. Элементы расположены в горизонтальном flex-контейнере, выравнивание по центру, отступы слева и справа по 75px. Навигационные ссылки: «Главная страница», «Тарифы», «Покрытие», «Подключение». Цвет ссылок белый. Цвет активной страницы оранжевый (#FF6B35). При наведении (</w:t>
-      </w:r>
-      <w:r>
-        <w:rPr>
-          <w:rStyle w:val="Style8"/>
-          <w:rFonts w:ascii="Times New Roman" w:hAnsi="Times New Roman"/>
-          <w:b w:val="false"/>
-          <w:i w:val="false"/>
-          <w:caps w:val="false"/>
-          <w:smallCaps w:val="false"/>
-          <w:color w:val="000000"/>
-          <w:spacing w:val="0"/>
-          <w:sz w:val="28"/>
-          <w:szCs w:val="28"/>
-          <w:shd w:fill="auto" w:val="clear"/>
-        </w:rPr>
-        <w:t>:hover</w:t>
-      </w:r>
-      <w:r>
-        <w:rPr>
-          <w:rFonts w:ascii="Times New Roman" w:hAnsi="Times New Roman"/>
-          <w:b w:val="false"/>
-          <w:i w:val="false"/>
-          <w:caps w:val="false"/>
-          <w:smallCaps w:val="false"/>
-          <w:color w:val="000000"/>
-          <w:spacing w:val="0"/>
-          <w:sz w:val="28"/>
-          <w:szCs w:val="28"/>
-          <w:shd w:fill="auto" w:val="clear"/>
-        </w:rPr>
-        <w:t xml:space="preserve">) появляется лёгкое свечение: </w:t>
-      </w:r>
-      <w:r>
-        <w:rPr>
-          <w:rStyle w:val="Style8"/>
-          <w:rFonts w:ascii="Times New Roman" w:hAnsi="Times New Roman"/>
-          <w:b w:val="false"/>
-          <w:i w:val="false"/>
-          <w:caps w:val="false"/>
-          <w:smallCaps w:val="false"/>
-          <w:color w:val="000000"/>
-          <w:spacing w:val="0"/>
-          <w:sz w:val="28"/>
-          <w:szCs w:val="28"/>
-          <w:shd w:fill="auto" w:val="clear"/>
-        </w:rPr>
-        <w:t>text-shadow: 0 0 5px rgba(255, 255, 255, 0.5)</w:t>
+        <w:t xml:space="preserve"> Фон глубокий синий (#1A2C4E). Высота автоматическая. Элементы расположены в горизонтальном flex-контейнере, выравнивание по центру, отступы слева и справа по 75px. Навигационные ссылки: «Главная страница», «Тарифы», «Покрытие», «Подключение». Цвет ссылок белый. Цвет активной страницы оранжевый (#FF6B35). При наведении </w:t>
+      </w:r>
+      <w:r>
+        <w:rPr>
+          <w:rFonts w:ascii="Times New Roman" w:hAnsi="Times New Roman"/>
+          <w:b w:val="false"/>
+          <w:i w:val="false"/>
+          <w:caps w:val="false"/>
+          <w:smallCaps w:val="false"/>
+          <w:color w:val="000000"/>
+          <w:spacing w:val="0"/>
+          <w:sz w:val="28"/>
+          <w:szCs w:val="28"/>
+          <w:shd w:fill="auto" w:val="clear"/>
+        </w:rPr>
+        <w:t xml:space="preserve"> появляется лёгкое свечение</w:t>
       </w:r>
       <w:r>
         <w:rPr>
@@ -4882,84 +4379,53 @@
           <w:shd w:fill="auto" w:val="clear"/>
         </w:rPr>
         <w:tab/>
-        <w:t>Блок контактов (Contacts).</w:t>
-      </w:r>
-      <w:r>
-        <w:rPr>
-          <w:rFonts w:ascii="Times New Roman" w:hAnsi="Times New Roman"/>
-          <w:b w:val="false"/>
-          <w:i w:val="false"/>
-          <w:caps w:val="false"/>
-          <w:smallCaps w:val="false"/>
-          <w:color w:val="000000"/>
-          <w:spacing w:val="0"/>
-          <w:sz w:val="28"/>
-          <w:szCs w:val="28"/>
-          <w:shd w:fill="auto" w:val="clear"/>
-        </w:rPr>
-        <w:t xml:space="preserve"> Фон оранжевый (#FF6B35). Размер 400×140px. Border-radius: 10px. Тень: </w:t>
-      </w:r>
-      <w:r>
-        <w:rPr>
-          <w:rStyle w:val="Style8"/>
-          <w:rFonts w:ascii="Times New Roman" w:hAnsi="Times New Roman"/>
-          <w:b w:val="false"/>
-          <w:i w:val="false"/>
-          <w:caps w:val="false"/>
-          <w:smallCaps w:val="false"/>
-          <w:color w:val="000000"/>
-          <w:spacing w:val="0"/>
-          <w:sz w:val="28"/>
-          <w:szCs w:val="28"/>
-          <w:shd w:fill="auto" w:val="clear"/>
-        </w:rPr>
-        <w:t>box-shadow: 0px 0px 10px rgba(0, 0, 0, 0.5)</w:t>
-      </w:r>
-      <w:r>
-        <w:rPr>
-          <w:rFonts w:ascii="Times New Roman" w:hAnsi="Times New Roman"/>
-          <w:b w:val="false"/>
-          <w:i w:val="false"/>
-          <w:caps w:val="false"/>
-          <w:smallCaps w:val="false"/>
-          <w:color w:val="000000"/>
-          <w:spacing w:val="0"/>
-          <w:sz w:val="28"/>
-          <w:szCs w:val="28"/>
-          <w:shd w:fill="auto" w:val="clear"/>
-        </w:rPr>
-        <w:t>. Внутри иконки соцсетей (VK, Telegram) и текст: «Контакты:», «+7 921 228 67 69», «usuph212@mail.ru». Иконки 27×27px, круглая форма для Telegram. При наведении (</w:t>
-      </w:r>
-      <w:r>
-        <w:rPr>
-          <w:rStyle w:val="Style8"/>
-          <w:rFonts w:ascii="Times New Roman" w:hAnsi="Times New Roman"/>
-          <w:b w:val="false"/>
-          <w:i w:val="false"/>
-          <w:caps w:val="false"/>
-          <w:smallCaps w:val="false"/>
-          <w:color w:val="000000"/>
-          <w:spacing w:val="0"/>
-          <w:sz w:val="28"/>
-          <w:szCs w:val="28"/>
-          <w:shd w:fill="auto" w:val="clear"/>
-        </w:rPr>
-        <w:t>:hover</w:t>
-      </w:r>
-      <w:r>
-        <w:rPr>
-          <w:rFonts w:ascii="Times New Roman" w:hAnsi="Times New Roman"/>
-          <w:b w:val="false"/>
-          <w:i w:val="false"/>
-          <w:caps w:val="false"/>
-          <w:smallCaps w:val="false"/>
-          <w:color w:val="000000"/>
-          <w:spacing w:val="0"/>
-          <w:sz w:val="28"/>
-          <w:szCs w:val="28"/>
-          <w:shd w:fill="auto" w:val="clear"/>
-        </w:rPr>
-        <w:t>) лёгкое увеличение иконок. Копирайт: «© 2026 NetWave».</w:t>
+        <w:t>Блок контактов.</w:t>
+      </w:r>
+      <w:r>
+        <w:rPr>
+          <w:rFonts w:ascii="Times New Roman" w:hAnsi="Times New Roman"/>
+          <w:b w:val="false"/>
+          <w:i w:val="false"/>
+          <w:caps w:val="false"/>
+          <w:smallCaps w:val="false"/>
+          <w:color w:val="000000"/>
+          <w:spacing w:val="0"/>
+          <w:sz w:val="28"/>
+          <w:szCs w:val="28"/>
+          <w:shd w:fill="auto" w:val="clear"/>
+        </w:rPr>
+        <w:t xml:space="preserve"> Фон оранжевый (#FF6B35). Размер 400×140px. Border-radius: 10px. есть н</w:t>
+      </w:r>
+      <w:r>
+        <w:rPr>
+          <w:rStyle w:val="user"/>
+          <w:rFonts w:ascii="Times New Roman" w:hAnsi="Times New Roman"/>
+          <w:b w:val="false"/>
+          <w:i w:val="false"/>
+          <w:caps w:val="false"/>
+          <w:smallCaps w:val="false"/>
+          <w:color w:val="000000"/>
+          <w:spacing w:val="0"/>
+          <w:sz w:val="28"/>
+          <w:szCs w:val="28"/>
+          <w:shd w:fill="auto" w:val="clear"/>
+        </w:rPr>
+        <w:t>ебольшая тень.</w:t>
+      </w:r>
+      <w:r>
+        <w:rPr>
+          <w:rFonts w:ascii="Times New Roman" w:hAnsi="Times New Roman"/>
+          <w:b w:val="false"/>
+          <w:i w:val="false"/>
+          <w:caps w:val="false"/>
+          <w:smallCaps w:val="false"/>
+          <w:color w:val="000000"/>
+          <w:spacing w:val="0"/>
+          <w:sz w:val="28"/>
+          <w:szCs w:val="28"/>
+          <w:shd w:fill="auto" w:val="clear"/>
+        </w:rPr>
+        <w:t xml:space="preserve"> Внутри иконки соцсетей (VK, Telegram) и текст: «Контакты:», «+7 921 228 67 69», «usuph212@mail.ru». Иконки 27×27px, круглая форма для Telegram. При наведении  лёгкое увеличение иконок. Копирайт: «© 2026 NetWave».</w:t>
       </w:r>
     </w:p>
     <w:p>
@@ -5169,22 +4635,22 @@
           <w:shd w:fill="auto" w:val="clear"/>
         </w:rPr>
         <w:tab/>
-        <w:t>Сетка тарифов (CardsGrid).</w:t>
-      </w:r>
-      <w:r>
-        <w:rPr>
-          <w:rFonts w:ascii="Times New Roman" w:hAnsi="Times New Roman"/>
-          <w:b w:val="false"/>
-          <w:i w:val="false"/>
-          <w:caps w:val="false"/>
-          <w:smallCaps w:val="false"/>
-          <w:color w:val="000000"/>
-          <w:spacing w:val="0"/>
-          <w:sz w:val="28"/>
-          <w:szCs w:val="28"/>
-          <w:shd w:fill="auto" w:val="clear"/>
-        </w:rPr>
-        <w:t xml:space="preserve"> Компоновка — grid-сетка 3×3. Отступы: слева и справа по 280px, снизу 100px. Отступы между карточками 20px.</w:t>
+        <w:t>Сетка тарифов.</w:t>
+      </w:r>
+      <w:r>
+        <w:rPr>
+          <w:rFonts w:ascii="Times New Roman" w:hAnsi="Times New Roman"/>
+          <w:b w:val="false"/>
+          <w:i w:val="false"/>
+          <w:caps w:val="false"/>
+          <w:smallCaps w:val="false"/>
+          <w:color w:val="000000"/>
+          <w:spacing w:val="0"/>
+          <w:sz w:val="28"/>
+          <w:szCs w:val="28"/>
+          <w:shd w:fill="auto" w:val="clear"/>
+        </w:rPr>
+        <w:t xml:space="preserve"> Компоновка — сетка 3×3. Отступы: слева и справа по 280px, снизу 100px. Отступы между карточками 20px.</w:t>
       </w:r>
     </w:p>
     <w:p>
@@ -5215,53 +4681,53 @@
           <w:shd w:fill="auto" w:val="clear"/>
         </w:rPr>
         <w:tab/>
-        <w:t>Карточка тарифа (TradeCard).</w:t>
-      </w:r>
-      <w:r>
-        <w:rPr>
-          <w:rFonts w:ascii="Times New Roman" w:hAnsi="Times New Roman"/>
-          <w:b w:val="false"/>
-          <w:i w:val="false"/>
-          <w:caps w:val="false"/>
-          <w:smallCaps w:val="false"/>
-          <w:color w:val="000000"/>
-          <w:spacing w:val="0"/>
-          <w:sz w:val="28"/>
-          <w:szCs w:val="28"/>
-          <w:shd w:fill="auto" w:val="clear"/>
-        </w:rPr>
-        <w:t xml:space="preserve"> Фон светло-серый (#D9D9D9). Размер 400×250px. Border-radius: 25px. Тень: </w:t>
-      </w:r>
-      <w:r>
-        <w:rPr>
-          <w:rStyle w:val="Style8"/>
-          <w:rFonts w:ascii="Times New Roman" w:hAnsi="Times New Roman"/>
-          <w:b w:val="false"/>
-          <w:i w:val="false"/>
-          <w:caps w:val="false"/>
-          <w:smallCaps w:val="false"/>
-          <w:color w:val="000000"/>
-          <w:spacing w:val="0"/>
-          <w:sz w:val="28"/>
-          <w:szCs w:val="28"/>
-          <w:shd w:fill="auto" w:val="clear"/>
-        </w:rPr>
-        <w:t>box-shadow: 0px 0px 10px rgba(0, 0, 0, 0.5)</w:t>
-      </w:r>
-      <w:r>
-        <w:rPr>
-          <w:rFonts w:ascii="Times New Roman" w:hAnsi="Times New Roman"/>
-          <w:b w:val="false"/>
-          <w:i w:val="false"/>
-          <w:caps w:val="false"/>
-          <w:smallCaps w:val="false"/>
-          <w:color w:val="000000"/>
-          <w:spacing w:val="0"/>
-          <w:sz w:val="28"/>
-          <w:szCs w:val="28"/>
-          <w:shd w:fill="auto" w:val="clear"/>
-        </w:rPr>
-        <w:t>. Внутри: логотип (36×36px, круглый), заголовок H2 — название тарифа, аватар (36×36px, круглый), текст — описание услуг (24px), кнопка «299 руб/мес» (PriceBtn).</w:t>
+        <w:t>Карточка тарифа.</w:t>
+      </w:r>
+      <w:r>
+        <w:rPr>
+          <w:rFonts w:ascii="Times New Roman" w:hAnsi="Times New Roman"/>
+          <w:b w:val="false"/>
+          <w:i w:val="false"/>
+          <w:caps w:val="false"/>
+          <w:smallCaps w:val="false"/>
+          <w:color w:val="000000"/>
+          <w:spacing w:val="0"/>
+          <w:sz w:val="28"/>
+          <w:szCs w:val="28"/>
+          <w:shd w:fill="auto" w:val="clear"/>
+        </w:rPr>
+        <w:t xml:space="preserve"> Фон светло-серый (#D9D9D9). Размер 400×250px. Border-radius: 25px. есть н</w:t>
+      </w:r>
+      <w:r>
+        <w:rPr>
+          <w:rStyle w:val="user"/>
+          <w:rFonts w:ascii="Times New Roman" w:hAnsi="Times New Roman"/>
+          <w:b w:val="false"/>
+          <w:i w:val="false"/>
+          <w:caps w:val="false"/>
+          <w:smallCaps w:val="false"/>
+          <w:color w:val="000000"/>
+          <w:spacing w:val="0"/>
+          <w:sz w:val="28"/>
+          <w:szCs w:val="28"/>
+          <w:shd w:fill="auto" w:val="clear"/>
+        </w:rPr>
+        <w:t>ебольшая тень.</w:t>
+      </w:r>
+      <w:r>
+        <w:rPr>
+          <w:rFonts w:ascii="Times New Roman" w:hAnsi="Times New Roman"/>
+          <w:b w:val="false"/>
+          <w:i w:val="false"/>
+          <w:caps w:val="false"/>
+          <w:smallCaps w:val="false"/>
+          <w:color w:val="000000"/>
+          <w:spacing w:val="0"/>
+          <w:sz w:val="28"/>
+          <w:szCs w:val="28"/>
+          <w:shd w:fill="auto" w:val="clear"/>
+        </w:rPr>
+        <w:t xml:space="preserve"> Внутри: логотип (36×36px, круглый), заголовок H2 — название тарифа, аватар (36×36px, круглый), текст — описание услуг (24px), кнопка «299 руб/мес» (PriceBtn).</w:t>
       </w:r>
     </w:p>
     <w:p>
@@ -5292,146 +4758,53 @@
           <w:shd w:fill="auto" w:val="clear"/>
         </w:rPr>
         <w:tab/>
-        <w:t>Кнопка «299 руб/мес» (PriceBtn).</w:t>
-      </w:r>
-      <w:r>
-        <w:rPr>
-          <w:rFonts w:ascii="Times New Roman" w:hAnsi="Times New Roman"/>
-          <w:b w:val="false"/>
-          <w:i w:val="false"/>
-          <w:caps w:val="false"/>
-          <w:smallCaps w:val="false"/>
-          <w:color w:val="000000"/>
-          <w:spacing w:val="0"/>
-          <w:sz w:val="28"/>
-          <w:szCs w:val="28"/>
-          <w:shd w:fill="auto" w:val="clear"/>
-        </w:rPr>
-        <w:t xml:space="preserve"> Цвет фона оранжевый (#FF6B35). Цвет текста белый. Размер 180×60px. Border-radius: 25px. Тень: </w:t>
-      </w:r>
-      <w:r>
-        <w:rPr>
-          <w:rStyle w:val="Style8"/>
-          <w:rFonts w:ascii="Times New Roman" w:hAnsi="Times New Roman"/>
-          <w:b w:val="false"/>
-          <w:i w:val="false"/>
-          <w:caps w:val="false"/>
-          <w:smallCaps w:val="false"/>
-          <w:color w:val="000000"/>
-          <w:spacing w:val="0"/>
-          <w:sz w:val="28"/>
-          <w:szCs w:val="28"/>
-          <w:shd w:fill="auto" w:val="clear"/>
-        </w:rPr>
-        <w:t>box-shadow: 0px 0px 10px rgba(0, 0, 0, 0.5)</w:t>
-      </w:r>
-      <w:r>
-        <w:rPr>
-          <w:rFonts w:ascii="Times New Roman" w:hAnsi="Times New Roman"/>
-          <w:b w:val="false"/>
-          <w:i w:val="false"/>
-          <w:caps w:val="false"/>
-          <w:smallCaps w:val="false"/>
-          <w:color w:val="000000"/>
-          <w:spacing w:val="0"/>
-          <w:sz w:val="28"/>
-          <w:szCs w:val="28"/>
-          <w:shd w:fill="auto" w:val="clear"/>
-        </w:rPr>
-        <w:t>. При наведении (</w:t>
-      </w:r>
-      <w:r>
-        <w:rPr>
-          <w:rStyle w:val="Style8"/>
-          <w:rFonts w:ascii="Times New Roman" w:hAnsi="Times New Roman"/>
-          <w:b w:val="false"/>
-          <w:i w:val="false"/>
-          <w:caps w:val="false"/>
-          <w:smallCaps w:val="false"/>
-          <w:color w:val="000000"/>
-          <w:spacing w:val="0"/>
-          <w:sz w:val="28"/>
-          <w:szCs w:val="28"/>
-          <w:shd w:fill="auto" w:val="clear"/>
-        </w:rPr>
-        <w:t>:hover</w:t>
-      </w:r>
-      <w:r>
-        <w:rPr>
-          <w:rFonts w:ascii="Times New Roman" w:hAnsi="Times New Roman"/>
-          <w:b w:val="false"/>
-          <w:i w:val="false"/>
-          <w:caps w:val="false"/>
-          <w:smallCaps w:val="false"/>
-          <w:color w:val="000000"/>
-          <w:spacing w:val="0"/>
-          <w:sz w:val="28"/>
-          <w:szCs w:val="28"/>
-          <w:shd w:fill="auto" w:val="clear"/>
-        </w:rPr>
-        <w:t>) цвет фона меняется на белый, цвет текста — на чёрный. Плавный переход (transition: background-color 0.3s ease). При клике (</w:t>
-      </w:r>
-      <w:r>
-        <w:rPr>
-          <w:rStyle w:val="Style8"/>
-          <w:rFonts w:ascii="Times New Roman" w:hAnsi="Times New Roman"/>
-          <w:b w:val="false"/>
-          <w:i w:val="false"/>
-          <w:caps w:val="false"/>
-          <w:smallCaps w:val="false"/>
-          <w:color w:val="000000"/>
-          <w:spacing w:val="0"/>
-          <w:sz w:val="28"/>
-          <w:szCs w:val="28"/>
-          <w:shd w:fill="auto" w:val="clear"/>
-        </w:rPr>
-        <w:t>:active</w:t>
-      </w:r>
-      <w:r>
-        <w:rPr>
-          <w:rFonts w:ascii="Times New Roman" w:hAnsi="Times New Roman"/>
-          <w:b w:val="false"/>
-          <w:i w:val="false"/>
-          <w:caps w:val="false"/>
-          <w:smallCaps w:val="false"/>
-          <w:color w:val="000000"/>
-          <w:spacing w:val="0"/>
-          <w:sz w:val="28"/>
-          <w:szCs w:val="28"/>
-          <w:shd w:fill="auto" w:val="clear"/>
-        </w:rPr>
-        <w:t>) кратковременное затемнение. При фокусе (</w:t>
-      </w:r>
-      <w:r>
-        <w:rPr>
-          <w:rStyle w:val="Style8"/>
-          <w:rFonts w:ascii="Times New Roman" w:hAnsi="Times New Roman"/>
-          <w:b w:val="false"/>
-          <w:i w:val="false"/>
-          <w:caps w:val="false"/>
-          <w:smallCaps w:val="false"/>
-          <w:color w:val="000000"/>
-          <w:spacing w:val="0"/>
-          <w:sz w:val="28"/>
-          <w:szCs w:val="28"/>
-          <w:shd w:fill="auto" w:val="clear"/>
-        </w:rPr>
-        <w:t>:focus</w:t>
-      </w:r>
-      <w:r>
-        <w:rPr>
-          <w:rFonts w:ascii="Times New Roman" w:hAnsi="Times New Roman"/>
-          <w:b w:val="false"/>
-          <w:i w:val="false"/>
-          <w:caps w:val="false"/>
-          <w:smallCaps w:val="false"/>
-          <w:color w:val="000000"/>
-          <w:spacing w:val="0"/>
-          <w:sz w:val="28"/>
-          <w:szCs w:val="28"/>
-          <w:shd w:fill="auto" w:val="clear"/>
-        </w:rPr>
-        <w:t>) обводка.</w:t>
+        <w:t>Кнопка «299 руб/мес».</w:t>
+      </w:r>
+      <w:r>
+        <w:rPr>
+          <w:rFonts w:ascii="Times New Roman" w:hAnsi="Times New Roman"/>
+          <w:b w:val="false"/>
+          <w:i w:val="false"/>
+          <w:caps w:val="false"/>
+          <w:smallCaps w:val="false"/>
+          <w:color w:val="000000"/>
+          <w:spacing w:val="0"/>
+          <w:sz w:val="28"/>
+          <w:szCs w:val="28"/>
+          <w:shd w:fill="auto" w:val="clear"/>
+        </w:rPr>
+        <w:t xml:space="preserve"> Цвет фона оранжевый (#FF6B35). Цвет текста белый. Размер 180×60px. Border-radius: 25px. есть н</w:t>
+      </w:r>
+      <w:r>
+        <w:rPr>
+          <w:rStyle w:val="user"/>
+          <w:rFonts w:ascii="Times New Roman" w:hAnsi="Times New Roman"/>
+          <w:b w:val="false"/>
+          <w:i w:val="false"/>
+          <w:caps w:val="false"/>
+          <w:smallCaps w:val="false"/>
+          <w:color w:val="000000"/>
+          <w:spacing w:val="0"/>
+          <w:sz w:val="28"/>
+          <w:szCs w:val="28"/>
+          <w:shd w:fill="auto" w:val="clear"/>
+        </w:rPr>
+        <w:t>ебольшая тень.</w:t>
+      </w:r>
+      <w:r>
+        <w:rPr>
+          <w:rFonts w:ascii="Times New Roman" w:hAnsi="Times New Roman"/>
+          <w:b w:val="false"/>
+          <w:i w:val="false"/>
+          <w:caps w:val="false"/>
+          <w:smallCaps w:val="false"/>
+          <w:color w:val="000000"/>
+          <w:spacing w:val="0"/>
+          <w:sz w:val="28"/>
+          <w:szCs w:val="28"/>
+          <w:shd w:fill="auto" w:val="clear"/>
+        </w:rPr>
+        <w:t xml:space="preserve"> При наведении  цвет фона меняется на белый, цвет текста — на чёрный. Плавный переход проходит в течение 0,3 секунд. При клике  кратковременное затемнение. При фокусе обводка.</w:t>
       </w:r>
     </w:p>
     <w:p>
@@ -5508,53 +4881,53 @@
           <w:shd w:fill="auto" w:val="clear"/>
         </w:rPr>
         <w:tab/>
-        <w:t>Блок «Дополнительно» (DopUsl).</w:t>
-      </w:r>
-      <w:r>
-        <w:rPr>
-          <w:rFonts w:ascii="Times New Roman" w:hAnsi="Times New Roman"/>
-          <w:b w:val="false"/>
-          <w:i w:val="false"/>
-          <w:caps w:val="false"/>
-          <w:smallCaps w:val="false"/>
-          <w:color w:val="000000"/>
-          <w:spacing w:val="0"/>
-          <w:sz w:val="28"/>
-          <w:szCs w:val="28"/>
-          <w:shd w:fill="auto" w:val="clear"/>
-        </w:rPr>
-        <w:t xml:space="preserve"> Размер 600×500px. Фон светло-серый (#D9D9D9). Border-radius: 25px. Тень: </w:t>
-      </w:r>
-      <w:r>
-        <w:rPr>
-          <w:rStyle w:val="Style8"/>
-          <w:rFonts w:ascii="Times New Roman" w:hAnsi="Times New Roman"/>
-          <w:b w:val="false"/>
-          <w:i w:val="false"/>
-          <w:caps w:val="false"/>
-          <w:smallCaps w:val="false"/>
-          <w:color w:val="000000"/>
-          <w:spacing w:val="0"/>
-          <w:sz w:val="28"/>
-          <w:szCs w:val="28"/>
-          <w:shd w:fill="auto" w:val="clear"/>
-        </w:rPr>
-        <w:t>box-shadow: 0px 0px 10px rgba(0, 0, 0, 0.5)</w:t>
-      </w:r>
-      <w:r>
-        <w:rPr>
-          <w:rFonts w:ascii="Times New Roman" w:hAnsi="Times New Roman"/>
-          <w:b w:val="false"/>
-          <w:i w:val="false"/>
-          <w:caps w:val="false"/>
-          <w:smallCaps w:val="false"/>
-          <w:color w:val="000000"/>
-          <w:spacing w:val="0"/>
-          <w:sz w:val="28"/>
-          <w:szCs w:val="28"/>
-          <w:shd w:fill="auto" w:val="clear"/>
-        </w:rPr>
-        <w:t>. Заголовок: «Дополнительно» (32px). Внутри шесть чекбоксов (Checker): «безлимит Telegram», «Подписка Wink», «безлимит VPN», «Подписка КИОН», «безлимит ВК», «Подписка Я.Музыка».</w:t>
+        <w:t>Блок «Дополнительно».</w:t>
+      </w:r>
+      <w:r>
+        <w:rPr>
+          <w:rFonts w:ascii="Times New Roman" w:hAnsi="Times New Roman"/>
+          <w:b w:val="false"/>
+          <w:i w:val="false"/>
+          <w:caps w:val="false"/>
+          <w:smallCaps w:val="false"/>
+          <w:color w:val="000000"/>
+          <w:spacing w:val="0"/>
+          <w:sz w:val="28"/>
+          <w:szCs w:val="28"/>
+          <w:shd w:fill="auto" w:val="clear"/>
+        </w:rPr>
+        <w:t xml:space="preserve"> Размер 600×500px. Фон светло-серый (#D9D9D9). Border-radius: 25px. есть н</w:t>
+      </w:r>
+      <w:r>
+        <w:rPr>
+          <w:rStyle w:val="user"/>
+          <w:rFonts w:ascii="Times New Roman" w:hAnsi="Times New Roman"/>
+          <w:b w:val="false"/>
+          <w:i w:val="false"/>
+          <w:caps w:val="false"/>
+          <w:smallCaps w:val="false"/>
+          <w:color w:val="000000"/>
+          <w:spacing w:val="0"/>
+          <w:sz w:val="28"/>
+          <w:szCs w:val="28"/>
+          <w:shd w:fill="auto" w:val="clear"/>
+        </w:rPr>
+        <w:t>ебольшая тень.</w:t>
+      </w:r>
+      <w:r>
+        <w:rPr>
+          <w:rFonts w:ascii="Times New Roman" w:hAnsi="Times New Roman"/>
+          <w:b w:val="false"/>
+          <w:i w:val="false"/>
+          <w:caps w:val="false"/>
+          <w:smallCaps w:val="false"/>
+          <w:color w:val="000000"/>
+          <w:spacing w:val="0"/>
+          <w:sz w:val="28"/>
+          <w:szCs w:val="28"/>
+          <w:shd w:fill="auto" w:val="clear"/>
+        </w:rPr>
+        <w:t xml:space="preserve"> Заголовок: «Дополнительно» (32px). Внутри шесть чекбоксов (Checker): «безлимит Telegram», «Подписка Wink», «безлимит VPN», «Подписка КИОН», «безлимит ВК», «Подписка Я.Музыка».</w:t>
       </w:r>
     </w:p>
     <w:p>
@@ -5585,146 +4958,53 @@
           <w:shd w:fill="auto" w:val="clear"/>
         </w:rPr>
         <w:tab/>
-        <w:t>Чекбокс (Checker).</w:t>
-      </w:r>
-      <w:r>
-        <w:rPr>
-          <w:rFonts w:ascii="Times New Roman" w:hAnsi="Times New Roman"/>
-          <w:b w:val="false"/>
-          <w:i w:val="false"/>
-          <w:caps w:val="false"/>
-          <w:smallCaps w:val="false"/>
-          <w:color w:val="000000"/>
-          <w:spacing w:val="0"/>
-          <w:sz w:val="28"/>
-          <w:szCs w:val="28"/>
-          <w:shd w:fill="auto" w:val="clear"/>
-        </w:rPr>
-        <w:t xml:space="preserve"> Размер 250×120px. Фон белый. Border-radius: 25px. Тень: </w:t>
-      </w:r>
-      <w:r>
-        <w:rPr>
-          <w:rStyle w:val="Style8"/>
-          <w:rFonts w:ascii="Times New Roman" w:hAnsi="Times New Roman"/>
-          <w:b w:val="false"/>
-          <w:i w:val="false"/>
-          <w:caps w:val="false"/>
-          <w:smallCaps w:val="false"/>
-          <w:color w:val="000000"/>
-          <w:spacing w:val="0"/>
-          <w:sz w:val="28"/>
-          <w:szCs w:val="28"/>
-          <w:shd w:fill="auto" w:val="clear"/>
-        </w:rPr>
-        <w:t>box-shadow: 0px 0px 10px rgba(0, 0, 0, 0.5)</w:t>
-      </w:r>
-      <w:r>
-        <w:rPr>
-          <w:rFonts w:ascii="Times New Roman" w:hAnsi="Times New Roman"/>
-          <w:b w:val="false"/>
-          <w:i w:val="false"/>
-          <w:caps w:val="false"/>
-          <w:smallCaps w:val="false"/>
-          <w:color w:val="000000"/>
-          <w:spacing w:val="0"/>
-          <w:sz w:val="28"/>
-          <w:szCs w:val="28"/>
-          <w:shd w:fill="auto" w:val="clear"/>
-        </w:rPr>
-        <w:t>. Внутри текст (32px) и input type="checkbox". При наведении (</w:t>
-      </w:r>
-      <w:r>
-        <w:rPr>
-          <w:rStyle w:val="Style8"/>
-          <w:rFonts w:ascii="Times New Roman" w:hAnsi="Times New Roman"/>
-          <w:b w:val="false"/>
-          <w:i w:val="false"/>
-          <w:caps w:val="false"/>
-          <w:smallCaps w:val="false"/>
-          <w:color w:val="000000"/>
-          <w:spacing w:val="0"/>
-          <w:sz w:val="28"/>
-          <w:szCs w:val="28"/>
-          <w:shd w:fill="auto" w:val="clear"/>
-        </w:rPr>
-        <w:t>:hover</w:t>
-      </w:r>
-      <w:r>
-        <w:rPr>
-          <w:rFonts w:ascii="Times New Roman" w:hAnsi="Times New Roman"/>
-          <w:b w:val="false"/>
-          <w:i w:val="false"/>
-          <w:caps w:val="false"/>
-          <w:smallCaps w:val="false"/>
-          <w:color w:val="000000"/>
-          <w:spacing w:val="0"/>
-          <w:sz w:val="28"/>
-          <w:szCs w:val="28"/>
-          <w:shd w:fill="auto" w:val="clear"/>
-        </w:rPr>
-        <w:t>) лёгкое изменение тени. При клике (</w:t>
-      </w:r>
-      <w:r>
-        <w:rPr>
-          <w:rStyle w:val="Style8"/>
-          <w:rFonts w:ascii="Times New Roman" w:hAnsi="Times New Roman"/>
-          <w:b w:val="false"/>
-          <w:i w:val="false"/>
-          <w:caps w:val="false"/>
-          <w:smallCaps w:val="false"/>
-          <w:color w:val="000000"/>
-          <w:spacing w:val="0"/>
-          <w:sz w:val="28"/>
-          <w:szCs w:val="28"/>
-          <w:shd w:fill="auto" w:val="clear"/>
-        </w:rPr>
-        <w:t>:active</w:t>
-      </w:r>
-      <w:r>
-        <w:rPr>
-          <w:rFonts w:ascii="Times New Roman" w:hAnsi="Times New Roman"/>
-          <w:b w:val="false"/>
-          <w:i w:val="false"/>
-          <w:caps w:val="false"/>
-          <w:smallCaps w:val="false"/>
-          <w:color w:val="000000"/>
-          <w:spacing w:val="0"/>
-          <w:sz w:val="28"/>
-          <w:szCs w:val="28"/>
-          <w:shd w:fill="auto" w:val="clear"/>
-        </w:rPr>
-        <w:t>) изменение состояния чекбокса. При фокусе (</w:t>
-      </w:r>
-      <w:r>
-        <w:rPr>
-          <w:rStyle w:val="Style8"/>
-          <w:rFonts w:ascii="Times New Roman" w:hAnsi="Times New Roman"/>
-          <w:b w:val="false"/>
-          <w:i w:val="false"/>
-          <w:caps w:val="false"/>
-          <w:smallCaps w:val="false"/>
-          <w:color w:val="000000"/>
-          <w:spacing w:val="0"/>
-          <w:sz w:val="28"/>
-          <w:szCs w:val="28"/>
-          <w:shd w:fill="auto" w:val="clear"/>
-        </w:rPr>
-        <w:t>:focus</w:t>
-      </w:r>
-      <w:r>
-        <w:rPr>
-          <w:rFonts w:ascii="Times New Roman" w:hAnsi="Times New Roman"/>
-          <w:b w:val="false"/>
-          <w:i w:val="false"/>
-          <w:caps w:val="false"/>
-          <w:smallCaps w:val="false"/>
-          <w:color w:val="000000"/>
-          <w:spacing w:val="0"/>
-          <w:sz w:val="28"/>
-          <w:szCs w:val="28"/>
-          <w:shd w:fill="auto" w:val="clear"/>
-        </w:rPr>
-        <w:t>) обводка.</w:t>
+        <w:t>Чекбокс.</w:t>
+      </w:r>
+      <w:r>
+        <w:rPr>
+          <w:rFonts w:ascii="Times New Roman" w:hAnsi="Times New Roman"/>
+          <w:b w:val="false"/>
+          <w:i w:val="false"/>
+          <w:caps w:val="false"/>
+          <w:smallCaps w:val="false"/>
+          <w:color w:val="000000"/>
+          <w:spacing w:val="0"/>
+          <w:sz w:val="28"/>
+          <w:szCs w:val="28"/>
+          <w:shd w:fill="auto" w:val="clear"/>
+        </w:rPr>
+        <w:t xml:space="preserve"> Размер 250×120px. Фон белый. Border-radius: 25px. есть н</w:t>
+      </w:r>
+      <w:r>
+        <w:rPr>
+          <w:rStyle w:val="user"/>
+          <w:rFonts w:ascii="Times New Roman" w:hAnsi="Times New Roman"/>
+          <w:b w:val="false"/>
+          <w:i w:val="false"/>
+          <w:caps w:val="false"/>
+          <w:smallCaps w:val="false"/>
+          <w:color w:val="000000"/>
+          <w:spacing w:val="0"/>
+          <w:sz w:val="28"/>
+          <w:szCs w:val="28"/>
+          <w:shd w:fill="auto" w:val="clear"/>
+        </w:rPr>
+        <w:t>ебольшая тень.</w:t>
+      </w:r>
+      <w:r>
+        <w:rPr>
+          <w:rFonts w:ascii="Times New Roman" w:hAnsi="Times New Roman"/>
+          <w:b w:val="false"/>
+          <w:i w:val="false"/>
+          <w:caps w:val="false"/>
+          <w:smallCaps w:val="false"/>
+          <w:color w:val="000000"/>
+          <w:spacing w:val="0"/>
+          <w:sz w:val="28"/>
+          <w:szCs w:val="28"/>
+          <w:shd w:fill="auto" w:val="clear"/>
+        </w:rPr>
+        <w:t xml:space="preserve"> Внутри текст (32px) и input type="checkbox". При наведении  лёгкое изменение тени. При клике  изменение состояния чекбокса. При фокусе обводка.</w:t>
       </w:r>
     </w:p>
     <w:p>
@@ -5755,84 +5035,38 @@
           <w:shd w:fill="auto" w:val="clear"/>
         </w:rPr>
         <w:tab/>
-        <w:t>Блок «Конкурс» (Konkurs).</w:t>
-      </w:r>
-      <w:r>
-        <w:rPr>
-          <w:rFonts w:ascii="Times New Roman" w:hAnsi="Times New Roman"/>
-          <w:b w:val="false"/>
-          <w:i w:val="false"/>
-          <w:caps w:val="false"/>
-          <w:smallCaps w:val="false"/>
-          <w:color w:val="000000"/>
-          <w:spacing w:val="0"/>
-          <w:sz w:val="28"/>
-          <w:szCs w:val="28"/>
-          <w:shd w:fill="auto" w:val="clear"/>
-        </w:rPr>
-        <w:t xml:space="preserve"> Размер 600×500px. Border-radius: 25px. Фоновое изображение </w:t>
-      </w:r>
-      <w:r>
-        <w:rPr>
-          <w:rStyle w:val="Style8"/>
-          <w:rFonts w:ascii="Times New Roman" w:hAnsi="Times New Roman"/>
-          <w:b w:val="false"/>
-          <w:i w:val="false"/>
-          <w:caps w:val="false"/>
-          <w:smallCaps w:val="false"/>
-          <w:color w:val="000000"/>
-          <w:spacing w:val="0"/>
-          <w:sz w:val="28"/>
-          <w:szCs w:val="28"/>
-          <w:shd w:fill="auto" w:val="clear"/>
-        </w:rPr>
-        <w:t>ad2.png</w:t>
-      </w:r>
-      <w:r>
-        <w:rPr>
-          <w:rFonts w:ascii="Times New Roman" w:hAnsi="Times New Roman"/>
-          <w:b w:val="false"/>
-          <w:i w:val="false"/>
-          <w:caps w:val="false"/>
-          <w:smallCaps w:val="false"/>
-          <w:color w:val="000000"/>
-          <w:spacing w:val="0"/>
-          <w:sz w:val="28"/>
-          <w:szCs w:val="28"/>
-          <w:shd w:fill="auto" w:val="clear"/>
-        </w:rPr>
-        <w:t xml:space="preserve">. Тень: </w:t>
-      </w:r>
-      <w:r>
-        <w:rPr>
-          <w:rStyle w:val="Style8"/>
-          <w:rFonts w:ascii="Times New Roman" w:hAnsi="Times New Roman"/>
-          <w:b w:val="false"/>
-          <w:i w:val="false"/>
-          <w:caps w:val="false"/>
-          <w:smallCaps w:val="false"/>
-          <w:color w:val="000000"/>
-          <w:spacing w:val="0"/>
-          <w:sz w:val="28"/>
-          <w:szCs w:val="28"/>
-          <w:shd w:fill="auto" w:val="clear"/>
-        </w:rPr>
-        <w:t>box-shadow: 0px 0px 10px rgba(0, 0, 0, 0.5)</w:t>
-      </w:r>
-      <w:r>
-        <w:rPr>
-          <w:rFonts w:ascii="Times New Roman" w:hAnsi="Times New Roman"/>
-          <w:b w:val="false"/>
-          <w:i w:val="false"/>
-          <w:caps w:val="false"/>
-          <w:smallCaps w:val="false"/>
-          <w:color w:val="000000"/>
-          <w:spacing w:val="0"/>
-          <w:sz w:val="28"/>
-          <w:szCs w:val="28"/>
-          <w:shd w:fill="auto" w:val="clear"/>
-        </w:rPr>
-        <w:t>.</w:t>
+        <w:t>Блок «Конкурс».</w:t>
+      </w:r>
+      <w:r>
+        <w:rPr>
+          <w:rFonts w:ascii="Times New Roman" w:hAnsi="Times New Roman"/>
+          <w:b w:val="false"/>
+          <w:i w:val="false"/>
+          <w:caps w:val="false"/>
+          <w:smallCaps w:val="false"/>
+          <w:color w:val="000000"/>
+          <w:spacing w:val="0"/>
+          <w:sz w:val="28"/>
+          <w:szCs w:val="28"/>
+          <w:shd w:fill="auto" w:val="clear"/>
+        </w:rPr>
+        <w:t xml:space="preserve"> Размер 600×500px. Border-radius: 25px. Фоновое изображение, есть н</w:t>
+      </w:r>
+      <w:r>
+        <w:rPr>
+          <w:rStyle w:val="user"/>
+          <w:rFonts w:ascii="Times New Roman" w:hAnsi="Times New Roman"/>
+          <w:b w:val="false"/>
+          <w:i w:val="false"/>
+          <w:caps w:val="false"/>
+          <w:smallCaps w:val="false"/>
+          <w:color w:val="000000"/>
+          <w:spacing w:val="0"/>
+          <w:sz w:val="28"/>
+          <w:szCs w:val="28"/>
+          <w:shd w:fill="auto" w:val="clear"/>
+        </w:rPr>
+        <w:t>ебольшая тень.</w:t>
       </w:r>
     </w:p>
     <w:p>
@@ -5863,22 +5097,22 @@
           <w:shd w:fill="auto" w:val="clear"/>
         </w:rPr>
         <w:tab/>
-        <w:t>Блок «Отзывы» (Otzyvy).</w:t>
-      </w:r>
-      <w:r>
-        <w:rPr>
-          <w:rFonts w:ascii="Times New Roman" w:hAnsi="Times New Roman"/>
-          <w:b w:val="false"/>
-          <w:i w:val="false"/>
-          <w:caps w:val="false"/>
-          <w:smallCaps w:val="false"/>
-          <w:color w:val="000000"/>
-          <w:spacing w:val="0"/>
-          <w:sz w:val="28"/>
-          <w:szCs w:val="28"/>
-          <w:shd w:fill="auto" w:val="clear"/>
-        </w:rPr>
-        <w:t xml:space="preserve"> Заголовок H1: «Отзывы (если вы ещё вдруг не доверяете нам)». Расположен по центру. Отступ сверху 100px. Сетка отзывов: grid-сетка 4×1. Отступы: слева и справа по 280px, снизу 100px. Отступы между отзывами 10px.</w:t>
+        <w:t>Блок «Отзывы».</w:t>
+      </w:r>
+      <w:r>
+        <w:rPr>
+          <w:rFonts w:ascii="Times New Roman" w:hAnsi="Times New Roman"/>
+          <w:b w:val="false"/>
+          <w:i w:val="false"/>
+          <w:caps w:val="false"/>
+          <w:smallCaps w:val="false"/>
+          <w:color w:val="000000"/>
+          <w:spacing w:val="0"/>
+          <w:sz w:val="28"/>
+          <w:szCs w:val="28"/>
+          <w:shd w:fill="auto" w:val="clear"/>
+        </w:rPr>
+        <w:t xml:space="preserve"> Заголовок H1: «Отзывы (если вы ещё вдруг не доверяете нам)». Расположен по центру. Отступ сверху 100px. Сетка отзывов 4×1. Отступы: слева и справа по 280px, снизу 100px. Отступы между отзывами 10px.</w:t>
       </w:r>
     </w:p>
     <w:p>
@@ -5909,146 +5143,53 @@
           <w:shd w:fill="auto" w:val="clear"/>
         </w:rPr>
         <w:tab/>
-        <w:t>Карточка отзыва (Otzyv).</w:t>
-      </w:r>
-      <w:r>
-        <w:rPr>
-          <w:rFonts w:ascii="Times New Roman" w:hAnsi="Times New Roman"/>
-          <w:b w:val="false"/>
-          <w:i w:val="false"/>
-          <w:caps w:val="false"/>
-          <w:smallCaps w:val="false"/>
-          <w:color w:val="000000"/>
-          <w:spacing w:val="0"/>
-          <w:sz w:val="28"/>
-          <w:szCs w:val="28"/>
-          <w:shd w:fill="auto" w:val="clear"/>
-        </w:rPr>
-        <w:t xml:space="preserve"> Фон светло-серый (#D9D9D9). Размер 290×400px. Border-radius: 25px. Тень: </w:t>
-      </w:r>
-      <w:r>
-        <w:rPr>
-          <w:rStyle w:val="Style8"/>
-          <w:rFonts w:ascii="Times New Roman" w:hAnsi="Times New Roman"/>
-          <w:b w:val="false"/>
-          <w:i w:val="false"/>
-          <w:caps w:val="false"/>
-          <w:smallCaps w:val="false"/>
-          <w:color w:val="000000"/>
-          <w:spacing w:val="0"/>
-          <w:sz w:val="28"/>
-          <w:szCs w:val="28"/>
-          <w:shd w:fill="auto" w:val="clear"/>
-        </w:rPr>
-        <w:t>box-shadow: 0px 0px 10px rgba(0, 0, 0, 0.5)</w:t>
-      </w:r>
-      <w:r>
-        <w:rPr>
-          <w:rFonts w:ascii="Times New Roman" w:hAnsi="Times New Roman"/>
-          <w:b w:val="false"/>
-          <w:i w:val="false"/>
-          <w:caps w:val="false"/>
-          <w:smallCaps w:val="false"/>
-          <w:color w:val="000000"/>
-          <w:spacing w:val="0"/>
-          <w:sz w:val="28"/>
-          <w:szCs w:val="28"/>
-          <w:shd w:fill="auto" w:val="clear"/>
-        </w:rPr>
-        <w:t>. Внутри: заголовок H3 (имя, возраст, род занятий), текст отзыва (Abzac). При наведении (</w:t>
-      </w:r>
-      <w:r>
-        <w:rPr>
-          <w:rStyle w:val="Style8"/>
-          <w:rFonts w:ascii="Times New Roman" w:hAnsi="Times New Roman"/>
-          <w:b w:val="false"/>
-          <w:i w:val="false"/>
-          <w:caps w:val="false"/>
-          <w:smallCaps w:val="false"/>
-          <w:color w:val="000000"/>
-          <w:spacing w:val="0"/>
-          <w:sz w:val="28"/>
-          <w:szCs w:val="28"/>
-          <w:shd w:fill="auto" w:val="clear"/>
-        </w:rPr>
-        <w:t>:hover</w:t>
-      </w:r>
-      <w:r>
-        <w:rPr>
-          <w:rFonts w:ascii="Times New Roman" w:hAnsi="Times New Roman"/>
-          <w:b w:val="false"/>
-          <w:i w:val="false"/>
-          <w:caps w:val="false"/>
-          <w:smallCaps w:val="false"/>
-          <w:color w:val="000000"/>
-          <w:spacing w:val="0"/>
-          <w:sz w:val="28"/>
-          <w:szCs w:val="28"/>
-          <w:shd w:fill="auto" w:val="clear"/>
-        </w:rPr>
-        <w:t>) лёгкое увеличение тени. При клике (</w:t>
-      </w:r>
-      <w:r>
-        <w:rPr>
-          <w:rStyle w:val="Style8"/>
-          <w:rFonts w:ascii="Times New Roman" w:hAnsi="Times New Roman"/>
-          <w:b w:val="false"/>
-          <w:i w:val="false"/>
-          <w:caps w:val="false"/>
-          <w:smallCaps w:val="false"/>
-          <w:color w:val="000000"/>
-          <w:spacing w:val="0"/>
-          <w:sz w:val="28"/>
-          <w:szCs w:val="28"/>
-          <w:shd w:fill="auto" w:val="clear"/>
-        </w:rPr>
-        <w:t>:active</w:t>
-      </w:r>
-      <w:r>
-        <w:rPr>
-          <w:rFonts w:ascii="Times New Roman" w:hAnsi="Times New Roman"/>
-          <w:b w:val="false"/>
-          <w:i w:val="false"/>
-          <w:caps w:val="false"/>
-          <w:smallCaps w:val="false"/>
-          <w:color w:val="000000"/>
-          <w:spacing w:val="0"/>
-          <w:sz w:val="28"/>
-          <w:szCs w:val="28"/>
-          <w:shd w:fill="auto" w:val="clear"/>
-        </w:rPr>
-        <w:t>) кратковременное затемнение. При фокусе (</w:t>
-      </w:r>
-      <w:r>
-        <w:rPr>
-          <w:rStyle w:val="Style8"/>
-          <w:rFonts w:ascii="Times New Roman" w:hAnsi="Times New Roman"/>
-          <w:b w:val="false"/>
-          <w:i w:val="false"/>
-          <w:caps w:val="false"/>
-          <w:smallCaps w:val="false"/>
-          <w:color w:val="000000"/>
-          <w:spacing w:val="0"/>
-          <w:sz w:val="28"/>
-          <w:szCs w:val="28"/>
-          <w:shd w:fill="auto" w:val="clear"/>
-        </w:rPr>
-        <w:t>:focus</w:t>
-      </w:r>
-      <w:r>
-        <w:rPr>
-          <w:rFonts w:ascii="Times New Roman" w:hAnsi="Times New Roman"/>
-          <w:b w:val="false"/>
-          <w:i w:val="false"/>
-          <w:caps w:val="false"/>
-          <w:smallCaps w:val="false"/>
-          <w:color w:val="000000"/>
-          <w:spacing w:val="0"/>
-          <w:sz w:val="28"/>
-          <w:szCs w:val="28"/>
-          <w:shd w:fill="auto" w:val="clear"/>
-        </w:rPr>
-        <w:t>) обводка.</w:t>
+        <w:t>Карточка отзыва.</w:t>
+      </w:r>
+      <w:r>
+        <w:rPr>
+          <w:rFonts w:ascii="Times New Roman" w:hAnsi="Times New Roman"/>
+          <w:b w:val="false"/>
+          <w:i w:val="false"/>
+          <w:caps w:val="false"/>
+          <w:smallCaps w:val="false"/>
+          <w:color w:val="000000"/>
+          <w:spacing w:val="0"/>
+          <w:sz w:val="28"/>
+          <w:szCs w:val="28"/>
+          <w:shd w:fill="auto" w:val="clear"/>
+        </w:rPr>
+        <w:t xml:space="preserve"> Фон светло-серый (#D9D9D9). Размер 290×400px. Border-radius: 25px. есть н</w:t>
+      </w:r>
+      <w:r>
+        <w:rPr>
+          <w:rStyle w:val="user"/>
+          <w:rFonts w:ascii="Times New Roman" w:hAnsi="Times New Roman"/>
+          <w:b w:val="false"/>
+          <w:i w:val="false"/>
+          <w:caps w:val="false"/>
+          <w:smallCaps w:val="false"/>
+          <w:color w:val="000000"/>
+          <w:spacing w:val="0"/>
+          <w:sz w:val="28"/>
+          <w:szCs w:val="28"/>
+          <w:shd w:fill="auto" w:val="clear"/>
+        </w:rPr>
+        <w:t>ебольшая тень.</w:t>
+      </w:r>
+      <w:r>
+        <w:rPr>
+          <w:rFonts w:ascii="Times New Roman" w:hAnsi="Times New Roman"/>
+          <w:b w:val="false"/>
+          <w:i w:val="false"/>
+          <w:caps w:val="false"/>
+          <w:smallCaps w:val="false"/>
+          <w:color w:val="000000"/>
+          <w:spacing w:val="0"/>
+          <w:sz w:val="28"/>
+          <w:szCs w:val="28"/>
+          <w:shd w:fill="auto" w:val="clear"/>
+        </w:rPr>
+        <w:t xml:space="preserve"> Внутри: заголовок H3 (имя, возраст, род занятий), текст отзыва. При наведении  лёгкое увеличение тени. При клике  кратковременное затемнение. При фокусе обводка.</w:t>
       </w:r>
     </w:p>
     <w:p>
@@ -6365,38 +5506,22 @@
           <w:szCs w:val="28"/>
           <w:shd w:fill="auto" w:val="clear"/>
         </w:rPr>
-        <w:t xml:space="preserve"> Расположено по центру. Ширина 800px. Высота 70px. Border-radius: 25px. Подсказка: «Введите название города, улицы, метро». Отступы сверху и снизу по 50px. При фокусе (</w:t>
-      </w:r>
-      <w:r>
-        <w:rPr>
-          <w:rStyle w:val="Style8"/>
-          <w:rFonts w:ascii="Times New Roman" w:hAnsi="Times New Roman"/>
-          <w:b w:val="false"/>
-          <w:i w:val="false"/>
-          <w:caps w:val="false"/>
-          <w:smallCaps w:val="false"/>
-          <w:color w:val="000000"/>
-          <w:spacing w:val="0"/>
-          <w:sz w:val="28"/>
-          <w:szCs w:val="28"/>
-          <w:shd w:fill="auto" w:val="clear"/>
-        </w:rPr>
-        <w:t>:focus</w:t>
-      </w:r>
-      <w:r>
-        <w:rPr>
-          <w:rFonts w:ascii="Times New Roman" w:hAnsi="Times New Roman"/>
-          <w:b w:val="false"/>
-          <w:i w:val="false"/>
-          <w:caps w:val="false"/>
-          <w:smallCaps w:val="false"/>
-          <w:color w:val="000000"/>
-          <w:spacing w:val="0"/>
-          <w:sz w:val="28"/>
-          <w:szCs w:val="28"/>
-          <w:shd w:fill="auto" w:val="clear"/>
-        </w:rPr>
-        <w:t>) обводка оранжевого цвета. При вводе появляются подсказки адресов.</w:t>
+        <w:t xml:space="preserve"> Расположено по центру. Ширина 800px. Высота 70px. Border-radius: 25px. Подсказка: «Введите название города, улицы, метро». Отступы сверху и снизу по 50px. При фокусе</w:t>
+      </w:r>
+      <w:r>
+        <w:rPr>
+          <w:rFonts w:ascii="Times New Roman" w:hAnsi="Times New Roman"/>
+          <w:b w:val="false"/>
+          <w:i w:val="false"/>
+          <w:caps w:val="false"/>
+          <w:smallCaps w:val="false"/>
+          <w:color w:val="000000"/>
+          <w:spacing w:val="0"/>
+          <w:sz w:val="28"/>
+          <w:szCs w:val="28"/>
+          <w:shd w:fill="auto" w:val="clear"/>
+        </w:rPr>
+        <w:t xml:space="preserve"> обводка оранжевого цвета. При вводе появляются подсказки адресов.</w:t>
       </w:r>
     </w:p>
     <w:p>
@@ -6442,69 +5567,37 @@
           <w:szCs w:val="28"/>
           <w:shd w:fill="auto" w:val="clear"/>
         </w:rPr>
-        <w:t xml:space="preserve"> Расположена по центру. Ширина 100% (в пределах контейнера col-sm-10). Высота 700px. Border-radius: 25px. Слои карты: слой 5G — синие зоны, слой 4G — серо-голубые зоны. Возможности: масштабирование, перемещение. При наведении (</w:t>
-      </w:r>
-      <w:r>
-        <w:rPr>
-          <w:rStyle w:val="Style8"/>
-          <w:rFonts w:ascii="Times New Roman" w:hAnsi="Times New Roman"/>
-          <w:b w:val="false"/>
-          <w:i w:val="false"/>
-          <w:caps w:val="false"/>
-          <w:smallCaps w:val="false"/>
-          <w:color w:val="000000"/>
-          <w:spacing w:val="0"/>
-          <w:sz w:val="28"/>
-          <w:szCs w:val="28"/>
-          <w:shd w:fill="auto" w:val="clear"/>
-        </w:rPr>
-        <w:t>:hover</w:t>
-      </w:r>
-      <w:r>
-        <w:rPr>
-          <w:rFonts w:ascii="Times New Roman" w:hAnsi="Times New Roman"/>
-          <w:b w:val="false"/>
-          <w:i w:val="false"/>
-          <w:caps w:val="false"/>
-          <w:smallCaps w:val="false"/>
-          <w:color w:val="000000"/>
-          <w:spacing w:val="0"/>
-          <w:sz w:val="28"/>
-          <w:szCs w:val="28"/>
-          <w:shd w:fill="auto" w:val="clear"/>
-        </w:rPr>
-        <w:t>) курсор меняется на «руку». При клике (</w:t>
-      </w:r>
-      <w:r>
-        <w:rPr>
-          <w:rStyle w:val="Style8"/>
-          <w:rFonts w:ascii="Times New Roman" w:hAnsi="Times New Roman"/>
-          <w:b w:val="false"/>
-          <w:i w:val="false"/>
-          <w:caps w:val="false"/>
-          <w:smallCaps w:val="false"/>
-          <w:color w:val="000000"/>
-          <w:spacing w:val="0"/>
-          <w:sz w:val="28"/>
-          <w:szCs w:val="28"/>
-          <w:shd w:fill="auto" w:val="clear"/>
-        </w:rPr>
-        <w:t>:active</w:t>
-      </w:r>
-      <w:r>
-        <w:rPr>
-          <w:rFonts w:ascii="Times New Roman" w:hAnsi="Times New Roman"/>
-          <w:b w:val="false"/>
-          <w:i w:val="false"/>
-          <w:caps w:val="false"/>
-          <w:smallCaps w:val="false"/>
-          <w:color w:val="000000"/>
-          <w:spacing w:val="0"/>
-          <w:sz w:val="28"/>
-          <w:szCs w:val="28"/>
-          <w:shd w:fill="auto" w:val="clear"/>
-        </w:rPr>
-        <w:t>) карта центрируется по выбранной точке.</w:t>
+        <w:t xml:space="preserve"> Расположена по центру. Ширина 100% (в пределах контейнера col-sm-10). Высота 700px. Border-radius: 25px. Слои карты: слой 5G — синие зоны, слой 4G — серо-голубые зоны. Возможности: масштабирование, перемещение. При наведении </w:t>
+      </w:r>
+      <w:r>
+        <w:rPr>
+          <w:rFonts w:ascii="Times New Roman" w:hAnsi="Times New Roman"/>
+          <w:b w:val="false"/>
+          <w:i w:val="false"/>
+          <w:caps w:val="false"/>
+          <w:smallCaps w:val="false"/>
+          <w:color w:val="000000"/>
+          <w:spacing w:val="0"/>
+          <w:sz w:val="28"/>
+          <w:szCs w:val="28"/>
+          <w:shd w:fill="auto" w:val="clear"/>
+        </w:rPr>
+        <w:t xml:space="preserve"> курсор меняется на «руку». При клике </w:t>
+      </w:r>
+      <w:r>
+        <w:rPr>
+          <w:rFonts w:ascii="Times New Roman" w:hAnsi="Times New Roman"/>
+          <w:b w:val="false"/>
+          <w:i w:val="false"/>
+          <w:caps w:val="false"/>
+          <w:smallCaps w:val="false"/>
+          <w:color w:val="000000"/>
+          <w:spacing w:val="0"/>
+          <w:sz w:val="28"/>
+          <w:szCs w:val="28"/>
+          <w:shd w:fill="auto" w:val="clear"/>
+        </w:rPr>
+        <w:t xml:space="preserve"> карта центрируется по выбранной точке.</w:t>
       </w:r>
     </w:p>
     <w:p>
@@ -6535,7 +5628,7 @@
           <w:shd w:fill="auto" w:val="clear"/>
         </w:rPr>
         <w:tab/>
-        <w:t>Блок с уведомлением (misc).</w:t>
+        <w:t>Блок с уведомлением.</w:t>
       </w:r>
       <w:r>
         <w:rPr>
@@ -6554,65 +5647,65 @@
       </w:r>
       <w:r>
         <w:rPr>
-          <w:rStyle w:val="Style8"/>
-          <w:rFonts w:ascii="Times New Roman" w:hAnsi="Times New Roman"/>
-          <w:b w:val="false"/>
-          <w:i w:val="false"/>
-          <w:caps w:val="false"/>
-          <w:smallCaps w:val="false"/>
-          <w:color w:val="000000"/>
-          <w:spacing w:val="0"/>
-          <w:sz w:val="28"/>
-          <w:szCs w:val="28"/>
-          <w:shd w:fill="auto" w:val="clear"/>
-        </w:rPr>
-        <w:t>ad3.png</w:t>
-      </w:r>
-      <w:r>
-        <w:rPr>
-          <w:rFonts w:ascii="Times New Roman" w:hAnsi="Times New Roman"/>
-          <w:b w:val="false"/>
-          <w:i w:val="false"/>
-          <w:caps w:val="false"/>
-          <w:smallCaps w:val="false"/>
-          <w:color w:val="000000"/>
-          <w:spacing w:val="0"/>
-          <w:sz w:val="28"/>
-          <w:szCs w:val="28"/>
-          <w:shd w:fill="auto" w:val="clear"/>
-        </w:rPr>
-        <w:t xml:space="preserve">. Border-radius: 25px. Тень: </w:t>
-      </w:r>
-      <w:r>
-        <w:rPr>
-          <w:rStyle w:val="Style8"/>
-          <w:rFonts w:ascii="Times New Roman" w:hAnsi="Times New Roman"/>
-          <w:b w:val="false"/>
-          <w:i w:val="false"/>
-          <w:caps w:val="false"/>
-          <w:smallCaps w:val="false"/>
-          <w:color w:val="000000"/>
-          <w:spacing w:val="0"/>
-          <w:sz w:val="28"/>
-          <w:szCs w:val="28"/>
-          <w:shd w:fill="auto" w:val="clear"/>
-        </w:rPr>
-        <w:t>box-shadow: 0px 0px 10px rgba(0, 0, 0, 0.5)</w:t>
-      </w:r>
-      <w:r>
-        <w:rPr>
-          <w:rFonts w:ascii="Times New Roman" w:hAnsi="Times New Roman"/>
-          <w:b w:val="false"/>
-          <w:i w:val="false"/>
-          <w:caps w:val="false"/>
-          <w:smallCaps w:val="false"/>
-          <w:color w:val="000000"/>
-          <w:spacing w:val="0"/>
-          <w:sz w:val="28"/>
-          <w:szCs w:val="28"/>
-          <w:shd w:fill="auto" w:val="clear"/>
-        </w:rPr>
-        <w:t>. Расположен по центру, отступ сверху 100px, снизу 100px. Внутри: логотип (72×72px, круглый), заголовок H1 «Нет вашего города или улицы?» (белый), текст «Напишите нам, и мы расширим покрытие» (16px, белый), блок контактов (Contacts).</w:t>
+          <w:rStyle w:val="user"/>
+          <w:rFonts w:ascii="Times New Roman" w:hAnsi="Times New Roman"/>
+          <w:b w:val="false"/>
+          <w:i w:val="false"/>
+          <w:caps w:val="false"/>
+          <w:smallCaps w:val="false"/>
+          <w:color w:val="000000"/>
+          <w:spacing w:val="0"/>
+          <w:sz w:val="28"/>
+          <w:szCs w:val="28"/>
+          <w:shd w:fill="auto" w:val="clear"/>
+        </w:rPr>
+        <w:t>с картинкой</w:t>
+      </w:r>
+      <w:r>
+        <w:rPr>
+          <w:rFonts w:ascii="Times New Roman" w:hAnsi="Times New Roman"/>
+          <w:b w:val="false"/>
+          <w:i w:val="false"/>
+          <w:caps w:val="false"/>
+          <w:smallCaps w:val="false"/>
+          <w:color w:val="000000"/>
+          <w:spacing w:val="0"/>
+          <w:sz w:val="28"/>
+          <w:szCs w:val="28"/>
+          <w:shd w:fill="auto" w:val="clear"/>
+        </w:rPr>
+        <w:t>. Border-radius: 25px. есть н</w:t>
+      </w:r>
+      <w:r>
+        <w:rPr>
+          <w:rStyle w:val="user"/>
+          <w:rFonts w:ascii="Times New Roman" w:hAnsi="Times New Roman"/>
+          <w:b w:val="false"/>
+          <w:i w:val="false"/>
+          <w:caps w:val="false"/>
+          <w:smallCaps w:val="false"/>
+          <w:color w:val="000000"/>
+          <w:spacing w:val="0"/>
+          <w:sz w:val="28"/>
+          <w:szCs w:val="28"/>
+          <w:shd w:fill="auto" w:val="clear"/>
+        </w:rPr>
+        <w:t>ебольшая тень.</w:t>
+      </w:r>
+      <w:r>
+        <w:rPr>
+          <w:rFonts w:ascii="Times New Roman" w:hAnsi="Times New Roman"/>
+          <w:b w:val="false"/>
+          <w:i w:val="false"/>
+          <w:caps w:val="false"/>
+          <w:smallCaps w:val="false"/>
+          <w:color w:val="000000"/>
+          <w:spacing w:val="0"/>
+          <w:sz w:val="28"/>
+          <w:szCs w:val="28"/>
+          <w:shd w:fill="auto" w:val="clear"/>
+        </w:rPr>
+        <w:t xml:space="preserve"> Расположен по центру, отступ сверху 100px, снизу 100px. Внутри: логотип (72×72px, круглый), заголовок H1 «Нет вашего города или улицы?» (белый), текст «Напишите нам, и мы расширим покрытие» (16px, белый), блок контактов (Contacts).</w:t>
       </w:r>
     </w:p>
     <w:p>
@@ -6658,38 +5751,68 @@
           <w:szCs w:val="28"/>
           <w:shd w:fill="auto" w:val="clear"/>
         </w:rPr>
-        <w:t xml:space="preserve"> Фон оранжевый (#FF6B35). Размер 400×140px. Border-radius: 10px. Тень: </w:t>
-      </w:r>
-      <w:r>
-        <w:rPr>
-          <w:rStyle w:val="Style8"/>
-          <w:rFonts w:ascii="Times New Roman" w:hAnsi="Times New Roman"/>
-          <w:b w:val="false"/>
-          <w:i w:val="false"/>
-          <w:caps w:val="false"/>
-          <w:smallCaps w:val="false"/>
-          <w:color w:val="000000"/>
-          <w:spacing w:val="0"/>
-          <w:sz w:val="28"/>
-          <w:szCs w:val="28"/>
-          <w:shd w:fill="auto" w:val="clear"/>
-        </w:rPr>
-        <w:t>box-shadow: 0px 0px 10px rgba(0, 0, 0, 0.5)</w:t>
-      </w:r>
-      <w:r>
-        <w:rPr>
-          <w:rFonts w:ascii="Times New Roman" w:hAnsi="Times New Roman"/>
-          <w:b w:val="false"/>
-          <w:i w:val="false"/>
-          <w:caps w:val="false"/>
-          <w:smallCaps w:val="false"/>
-          <w:color w:val="000000"/>
-          <w:spacing w:val="0"/>
-          <w:sz w:val="28"/>
-          <w:szCs w:val="28"/>
-          <w:shd w:fill="auto" w:val="clear"/>
-        </w:rPr>
-        <w:t>. Внутри иконки соцсетей (VK, Telegram) и текст: «Контакты:», «+7 921 228 67 69», «usuph212@mail.ru».</w:t>
+        <w:t xml:space="preserve"> Фон оранжевый (#FF6B35). Размер 400×140px. Border-radius: 10px. </w:t>
+      </w:r>
+      <w:r>
+        <w:rPr>
+          <w:rFonts w:ascii="Times New Roman" w:hAnsi="Times New Roman"/>
+          <w:b w:val="false"/>
+          <w:i w:val="false"/>
+          <w:caps w:val="false"/>
+          <w:smallCaps w:val="false"/>
+          <w:color w:val="000000"/>
+          <w:spacing w:val="0"/>
+          <w:sz w:val="28"/>
+          <w:szCs w:val="28"/>
+          <w:shd w:fill="auto" w:val="clear"/>
+        </w:rPr>
+        <w:t>Е</w:t>
+      </w:r>
+      <w:r>
+        <w:rPr>
+          <w:rFonts w:ascii="Times New Roman" w:hAnsi="Times New Roman"/>
+          <w:b w:val="false"/>
+          <w:i w:val="false"/>
+          <w:caps w:val="false"/>
+          <w:smallCaps w:val="false"/>
+          <w:color w:val="000000"/>
+          <w:spacing w:val="0"/>
+          <w:sz w:val="28"/>
+          <w:szCs w:val="28"/>
+          <w:shd w:fill="auto" w:val="clear"/>
+        </w:rPr>
+        <w:t>сть н</w:t>
+      </w:r>
+      <w:r>
+        <w:rPr>
+          <w:rStyle w:val="user"/>
+          <w:rFonts w:ascii="Times New Roman" w:hAnsi="Times New Roman"/>
+          <w:b w:val="false"/>
+          <w:i w:val="false"/>
+          <w:caps w:val="false"/>
+          <w:smallCaps w:val="false"/>
+          <w:color w:val="000000"/>
+          <w:spacing w:val="0"/>
+          <w:sz w:val="28"/>
+          <w:szCs w:val="28"/>
+          <w:shd w:fill="auto" w:val="clear"/>
+        </w:rPr>
+        <w:t>ебольшая тень.</w:t>
+      </w:r>
+      <w:r>
+        <w:rPr>
+          <w:rFonts w:ascii="Times New Roman" w:hAnsi="Times New Roman"/>
+          <w:b w:val="false"/>
+          <w:i w:val="false"/>
+          <w:caps w:val="false"/>
+          <w:smallCaps w:val="false"/>
+          <w:color w:val="000000"/>
+          <w:spacing w:val="0"/>
+          <w:sz w:val="28"/>
+          <w:szCs w:val="28"/>
+          <w:shd w:fill="auto" w:val="clear"/>
+        </w:rPr>
+        <w:t xml:space="preserve"> Внутри иконки соцсетей (VK, Telegram) и текст: «Контакты:», «+7 921 228 67 69», «usuph212@mail.ru».</w:t>
       </w:r>
     </w:p>
     <w:p>
@@ -6735,131 +5858,83 @@
           <w:szCs w:val="28"/>
           <w:shd w:fill="auto" w:val="clear"/>
         </w:rPr>
-        <w:t xml:space="preserve"> Цвет фона оранжевый (#FF6B35). Цвет текста белый. Размер 300×80px. Border-radius: 25px. Тень: </w:t>
-      </w:r>
-      <w:r>
-        <w:rPr>
-          <w:rStyle w:val="Style8"/>
-          <w:rFonts w:ascii="Times New Roman" w:hAnsi="Times New Roman"/>
-          <w:b w:val="false"/>
-          <w:i w:val="false"/>
-          <w:caps w:val="false"/>
-          <w:smallCaps w:val="false"/>
-          <w:color w:val="000000"/>
-          <w:spacing w:val="0"/>
-          <w:sz w:val="28"/>
-          <w:szCs w:val="28"/>
-          <w:shd w:fill="auto" w:val="clear"/>
-        </w:rPr>
-        <w:t>box-shadow: 0px 0px 10px rgba(0, 0, 0, 0.5)</w:t>
-      </w:r>
-      <w:r>
-        <w:rPr>
-          <w:rFonts w:ascii="Times New Roman" w:hAnsi="Times New Roman"/>
-          <w:b w:val="false"/>
-          <w:i w:val="false"/>
-          <w:caps w:val="false"/>
-          <w:smallCaps w:val="false"/>
-          <w:color w:val="000000"/>
-          <w:spacing w:val="0"/>
-          <w:sz w:val="28"/>
-          <w:szCs w:val="28"/>
-          <w:shd w:fill="auto" w:val="clear"/>
-        </w:rPr>
-        <w:t>. При наведении (</w:t>
-      </w:r>
-      <w:r>
-        <w:rPr>
-          <w:rStyle w:val="Style8"/>
-          <w:rFonts w:ascii="Times New Roman" w:hAnsi="Times New Roman"/>
-          <w:b w:val="false"/>
-          <w:i w:val="false"/>
-          <w:caps w:val="false"/>
-          <w:smallCaps w:val="false"/>
-          <w:color w:val="000000"/>
-          <w:spacing w:val="0"/>
-          <w:sz w:val="28"/>
-          <w:szCs w:val="28"/>
-          <w:shd w:fill="auto" w:val="clear"/>
-        </w:rPr>
-        <w:t>:hover</w:t>
-      </w:r>
-      <w:r>
-        <w:rPr>
-          <w:rFonts w:ascii="Times New Roman" w:hAnsi="Times New Roman"/>
-          <w:b w:val="false"/>
-          <w:i w:val="false"/>
-          <w:caps w:val="false"/>
-          <w:smallCaps w:val="false"/>
-          <w:color w:val="000000"/>
-          <w:spacing w:val="0"/>
-          <w:sz w:val="28"/>
-          <w:szCs w:val="28"/>
-          <w:shd w:fill="auto" w:val="clear"/>
-        </w:rPr>
-        <w:t>) цвет фона меняется на светло-серый (#D9D9D9), цвет текста — на чёрный. Плавный переход (transition: background-color 0.3s ease). При клике (</w:t>
-      </w:r>
-      <w:r>
-        <w:rPr>
-          <w:rStyle w:val="Style8"/>
-          <w:rFonts w:ascii="Times New Roman" w:hAnsi="Times New Roman"/>
-          <w:b w:val="false"/>
-          <w:i w:val="false"/>
-          <w:caps w:val="false"/>
-          <w:smallCaps w:val="false"/>
-          <w:color w:val="000000"/>
-          <w:spacing w:val="0"/>
-          <w:sz w:val="28"/>
-          <w:szCs w:val="28"/>
-          <w:shd w:fill="auto" w:val="clear"/>
-        </w:rPr>
-        <w:t>:active</w:t>
-      </w:r>
-      <w:r>
-        <w:rPr>
-          <w:rFonts w:ascii="Times New Roman" w:hAnsi="Times New Roman"/>
-          <w:b w:val="false"/>
-          <w:i w:val="false"/>
-          <w:caps w:val="false"/>
-          <w:smallCaps w:val="false"/>
-          <w:color w:val="000000"/>
-          <w:spacing w:val="0"/>
-          <w:sz w:val="28"/>
-          <w:szCs w:val="28"/>
-          <w:shd w:fill="auto" w:val="clear"/>
-        </w:rPr>
-        <w:t>) кратковременное затемнение. При фокусе (</w:t>
-      </w:r>
-      <w:r>
-        <w:rPr>
-          <w:rStyle w:val="Style8"/>
-          <w:rFonts w:ascii="Times New Roman" w:hAnsi="Times New Roman"/>
-          <w:b w:val="false"/>
-          <w:i w:val="false"/>
-          <w:caps w:val="false"/>
-          <w:smallCaps w:val="false"/>
-          <w:color w:val="000000"/>
-          <w:spacing w:val="0"/>
-          <w:sz w:val="28"/>
-          <w:szCs w:val="28"/>
-          <w:shd w:fill="auto" w:val="clear"/>
-        </w:rPr>
-        <w:t>:focus</w:t>
-      </w:r>
-      <w:r>
-        <w:rPr>
-          <w:rFonts w:ascii="Times New Roman" w:hAnsi="Times New Roman"/>
-          <w:b w:val="false"/>
-          <w:i w:val="false"/>
-          <w:caps w:val="false"/>
-          <w:smallCaps w:val="false"/>
-          <w:color w:val="000000"/>
-          <w:spacing w:val="0"/>
-          <w:sz w:val="28"/>
-          <w:szCs w:val="28"/>
-          <w:shd w:fill="auto" w:val="clear"/>
-        </w:rPr>
-        <w:t>) обводка. Открывает модальное окно с формой.</w:t>
+        <w:t xml:space="preserve"> Цвет фона оранжевый (#FF6B35). Цвет текста белый. Размер 300×80px. Border-radius: 25px. есть н</w:t>
+      </w:r>
+      <w:r>
+        <w:rPr>
+          <w:rStyle w:val="user"/>
+          <w:rFonts w:ascii="Times New Roman" w:hAnsi="Times New Roman"/>
+          <w:b w:val="false"/>
+          <w:i w:val="false"/>
+          <w:caps w:val="false"/>
+          <w:smallCaps w:val="false"/>
+          <w:color w:val="000000"/>
+          <w:spacing w:val="0"/>
+          <w:sz w:val="28"/>
+          <w:szCs w:val="28"/>
+          <w:shd w:fill="auto" w:val="clear"/>
+        </w:rPr>
+        <w:t>ебольшая тень.</w:t>
+      </w:r>
+      <w:r>
+        <w:rPr>
+          <w:rFonts w:ascii="Times New Roman" w:hAnsi="Times New Roman"/>
+          <w:b w:val="false"/>
+          <w:i w:val="false"/>
+          <w:caps w:val="false"/>
+          <w:smallCaps w:val="false"/>
+          <w:color w:val="000000"/>
+          <w:spacing w:val="0"/>
+          <w:sz w:val="28"/>
+          <w:szCs w:val="28"/>
+          <w:shd w:fill="auto" w:val="clear"/>
+        </w:rPr>
+        <w:t xml:space="preserve"> При наведении </w:t>
+      </w:r>
+      <w:r>
+        <w:rPr>
+          <w:rFonts w:ascii="Times New Roman" w:hAnsi="Times New Roman"/>
+          <w:b w:val="false"/>
+          <w:i w:val="false"/>
+          <w:caps w:val="false"/>
+          <w:smallCaps w:val="false"/>
+          <w:color w:val="000000"/>
+          <w:spacing w:val="0"/>
+          <w:sz w:val="28"/>
+          <w:szCs w:val="28"/>
+          <w:shd w:fill="auto" w:val="clear"/>
+        </w:rPr>
+        <w:t xml:space="preserve"> цвет фона меняется на светло-серый (#D9D9D9), цвет текста — на чёрный. Плавный переход проходит в течение 0,3 секунд. При клике </w:t>
+      </w:r>
+      <w:r>
+        <w:rPr>
+          <w:rFonts w:ascii="Times New Roman" w:hAnsi="Times New Roman"/>
+          <w:b w:val="false"/>
+          <w:i w:val="false"/>
+          <w:caps w:val="false"/>
+          <w:smallCaps w:val="false"/>
+          <w:color w:val="000000"/>
+          <w:spacing w:val="0"/>
+          <w:sz w:val="28"/>
+          <w:szCs w:val="28"/>
+          <w:shd w:fill="auto" w:val="clear"/>
+        </w:rPr>
+        <w:t xml:space="preserve"> кратковременное затемнение. При фокусе</w:t>
+      </w:r>
+      <w:r>
+        <w:rPr>
+          <w:rFonts w:ascii="Times New Roman" w:hAnsi="Times New Roman"/>
+          <w:b w:val="false"/>
+          <w:i w:val="false"/>
+          <w:caps w:val="false"/>
+          <w:smallCaps w:val="false"/>
+          <w:color w:val="000000"/>
+          <w:spacing w:val="0"/>
+          <w:sz w:val="28"/>
+          <w:szCs w:val="28"/>
+          <w:shd w:fill="auto" w:val="clear"/>
+        </w:rPr>
+        <w:t xml:space="preserve"> обводка. Открывает модальное окно с формой.</w:t>
       </w:r>
     </w:p>
     <w:p>
@@ -6905,69 +5980,37 @@
           <w:szCs w:val="28"/>
           <w:shd w:fill="auto" w:val="clear"/>
         </w:rPr>
-        <w:t xml:space="preserve"> Затемнённый фон (overlay). Форма с полями: «Имя», «Телефон», «Адрес». Кнопка «Отправить». При наведении (</w:t>
-      </w:r>
-      <w:r>
-        <w:rPr>
-          <w:rStyle w:val="Style8"/>
-          <w:rFonts w:ascii="Times New Roman" w:hAnsi="Times New Roman"/>
-          <w:b w:val="false"/>
-          <w:i w:val="false"/>
-          <w:caps w:val="false"/>
-          <w:smallCaps w:val="false"/>
-          <w:color w:val="000000"/>
-          <w:spacing w:val="0"/>
-          <w:sz w:val="28"/>
-          <w:szCs w:val="28"/>
-          <w:shd w:fill="auto" w:val="clear"/>
-        </w:rPr>
-        <w:t>:hover</w:t>
-      </w:r>
-      <w:r>
-        <w:rPr>
-          <w:rFonts w:ascii="Times New Roman" w:hAnsi="Times New Roman"/>
-          <w:b w:val="false"/>
-          <w:i w:val="false"/>
-          <w:caps w:val="false"/>
-          <w:smallCaps w:val="false"/>
-          <w:color w:val="000000"/>
-          <w:spacing w:val="0"/>
-          <w:sz w:val="28"/>
-          <w:szCs w:val="28"/>
-          <w:shd w:fill="auto" w:val="clear"/>
-        </w:rPr>
-        <w:t>) кнопка меняет цвет. При клике (</w:t>
-      </w:r>
-      <w:r>
-        <w:rPr>
-          <w:rStyle w:val="Style8"/>
-          <w:rFonts w:ascii="Times New Roman" w:hAnsi="Times New Roman"/>
-          <w:b w:val="false"/>
-          <w:i w:val="false"/>
-          <w:caps w:val="false"/>
-          <w:smallCaps w:val="false"/>
-          <w:color w:val="000000"/>
-          <w:spacing w:val="0"/>
-          <w:sz w:val="28"/>
-          <w:szCs w:val="28"/>
-          <w:shd w:fill="auto" w:val="clear"/>
-        </w:rPr>
-        <w:t>:active</w:t>
-      </w:r>
-      <w:r>
-        <w:rPr>
-          <w:rFonts w:ascii="Times New Roman" w:hAnsi="Times New Roman"/>
-          <w:b w:val="false"/>
-          <w:i w:val="false"/>
-          <w:caps w:val="false"/>
-          <w:smallCaps w:val="false"/>
-          <w:color w:val="000000"/>
-          <w:spacing w:val="0"/>
-          <w:sz w:val="28"/>
-          <w:szCs w:val="28"/>
-          <w:shd w:fill="auto" w:val="clear"/>
-        </w:rPr>
-        <w:t>) отправляет данные.</w:t>
+        <w:t xml:space="preserve"> Затемнённый фон (overlay). Форма с полями: «Имя», «Телефон», «Адрес». Кнопка «Отправить». При наведении </w:t>
+      </w:r>
+      <w:r>
+        <w:rPr>
+          <w:rFonts w:ascii="Times New Roman" w:hAnsi="Times New Roman"/>
+          <w:b w:val="false"/>
+          <w:i w:val="false"/>
+          <w:caps w:val="false"/>
+          <w:smallCaps w:val="false"/>
+          <w:color w:val="000000"/>
+          <w:spacing w:val="0"/>
+          <w:sz w:val="28"/>
+          <w:szCs w:val="28"/>
+          <w:shd w:fill="auto" w:val="clear"/>
+        </w:rPr>
+        <w:t xml:space="preserve"> кнопка меняет цвет. При клике </w:t>
+      </w:r>
+      <w:r>
+        <w:rPr>
+          <w:rFonts w:ascii="Times New Roman" w:hAnsi="Times New Roman"/>
+          <w:b w:val="false"/>
+          <w:i w:val="false"/>
+          <w:caps w:val="false"/>
+          <w:smallCaps w:val="false"/>
+          <w:color w:val="000000"/>
+          <w:spacing w:val="0"/>
+          <w:sz w:val="28"/>
+          <w:szCs w:val="28"/>
+          <w:shd w:fill="auto" w:val="clear"/>
+        </w:rPr>
+        <w:t xml:space="preserve"> отправляет данные.</w:t>
       </w:r>
     </w:p>
     <w:p>
@@ -7484,135 +6527,87 @@
           <w:szCs w:val="28"/>
           <w:shd w:fill="auto" w:val="clear"/>
         </w:rPr>
-        <w:t xml:space="preserve"> Крупная кнопка под формой. Цвет фона оранжевый (#FF6B35). Цвет текста белый. Размер 400×100px. Border-radius: 25px. Тень: </w:t>
-      </w:r>
-      <w:r>
-        <w:rPr>
-          <w:rStyle w:val="Style8"/>
-          <w:rFonts w:ascii="Times New Roman" w:hAnsi="Times New Roman"/>
-          <w:b w:val="false"/>
-          <w:i w:val="false"/>
-          <w:caps w:val="false"/>
-          <w:smallCaps w:val="false"/>
-          <w:color w:val="000000"/>
-          <w:spacing w:val="0"/>
-          <w:sz w:val="28"/>
-          <w:szCs w:val="28"/>
-          <w:shd w:fill="auto" w:val="clear"/>
-        </w:rPr>
-        <w:t>box-shadow: 0px 0px 10px rgba(0, 0, 0, 0.5)</w:t>
-      </w:r>
-      <w:r>
-        <w:rPr>
-          <w:rFonts w:ascii="Times New Roman" w:hAnsi="Times New Roman"/>
-          <w:b w:val="false"/>
-          <w:i w:val="false"/>
-          <w:caps w:val="false"/>
-          <w:smallCaps w:val="false"/>
-          <w:color w:val="000000"/>
-          <w:spacing w:val="0"/>
-          <w:sz w:val="28"/>
-          <w:szCs w:val="28"/>
-          <w:shd w:fill="auto" w:val="clear"/>
-        </w:rPr>
-        <w:t>. При наведении (</w:t>
-      </w:r>
-      <w:r>
-        <w:rPr>
-          <w:rStyle w:val="Style8"/>
-          <w:rFonts w:ascii="Times New Roman" w:hAnsi="Times New Roman"/>
-          <w:b w:val="false"/>
-          <w:i w:val="false"/>
-          <w:caps w:val="false"/>
-          <w:smallCaps w:val="false"/>
-          <w:color w:val="000000"/>
-          <w:spacing w:val="0"/>
-          <w:sz w:val="28"/>
-          <w:szCs w:val="28"/>
-          <w:shd w:fill="auto" w:val="clear"/>
-        </w:rPr>
-        <w:t>:hover</w:t>
-      </w:r>
-      <w:r>
-        <w:rPr>
-          <w:rFonts w:ascii="Times New Roman" w:hAnsi="Times New Roman"/>
-          <w:b w:val="false"/>
-          <w:i w:val="false"/>
-          <w:caps w:val="false"/>
-          <w:smallCaps w:val="false"/>
-          <w:color w:val="000000"/>
-          <w:spacing w:val="0"/>
-          <w:sz w:val="28"/>
-          <w:szCs w:val="28"/>
-          <w:shd w:fill="auto" w:val="clear"/>
-        </w:rPr>
-        <w:t>) цвет фона меняется на светло-серый (#D9D9D9), цвет текста — на чёрный. Плавный переход (transition: background-color 0.3s ease). При клике (</w:t>
-      </w:r>
-      <w:r>
-        <w:rPr>
-          <w:rStyle w:val="Style8"/>
-          <w:rFonts w:ascii="Times New Roman" w:hAnsi="Times New Roman"/>
-          <w:b w:val="false"/>
-          <w:i w:val="false"/>
-          <w:caps w:val="false"/>
-          <w:smallCaps w:val="false"/>
-          <w:color w:val="000000"/>
-          <w:spacing w:val="0"/>
-          <w:sz w:val="28"/>
-          <w:szCs w:val="28"/>
-          <w:shd w:fill="auto" w:val="clear"/>
-        </w:rPr>
-        <w:t>:active</w:t>
-      </w:r>
-      <w:r>
-        <w:rPr>
-          <w:rFonts w:ascii="Times New Roman" w:hAnsi="Times New Roman"/>
-          <w:b w:val="false"/>
-          <w:i w:val="false"/>
-          <w:caps w:val="false"/>
-          <w:smallCaps w:val="false"/>
-          <w:color w:val="000000"/>
-          <w:spacing w:val="0"/>
-          <w:sz w:val="28"/>
-          <w:szCs w:val="28"/>
-          <w:shd w:fill="auto" w:val="clear"/>
-        </w:rPr>
-        <w:t>) кратковременное затемнение. При фокусе (</w:t>
-      </w:r>
-      <w:r>
-        <w:rPr>
-          <w:rStyle w:val="Style8"/>
-          <w:rFonts w:ascii="Times New Roman" w:hAnsi="Times New Roman"/>
-          <w:b w:val="false"/>
-          <w:i w:val="false"/>
-          <w:caps w:val="false"/>
-          <w:smallCaps w:val="false"/>
-          <w:color w:val="000000"/>
-          <w:spacing w:val="0"/>
-          <w:sz w:val="28"/>
-          <w:szCs w:val="28"/>
-          <w:shd w:fill="auto" w:val="clear"/>
-        </w:rPr>
-        <w:t>:focus</w:t>
-      </w:r>
-      <w:r>
-        <w:rPr>
-          <w:rFonts w:ascii="Times New Roman" w:hAnsi="Times New Roman"/>
-          <w:b w:val="false"/>
-          <w:i w:val="false"/>
-          <w:caps w:val="false"/>
-          <w:smallCaps w:val="false"/>
-          <w:color w:val="000000"/>
-          <w:spacing w:val="0"/>
-          <w:sz w:val="28"/>
-          <w:szCs w:val="28"/>
-          <w:shd w:fill="auto" w:val="clear"/>
-        </w:rPr>
-        <w:t xml:space="preserve">) обводка. При нажатии валидирует форму, показывает спиннер загрузки, отправляет POST-запрос на сервер. При успехе перенаправляет на страницу </w:t>
-      </w:r>
-      <w:r>
-        <w:rPr>
-          <w:rStyle w:val="Style8"/>
+        <w:t xml:space="preserve"> Крупная кнопка под формой. Цвет фона оранжевый (#FF6B35). Цвет текста белый. Размер 400×100px. Border-radius: 25px. есть н</w:t>
+      </w:r>
+      <w:r>
+        <w:rPr>
+          <w:rStyle w:val="user"/>
+          <w:rFonts w:ascii="Times New Roman" w:hAnsi="Times New Roman"/>
+          <w:b w:val="false"/>
+          <w:i w:val="false"/>
+          <w:caps w:val="false"/>
+          <w:smallCaps w:val="false"/>
+          <w:color w:val="000000"/>
+          <w:spacing w:val="0"/>
+          <w:sz w:val="28"/>
+          <w:szCs w:val="28"/>
+          <w:shd w:fill="auto" w:val="clear"/>
+        </w:rPr>
+        <w:t>ебольшая тень.</w:t>
+      </w:r>
+      <w:r>
+        <w:rPr>
+          <w:rFonts w:ascii="Times New Roman" w:hAnsi="Times New Roman"/>
+          <w:b w:val="false"/>
+          <w:i w:val="false"/>
+          <w:caps w:val="false"/>
+          <w:smallCaps w:val="false"/>
+          <w:color w:val="000000"/>
+          <w:spacing w:val="0"/>
+          <w:sz w:val="28"/>
+          <w:szCs w:val="28"/>
+          <w:shd w:fill="auto" w:val="clear"/>
+        </w:rPr>
+        <w:t xml:space="preserve"> При наведении </w:t>
+      </w:r>
+      <w:r>
+        <w:rPr>
+          <w:rFonts w:ascii="Times New Roman" w:hAnsi="Times New Roman"/>
+          <w:b w:val="false"/>
+          <w:i w:val="false"/>
+          <w:caps w:val="false"/>
+          <w:smallCaps w:val="false"/>
+          <w:color w:val="000000"/>
+          <w:spacing w:val="0"/>
+          <w:sz w:val="28"/>
+          <w:szCs w:val="28"/>
+          <w:shd w:fill="auto" w:val="clear"/>
+        </w:rPr>
+        <w:t xml:space="preserve"> цвет фона меняется на светло-серый (#D9D9D9), цвет текста — на чёрный. Плавный переход проходит в течение 0,3 секунд. При клике </w:t>
+      </w:r>
+      <w:r>
+        <w:rPr>
+          <w:rFonts w:ascii="Times New Roman" w:hAnsi="Times New Roman"/>
+          <w:b w:val="false"/>
+          <w:i w:val="false"/>
+          <w:caps w:val="false"/>
+          <w:smallCaps w:val="false"/>
+          <w:color w:val="000000"/>
+          <w:spacing w:val="0"/>
+          <w:sz w:val="28"/>
+          <w:szCs w:val="28"/>
+          <w:shd w:fill="auto" w:val="clear"/>
+        </w:rPr>
+        <w:t xml:space="preserve"> кратковременное затемнение. При фокусе</w:t>
+      </w:r>
+      <w:r>
+        <w:rPr>
+          <w:rFonts w:ascii="Times New Roman" w:hAnsi="Times New Roman"/>
+          <w:b w:val="false"/>
+          <w:i w:val="false"/>
+          <w:caps w:val="false"/>
+          <w:smallCaps w:val="false"/>
+          <w:color w:val="000000"/>
+          <w:spacing w:val="0"/>
+          <w:sz w:val="28"/>
+          <w:szCs w:val="28"/>
+          <w:shd w:fill="auto" w:val="clear"/>
+        </w:rPr>
+        <w:t xml:space="preserve"> обводка. При нажатии валидирует форму, показывает спиннер загрузки, отправляет POST-запрос на сервер. При успехе перенаправляет на страницу </w:t>
+      </w:r>
+      <w:r>
+        <w:rPr>
+          <w:rStyle w:val="user"/>
           <w:rFonts w:ascii="Times New Roman" w:hAnsi="Times New Roman"/>
           <w:b w:val="false"/>
           <w:i w:val="false"/>
@@ -7888,7 +6883,7 @@
       </w:r>
       <w:r>
         <w:rPr>
-          <w:rStyle w:val="Style8"/>
+          <w:rStyle w:val="user"/>
           <w:rFonts w:ascii="Times New Roman" w:hAnsi="Times New Roman"/>
           <w:b w:val="false"/>
           <w:i w:val="false"/>
@@ -7917,11 +6912,11 @@
           <w:shd w:fill="auto" w:val="clear"/>
           <w:lang w:val="en-US"/>
         </w:rPr>
-        <w:t xml:space="preserve">. Цвет фона оранжевый (#FF6B35). Цвет текста белый. Размер 300×80px. Border-radius: 25px. Тень: </w:t>
-      </w:r>
-      <w:r>
-        <w:rPr>
-          <w:rStyle w:val="Style8"/>
+        <w:t>. Цвет фона оранжевый (#FF6B35). Цвет текста белый. Размер 300×80px. Border-radius: 25px. есть н</w:t>
+      </w:r>
+      <w:r>
+        <w:rPr>
+          <w:rStyle w:val="user"/>
           <w:rFonts w:ascii="Times New Roman" w:hAnsi="Times New Roman"/>
           <w:b w:val="false"/>
           <w:i w:val="false"/>
@@ -7934,7 +6929,7 @@
           <w:shd w:fill="auto" w:val="clear"/>
           <w:lang w:val="en-US"/>
         </w:rPr>
-        <w:t>box-shadow: 0px 0px 10px rgba(0, 0, 0, 0.5)</w:t>
+        <w:t>ебольшая тень.</w:t>
       </w:r>
       <w:r>
         <w:rPr>
@@ -7950,11 +6945,10 @@
           <w:shd w:fill="auto" w:val="clear"/>
           <w:lang w:val="en-US"/>
         </w:rPr>
-        <w:t>. При наведении (</w:t>
-      </w:r>
-      <w:r>
-        <w:rPr>
-          <w:rStyle w:val="Style8"/>
+        <w:t xml:space="preserve"> При наведении </w:t>
+      </w:r>
+      <w:r>
+        <w:rPr>
           <w:rFonts w:ascii="Times New Roman" w:hAnsi="Times New Roman"/>
           <w:b w:val="false"/>
           <w:i w:val="false"/>
@@ -7967,7 +6961,7 @@
           <w:shd w:fill="auto" w:val="clear"/>
           <w:lang w:val="en-US"/>
         </w:rPr>
-        <w:t>:hover</w:t>
+        <w:t xml:space="preserve"> цвет фона меняется на светло-серый (#D9D9D9), цвет текста — на чёрный. Плавный переход проходит в течение 0,3 секунд. При клике </w:t>
       </w:r>
       <w:r>
         <w:rPr>
@@ -7983,11 +6977,10 @@
           <w:shd w:fill="auto" w:val="clear"/>
           <w:lang w:val="en-US"/>
         </w:rPr>
-        <w:t>) цвет фона меняется на светло-серый (#D9D9D9), цвет текста — на чёрный. Плавный переход (transition: background-color 0.3s ease). При клике (</w:t>
-      </w:r>
-      <w:r>
-        <w:rPr>
-          <w:rStyle w:val="Style8"/>
+        <w:t xml:space="preserve"> кратковременное затемнение. При фокусе</w:t>
+      </w:r>
+      <w:r>
+        <w:rPr>
           <w:rFonts w:ascii="Times New Roman" w:hAnsi="Times New Roman"/>
           <w:b w:val="false"/>
           <w:i w:val="false"/>
@@ -8000,56 +6993,7 @@
           <w:shd w:fill="auto" w:val="clear"/>
           <w:lang w:val="en-US"/>
         </w:rPr>
-        <w:t>:active</w:t>
-      </w:r>
-      <w:r>
-        <w:rPr>
-          <w:rFonts w:ascii="Times New Roman" w:hAnsi="Times New Roman"/>
-          <w:b w:val="false"/>
-          <w:i w:val="false"/>
-          <w:caps w:val="false"/>
-          <w:smallCaps w:val="false"/>
-          <w:color w:val="000000"/>
-          <w:spacing w:val="0"/>
-          <w:sz w:val="28"/>
-          <w:szCs w:val="28"/>
-          <w:shd w:fill="auto" w:val="clear"/>
-          <w:lang w:val="en-US"/>
-        </w:rPr>
-        <w:t>) кратковременное затемнение. При фокусе (</w:t>
-      </w:r>
-      <w:r>
-        <w:rPr>
-          <w:rStyle w:val="Style8"/>
-          <w:rFonts w:ascii="Times New Roman" w:hAnsi="Times New Roman"/>
-          <w:b w:val="false"/>
-          <w:i w:val="false"/>
-          <w:caps w:val="false"/>
-          <w:smallCaps w:val="false"/>
-          <w:color w:val="000000"/>
-          <w:spacing w:val="0"/>
-          <w:sz w:val="28"/>
-          <w:szCs w:val="28"/>
-          <w:shd w:fill="auto" w:val="clear"/>
-          <w:lang w:val="en-US"/>
-        </w:rPr>
-        <w:t>:focus</w:t>
-      </w:r>
-      <w:r>
-        <w:rPr>
-          <w:rFonts w:ascii="Times New Roman" w:hAnsi="Times New Roman"/>
-          <w:b w:val="false"/>
-          <w:i w:val="false"/>
-          <w:caps w:val="false"/>
-          <w:smallCaps w:val="false"/>
-          <w:color w:val="000000"/>
-          <w:spacing w:val="0"/>
-          <w:sz w:val="28"/>
-          <w:szCs w:val="28"/>
-          <w:shd w:fill="auto" w:val="clear"/>
-          <w:lang w:val="en-US"/>
-        </w:rPr>
-        <w:t>) обводка.</w:t>
+        <w:t xml:space="preserve"> обводка.</w:t>
       </w:r>
     </w:p>
     <w:p>
@@ -8098,11 +7042,10 @@
           <w:shd w:fill="auto" w:val="clear"/>
           <w:lang w:val="en-US"/>
         </w:rPr>
-        <w:t xml:space="preserve"> Интерактивная карта, расположенная ниже кнопки. На карте отмечен адрес ближайшего пункта самовывоза SIM-карт (на случай, если пользователь захочет забрать SIM самостоятельно). Высота 500px. Border-radius: 25px. При наведении (</w:t>
-      </w:r>
-      <w:r>
-        <w:rPr>
-          <w:rStyle w:val="Style8"/>
+        <w:t xml:space="preserve"> Интерактивная карта, расположенная ниже кнопки. На карте отмечен адрес ближайшего пункта самовывоза SIM-карт (на случай, если пользователь захочет забрать SIM самостоятельно). Высота 500px. Border-radius: 25px. При наведении </w:t>
+      </w:r>
+      <w:r>
+        <w:rPr>
           <w:rFonts w:ascii="Times New Roman" w:hAnsi="Times New Roman"/>
           <w:b w:val="false"/>
           <w:i w:val="false"/>
@@ -8115,7 +7058,7 @@
           <w:shd w:fill="auto" w:val="clear"/>
           <w:lang w:val="en-US"/>
         </w:rPr>
-        <w:t>:hover</w:t>
+        <w:t xml:space="preserve"> курсор меняется на «руку». При клике </w:t>
       </w:r>
       <w:r>
         <w:rPr>
@@ -8131,40 +7074,7 @@
           <w:shd w:fill="auto" w:val="clear"/>
           <w:lang w:val="en-US"/>
         </w:rPr>
-        <w:t>) курсор меняется на «руку». При клике (</w:t>
-      </w:r>
-      <w:r>
-        <w:rPr>
-          <w:rStyle w:val="Style8"/>
-          <w:rFonts w:ascii="Times New Roman" w:hAnsi="Times New Roman"/>
-          <w:b w:val="false"/>
-          <w:i w:val="false"/>
-          <w:caps w:val="false"/>
-          <w:smallCaps w:val="false"/>
-          <w:color w:val="000000"/>
-          <w:spacing w:val="0"/>
-          <w:sz w:val="28"/>
-          <w:szCs w:val="28"/>
-          <w:shd w:fill="auto" w:val="clear"/>
-          <w:lang w:val="en-US"/>
-        </w:rPr>
-        <w:t>:active</w:t>
-      </w:r>
-      <w:r>
-        <w:rPr>
-          <w:rFonts w:ascii="Times New Roman" w:hAnsi="Times New Roman"/>
-          <w:b w:val="false"/>
-          <w:i w:val="false"/>
-          <w:caps w:val="false"/>
-          <w:smallCaps w:val="false"/>
-          <w:color w:val="000000"/>
-          <w:spacing w:val="0"/>
-          <w:sz w:val="28"/>
-          <w:szCs w:val="28"/>
-          <w:shd w:fill="auto" w:val="clear"/>
-          <w:lang w:val="en-US"/>
-        </w:rPr>
-        <w:t>) карта центрируется по выбранной точке.</w:t>
+        <w:t xml:space="preserve"> карта центрируется по выбранной точке.</w:t>
       </w:r>
     </w:p>
     <w:p>
@@ -8630,6 +7540,7 @@
       <w:suppressAutoHyphens w:val="true"/>
       <w:bidi w:val="0"/>
       <w:spacing w:lineRule="auto" w:line="259" w:before="0" w:after="160"/>
+      <w:ind w:firstLine="709"/>
       <w:jc w:val="start"/>
     </w:pPr>
     <w:rPr>
@@ -9084,8 +7995,8 @@
       <w:u w:val="single"/>
     </w:rPr>
   </w:style>
-  <w:style w:type="character" w:styleId="Style8">
-    <w:name w:val="Исходный текст"/>
+  <w:style w:type="character" w:styleId="user">
+    <w:name w:val="Исходный текст (user)"/>
     <w:qFormat/>
     <w:rPr>
       <w:rFonts w:ascii="Courier New" w:hAnsi="Courier New" w:eastAsia="Courier New" w:cs="Courier New"/>
@@ -9099,12 +8010,17 @@
       <w:bCs/>
     </w:rPr>
   </w:style>
-  <w:style w:type="character" w:styleId="Style9">
+  <w:style w:type="character" w:styleId="user1">
+    <w:name w:val="Ссылка указателя (user)"/>
+    <w:qFormat/>
+    <w:rPr/>
+  </w:style>
+  <w:style w:type="character" w:styleId="Style8">
     <w:name w:val="Ссылка указателя"/>
     <w:qFormat/>
     <w:rPr/>
   </w:style>
-  <w:style w:type="paragraph" w:styleId="Style10">
+  <w:style w:type="paragraph" w:styleId="Style9">
     <w:name w:val="Заголовок"/>
     <w:basedOn w:val="Normal"/>
     <w:next w:val="BodyText"/>
@@ -9151,7 +8067,7 @@
       <w:szCs w:val="24"/>
     </w:rPr>
   </w:style>
-  <w:style w:type="paragraph" w:styleId="Style11">
+  <w:style w:type="paragraph" w:styleId="Style10">
     <w:name w:val="Указатель"/>
     <w:basedOn w:val="Normal"/>
     <w:qFormat/>
@@ -9162,7 +8078,7 @@
       <w:rFonts w:cs="Arial"/>
     </w:rPr>
   </w:style>
-  <w:style w:type="paragraph" w:styleId="user">
+  <w:style w:type="paragraph" w:styleId="user2">
     <w:name w:val="Заголовок (user)"/>
     <w:basedOn w:val="Normal"/>
     <w:next w:val="BodyText"/>
@@ -9177,7 +8093,7 @@
       <w:szCs w:val="28"/>
     </w:rPr>
   </w:style>
-  <w:style w:type="paragraph" w:styleId="user1">
+  <w:style w:type="paragraph" w:styleId="user3">
     <w:name w:val="Указатель (user)"/>
     <w:basedOn w:val="Normal"/>
     <w:qFormat/>
@@ -9330,7 +8246,7 @@
   </w:style>
   <w:style w:type="paragraph" w:styleId="IndexHeading">
     <w:name w:val="index heading"/>
-    <w:basedOn w:val="Style10"/>
+    <w:basedOn w:val="user2"/>
     <w:pPr>
       <w:suppressLineNumbers/>
       <w:ind w:hanging="0" w:start="0"/>
@@ -9359,7 +8275,7 @@
   </w:style>
   <w:style w:type="paragraph" w:styleId="TOC6">
     <w:name w:val="toc 6"/>
-    <w:basedOn w:val="Style11"/>
+    <w:basedOn w:val="user3"/>
     <w:pPr>
       <w:tabs>
         <w:tab w:val="clear" w:pos="708"/>
@@ -9380,8 +8296,43 @@
       <w:rFonts w:ascii="Times New Roman" w:hAnsi="Times New Roman"/>
     </w:rPr>
   </w:style>
-  <w:style w:type="numbering" w:styleId="Style12" w:default="1">
-    <w:name w:val="Без списка"/>
+  <w:style w:type="paragraph" w:styleId="TOC1">
+    <w:name w:val="toc 1"/>
+    <w:basedOn w:val="111"/>
+    <w:pPr>
+      <w:tabs>
+        <w:tab w:val="clear" w:pos="708"/>
+        <w:tab w:val="right" w:pos="9355" w:leader="dot"/>
+      </w:tabs>
+      <w:spacing w:lineRule="auto" w:line="360" w:before="0" w:after="0"/>
+      <w:ind w:firstLine="709" w:start="0"/>
+    </w:pPr>
+    <w:rPr>
+      <w:rFonts w:ascii="Times New Roman" w:hAnsi="Times New Roman" w:eastAsia="Times New Roman"/>
+      <w:b w:val="false"/>
+      <w:caps/>
+      <w:sz w:val="28"/>
+    </w:rPr>
+  </w:style>
+  <w:style w:type="paragraph" w:styleId="TOC2">
+    <w:name w:val="toc 2"/>
+    <w:basedOn w:val="Style10"/>
+    <w:next w:val="TOC1"/>
+    <w:pPr>
+      <w:tabs>
+        <w:tab w:val="clear" w:pos="708"/>
+        <w:tab w:val="right" w:pos="9072" w:leader="dot"/>
+      </w:tabs>
+      <w:spacing w:lineRule="auto" w:line="360" w:before="0" w:after="0"/>
+      <w:ind w:firstLine="992" w:start="0"/>
+    </w:pPr>
+    <w:rPr>
+      <w:rFonts w:ascii="Times New Roman" w:hAnsi="Times New Roman"/>
+      <w:sz w:val="28"/>
+    </w:rPr>
+  </w:style>
+  <w:style w:type="numbering" w:styleId="user4" w:default="1">
+    <w:name w:val="Без списка (user)"/>
     <w:uiPriority w:val="99"/>
     <w:semiHidden/>
     <w:unhideWhenUsed/>

--- a/Files_Хамидов_Ю.Ш.-2-МД-20/ТЗ_Хамидов_Ю.Ш.-2-МД-20.docx
+++ b/Files_Хамидов_Ю.Ш.-2-МД-20/ТЗ_Хамидов_Ю.Ш.-2-МД-20.docx
@@ -750,13 +750,7 @@
             </w:tabs>
             <w:rPr/>
           </w:pPr>
-          <w:hyperlink w:anchor="__RefHeading___Toc2291_1896026690" w:tooltip=" 2.1 Цветовая палитра">
-            <w:r>
-              <w:rPr>
-                <w:rStyle w:val="Style8"/>
-              </w:rPr>
-              <w:t xml:space="preserve"> </w:t>
-            </w:r>
+          <w:hyperlink w:anchor="__RefHeading___Toc2291_1896026690" w:tooltip="2.1 Цветовая палитра">
             <w:r>
               <w:rPr>
                 <w:rStyle w:val="Style8"/>
@@ -1013,19 +1007,6 @@
       <w:r>
         <w:rPr>
           <w:rFonts w:ascii="Times New Roman" w:hAnsi="Times New Roman"/>
-          <w:b/>
-          <w:bCs/>
-          <w:color w:val="000000"/>
-          <w:sz w:val="28"/>
-          <w:szCs w:val="28"/>
-          <w:shd w:fill="auto" w:val="clear"/>
-          <w:lang w:val="ru-RU"/>
-        </w:rPr>
-        <w:tab/>
-      </w:r>
-      <w:r>
-        <w:rPr>
-          <w:rFonts w:ascii="Times New Roman" w:hAnsi="Times New Roman"/>
           <w:b w:val="false"/>
           <w:bCs/>
           <w:i w:val="false"/>
@@ -1070,7 +1051,7 @@
           <w:shd w:fill="auto" w:val="clear"/>
         </w:rPr>
         <w:tab/>
-        <w:t>Цель разработки:</w:t>
+        <w:t>Цель разработки</w:t>
       </w:r>
       <w:r>
         <w:rPr>
@@ -1119,7 +1100,7 @@
           <w:shd w:fill="auto" w:val="clear"/>
         </w:rPr>
         <w:tab/>
-        <w:t>Область применения:</w:t>
+        <w:t>Область применения</w:t>
       </w:r>
       <w:r>
         <w:rPr>
@@ -1168,7 +1149,7 @@
           <w:shd w:fill="auto" w:val="clear"/>
         </w:rPr>
         <w:tab/>
-        <w:t>Основание для разработки:</w:t>
+        <w:t>Основание для разработки</w:t>
       </w:r>
       <w:r>
         <w:rPr>
@@ -1217,7 +1198,7 @@
           <w:shd w:fill="auto" w:val="clear"/>
         </w:rPr>
         <w:tab/>
-        <w:t>Нормативная база:</w:t>
+        <w:t>Нормативная база</w:t>
       </w:r>
       <w:r>
         <w:rPr>
@@ -1290,7 +1271,7 @@
         <w:rPr/>
         <w:drawing>
           <wp:inline distT="0" distB="0" distL="0" distR="0">
-            <wp:extent cx="5203190" cy="3038475"/>
+            <wp:extent cx="5203190" cy="6057265"/>
             <wp:effectExtent l="0" t="0" r="0" b="0"/>
             <wp:docPr id="1" name="Picture 8"/>
             <wp:cNvGraphicFramePr>
@@ -1314,7 +1295,7 @@
                   <pic:spPr bwMode="auto">
                     <a:xfrm>
                       <a:off x="0" y="0"/>
-                      <a:ext cx="5203190" cy="3038475"/>
+                      <a:ext cx="5203190" cy="6057265"/>
                     </a:xfrm>
                     <a:prstGeom prst="rect">
                       <a:avLst/>
@@ -1337,11 +1318,1258 @@
       </w:pPr>
       <w:r>
         <w:rPr/>
+      </w:r>
+    </w:p>
+    <w:p>
+      <w:pPr>
+        <w:pStyle w:val="Normal"/>
+        <w:spacing w:lineRule="auto" w:line="360"/>
+        <w:jc w:val="center"/>
+        <w:rPr/>
+      </w:pPr>
+      <w:r>
+        <w:rPr>
+          <w:rFonts w:ascii="Times New Roman" w:hAnsi="Times New Roman"/>
+          <w:b w:val="false"/>
+          <w:bCs w:val="false"/>
+          <w:i w:val="false"/>
+          <w:iCs w:val="false"/>
+          <w:sz w:val="28"/>
+          <w:szCs w:val="28"/>
+        </w:rPr>
+        <w:t xml:space="preserve">Рисунок 1 — </w:t>
+      </w:r>
+      <w:r>
+        <w:rPr>
+          <w:rFonts w:ascii="Times New Roman" w:hAnsi="Times New Roman"/>
+          <w:b w:val="false"/>
+          <w:bCs w:val="false"/>
+          <w:i w:val="false"/>
+          <w:iCs w:val="false"/>
+          <w:sz w:val="28"/>
+          <w:szCs w:val="28"/>
+        </w:rPr>
+        <w:t>М</w:t>
+      </w:r>
+      <w:r>
+        <w:rPr>
+          <w:rFonts w:ascii="Times New Roman" w:hAnsi="Times New Roman"/>
+          <w:b w:val="false"/>
+          <w:bCs w:val="false"/>
+          <w:i w:val="false"/>
+          <w:iCs w:val="false"/>
+          <w:sz w:val="28"/>
+          <w:szCs w:val="28"/>
+        </w:rPr>
+        <w:t>удборд</w:t>
+      </w:r>
+    </w:p>
+    <w:p>
+      <w:pPr>
+        <w:pStyle w:val="Normal"/>
+        <w:spacing w:lineRule="auto" w:line="360"/>
+        <w:jc w:val="both"/>
+        <w:rPr>
+          <w:rFonts w:ascii="Times New Roman" w:hAnsi="Times New Roman"/>
+          <w:b/>
+          <w:bCs/>
+          <w:sz w:val="28"/>
+          <w:szCs w:val="28"/>
+        </w:rPr>
+      </w:pPr>
+      <w:r>
+        <w:rPr>
+          <w:rFonts w:ascii="Times New Roman" w:hAnsi="Times New Roman"/>
+          <w:b/>
+          <w:bCs/>
+          <w:sz w:val="28"/>
+          <w:szCs w:val="28"/>
+        </w:rPr>
+      </w:r>
+    </w:p>
+    <w:p>
+      <w:pPr>
+        <w:pStyle w:val="Normal"/>
+        <w:spacing w:lineRule="auto" w:line="360"/>
+        <w:ind w:firstLine="708"/>
+        <w:jc w:val="both"/>
+        <w:rPr>
+          <w:rFonts w:ascii="Times New Roman" w:hAnsi="Times New Roman"/>
+          <w:b/>
+          <w:bCs/>
+          <w:spacing w:val="60"/>
+          <w:sz w:val="28"/>
+          <w:szCs w:val="28"/>
+        </w:rPr>
+      </w:pPr>
+      <w:r>
+        <w:rPr>
+          <w:rFonts w:ascii="Times New Roman" w:hAnsi="Times New Roman"/>
+          <w:b/>
+          <w:bCs/>
+          <w:spacing w:val="60"/>
+          <w:sz w:val="28"/>
+          <w:szCs w:val="28"/>
+        </w:rPr>
+      </w:r>
+      <w:r>
+        <w:br w:type="page"/>
+      </w:r>
+    </w:p>
+    <w:p>
+      <w:pPr>
+        <w:pStyle w:val="123"/>
+        <w:spacing w:before="0" w:after="160"/>
+        <w:rPr/>
+      </w:pPr>
+      <w:bookmarkStart w:id="6" w:name="__RefHeading___Toc4224_1896026690"/>
+      <w:bookmarkEnd w:id="6"/>
+      <w:r>
+        <w:rPr>
+          <w:lang w:val="en-US"/>
+        </w:rPr>
+        <w:tab/>
+      </w:r>
+      <w:r>
+        <w:rPr>
+          <w:spacing w:val="0"/>
+          <w:lang w:val="en-US"/>
+        </w:rPr>
+        <w:t>2</w:t>
+      </w:r>
+      <w:r>
+        <w:rPr>
+          <w:spacing w:val="0"/>
+        </w:rPr>
+        <w:t xml:space="preserve"> Общая информация о проекте</w:t>
+      </w:r>
+    </w:p>
+    <w:p>
+      <w:pPr>
+        <w:pStyle w:val="Normal"/>
+        <w:spacing w:lineRule="auto" w:line="360"/>
+        <w:jc w:val="both"/>
+        <w:rPr/>
+      </w:pPr>
+      <w:r>
+        <w:rPr>
+          <w:rFonts w:ascii="Times New Roman" w:hAnsi="Times New Roman"/>
+          <w:sz w:val="28"/>
+          <w:szCs w:val="28"/>
+        </w:rPr>
+        <w:t>Название компании: NetWave</w:t>
+      </w:r>
+    </w:p>
+    <w:p>
+      <w:pPr>
+        <w:pStyle w:val="Normal"/>
+        <w:spacing w:lineRule="auto" w:line="360"/>
+        <w:jc w:val="both"/>
+        <w:rPr/>
+      </w:pPr>
+      <w:r>
+        <w:rPr>
+          <w:rFonts w:ascii="Times New Roman" w:hAnsi="Times New Roman"/>
+          <w:sz w:val="28"/>
+          <w:szCs w:val="28"/>
+        </w:rPr>
+        <w:t>Тематика компании: Виртуальный мобильный оператор (MVNO), предоставляющий услуги высокоскоростного мобильного интернета (4G/5G), бесплатные звонки по России, а также домашний интернет и цифровые сервисы для контроля расходов.</w:t>
+      </w:r>
+    </w:p>
+    <w:p>
+      <w:pPr>
+        <w:pStyle w:val="Normal"/>
+        <w:spacing w:lineRule="auto" w:line="360"/>
+        <w:jc w:val="both"/>
+        <w:rPr/>
+      </w:pPr>
+      <w:r>
+        <w:rPr>
+          <w:rFonts w:ascii="Times New Roman" w:hAnsi="Times New Roman"/>
+          <w:sz w:val="28"/>
+          <w:szCs w:val="28"/>
+        </w:rPr>
+        <w:t>Перечень услуг:</w:t>
+      </w:r>
+    </w:p>
+    <w:p>
+      <w:pPr>
+        <w:pStyle w:val="Normal"/>
+        <w:spacing w:lineRule="auto" w:line="360"/>
+        <w:jc w:val="both"/>
+        <w:rPr/>
+      </w:pPr>
+      <w:r>
+        <w:rPr>
+          <w:rFonts w:ascii="Times New Roman" w:hAnsi="Times New Roman"/>
+          <w:sz w:val="28"/>
+          <w:szCs w:val="28"/>
+        </w:rPr>
+        <w:t>1. Мобильная связь с безлимитным интернетом (пакетные и безлимитные тарифы).</w:t>
+      </w:r>
+    </w:p>
+    <w:p>
+      <w:pPr>
+        <w:pStyle w:val="Normal"/>
+        <w:spacing w:lineRule="auto" w:line="360"/>
+        <w:jc w:val="both"/>
+        <w:rPr/>
+      </w:pPr>
+      <w:r>
+        <w:rPr>
+          <w:rFonts w:ascii="Times New Roman" w:hAnsi="Times New Roman"/>
+          <w:sz w:val="28"/>
+          <w:szCs w:val="28"/>
+        </w:rPr>
+        <w:t>2.  Услуга «Безлимитные соцсети» (трафик на мессенджеры и соцсети не расходует основной пакет).</w:t>
+      </w:r>
+    </w:p>
+    <w:p>
+      <w:pPr>
+        <w:pStyle w:val="Normal"/>
+        <w:spacing w:lineRule="auto" w:line="360"/>
+        <w:jc w:val="both"/>
+        <w:rPr/>
+      </w:pPr>
+      <w:r>
+        <w:rPr>
+          <w:rFonts w:ascii="Times New Roman" w:hAnsi="Times New Roman"/>
+          <w:sz w:val="28"/>
+          <w:szCs w:val="28"/>
+        </w:rPr>
+        <w:t>3.  Домашний интернет + Wi—Fi роутер в подарок при подключении пакета.</w:t>
+      </w:r>
+    </w:p>
+    <w:p>
+      <w:pPr>
+        <w:pStyle w:val="Normal"/>
+        <w:spacing w:lineRule="auto" w:line="360"/>
+        <w:jc w:val="both"/>
+        <w:rPr/>
+      </w:pPr>
+      <w:r>
+        <w:rPr>
+          <w:rFonts w:ascii="Times New Roman" w:hAnsi="Times New Roman"/>
+          <w:sz w:val="28"/>
+          <w:szCs w:val="28"/>
+        </w:rPr>
+        <w:t>4.  Аренда и продажа смартфонов в рассрочку 0%.</w:t>
+      </w:r>
+    </w:p>
+    <w:p>
+      <w:pPr>
+        <w:pStyle w:val="Normal"/>
+        <w:spacing w:lineRule="auto" w:line="360"/>
+        <w:jc w:val="both"/>
+        <w:rPr/>
+      </w:pPr>
+      <w:r>
+        <w:rPr>
+          <w:rFonts w:ascii="Times New Roman" w:hAnsi="Times New Roman"/>
+          <w:sz w:val="28"/>
+          <w:szCs w:val="28"/>
+        </w:rPr>
+        <w:t>5.  Корпоративные тарифы для бизнеса (единый номер для сотрудников, аналитика расходов).</w:t>
+      </w:r>
+    </w:p>
+    <w:p>
+      <w:pPr>
+        <w:pStyle w:val="Normal"/>
+        <w:spacing w:lineRule="auto" w:line="360"/>
+        <w:ind w:firstLine="708"/>
+        <w:jc w:val="both"/>
+        <w:rPr/>
+      </w:pPr>
+      <w:r>
+        <w:rPr>
+          <w:rFonts w:ascii="Times New Roman" w:hAnsi="Times New Roman"/>
+          <w:b/>
+          <w:bCs/>
+          <w:sz w:val="28"/>
+          <w:szCs w:val="28"/>
+        </w:rPr>
+        <w:t>Целевая аудитория:</w:t>
+      </w:r>
+    </w:p>
+    <w:p>
+      <w:pPr>
+        <w:pStyle w:val="Normal"/>
+        <w:spacing w:lineRule="auto" w:line="360"/>
+        <w:ind w:hanging="0"/>
+        <w:jc w:val="both"/>
+        <w:rPr/>
+      </w:pPr>
+      <w:r>
+        <w:rPr>
+          <w:rFonts w:ascii="Times New Roman" w:hAnsi="Times New Roman"/>
+          <w:b/>
+          <w:bCs/>
+          <w:sz w:val="28"/>
+          <w:szCs w:val="28"/>
+        </w:rPr>
+        <w:tab/>
+        <w:t>Социо—демографические характеристики</w:t>
+      </w:r>
+    </w:p>
+    <w:p>
+      <w:pPr>
+        <w:pStyle w:val="Normal"/>
+        <w:spacing w:lineRule="auto" w:line="360"/>
+        <w:ind w:hanging="0"/>
+        <w:jc w:val="both"/>
+        <w:rPr/>
+      </w:pPr>
+      <w:r>
+        <w:rPr>
+          <w:rFonts w:ascii="Times New Roman" w:hAnsi="Times New Roman"/>
+          <w:sz w:val="28"/>
+          <w:szCs w:val="28"/>
+        </w:rPr>
+        <w:tab/>
+        <w:t>— Возраст: 20—45 лет (ядро — 25—35 лет).</w:t>
+      </w:r>
+    </w:p>
+    <w:p>
+      <w:pPr>
+        <w:pStyle w:val="Normal"/>
+        <w:spacing w:lineRule="auto" w:line="360"/>
+        <w:ind w:hanging="0"/>
+        <w:jc w:val="both"/>
+        <w:rPr/>
+      </w:pPr>
+      <w:r>
+        <w:rPr>
+          <w:rFonts w:ascii="Times New Roman" w:hAnsi="Times New Roman"/>
+          <w:sz w:val="28"/>
+          <w:szCs w:val="28"/>
+        </w:rPr>
+        <w:tab/>
+        <w:t>— Пол: 55% мужчины / 45% женщины.</w:t>
+      </w:r>
+    </w:p>
+    <w:p>
+      <w:pPr>
+        <w:pStyle w:val="Normal"/>
+        <w:spacing w:lineRule="auto" w:line="360"/>
+        <w:ind w:hanging="0"/>
+        <w:jc w:val="both"/>
+        <w:rPr/>
+      </w:pPr>
+      <w:r>
+        <w:rPr>
+          <w:rFonts w:ascii="Times New Roman" w:hAnsi="Times New Roman"/>
+          <w:sz w:val="28"/>
+          <w:szCs w:val="28"/>
+        </w:rPr>
+        <w:tab/>
+        <w:t>— Национальность: любая, преимущественно граждане РФ.</w:t>
+      </w:r>
+    </w:p>
+    <w:p>
+      <w:pPr>
+        <w:pStyle w:val="Normal"/>
+        <w:spacing w:lineRule="auto" w:line="360"/>
+        <w:ind w:hanging="0"/>
+        <w:jc w:val="both"/>
+        <w:rPr/>
+      </w:pPr>
+      <w:r>
+        <w:rPr>
+          <w:rFonts w:ascii="Times New Roman" w:hAnsi="Times New Roman"/>
+          <w:sz w:val="28"/>
+          <w:szCs w:val="28"/>
+        </w:rPr>
+        <w:tab/>
+        <w:t>— Семейное положение: холостые / не замужем, а также состоящие в браке с детьми.</w:t>
+      </w:r>
+    </w:p>
+    <w:p>
+      <w:pPr>
+        <w:pStyle w:val="Normal"/>
+        <w:spacing w:lineRule="auto" w:line="360"/>
+        <w:ind w:hanging="0"/>
+        <w:jc w:val="both"/>
+        <w:rPr/>
+      </w:pPr>
+      <w:r>
+        <w:rPr>
+          <w:rFonts w:ascii="Times New Roman" w:hAnsi="Times New Roman"/>
+          <w:sz w:val="28"/>
+          <w:szCs w:val="28"/>
+        </w:rPr>
+        <w:tab/>
+        <w:t>— Этап семейной жизни: «активная карьера», «молодые родители», «семья с детьми—школьниками».</w:t>
+      </w:r>
+    </w:p>
+    <w:p>
+      <w:pPr>
+        <w:pStyle w:val="Normal"/>
+        <w:spacing w:lineRule="auto" w:line="360"/>
+        <w:ind w:hanging="0"/>
+        <w:jc w:val="both"/>
+        <w:rPr/>
+      </w:pPr>
+      <w:r>
+        <w:rPr>
+          <w:rFonts w:ascii="Times New Roman" w:hAnsi="Times New Roman"/>
+          <w:sz w:val="28"/>
+          <w:szCs w:val="28"/>
+        </w:rPr>
+        <w:tab/>
+        <w:t>— Размер семьи: 1—4 человека.</w:t>
+      </w:r>
+    </w:p>
+    <w:p>
+      <w:pPr>
+        <w:pStyle w:val="Normal"/>
+        <w:spacing w:lineRule="auto" w:line="360"/>
+        <w:ind w:hanging="0"/>
+        <w:jc w:val="both"/>
+        <w:rPr/>
+      </w:pPr>
+      <w:r>
+        <w:rPr>
+          <w:rFonts w:ascii="Times New Roman" w:hAnsi="Times New Roman"/>
+          <w:sz w:val="28"/>
+          <w:szCs w:val="28"/>
+        </w:rPr>
+        <w:tab/>
+        <w:t>— Образование: среднее специальное, неоконченное высшее, высшее (особенно IT, маркетинг, управление).</w:t>
+      </w:r>
+    </w:p>
+    <w:p>
+      <w:pPr>
+        <w:pStyle w:val="Normal"/>
+        <w:spacing w:lineRule="auto" w:line="360"/>
+        <w:ind w:hanging="0"/>
+        <w:jc w:val="both"/>
+        <w:rPr/>
+      </w:pPr>
+      <w:r>
+        <w:rPr>
+          <w:rFonts w:ascii="Times New Roman" w:hAnsi="Times New Roman"/>
+          <w:sz w:val="28"/>
+          <w:szCs w:val="28"/>
+        </w:rPr>
+        <w:tab/>
+        <w:t>— Религия (убеждения): не является определяющим фактором; важна светскость и цифровая грамотность.</w:t>
+      </w:r>
+    </w:p>
+    <w:p>
+      <w:pPr>
+        <w:pStyle w:val="Normal"/>
+        <w:spacing w:lineRule="auto" w:line="360"/>
+        <w:ind w:hanging="0"/>
+        <w:jc w:val="both"/>
+        <w:rPr/>
+      </w:pPr>
+      <w:r>
+        <w:rPr>
+          <w:rFonts w:ascii="Times New Roman" w:hAnsi="Times New Roman"/>
+          <w:sz w:val="28"/>
+          <w:szCs w:val="28"/>
+        </w:rPr>
+        <w:tab/>
+        <w:t>— Род занятий: IT—специалисты, удалённые сотрудники, фрилансеры, предприниматели, менеджеры среднего звена, студенты.</w:t>
+      </w:r>
+    </w:p>
+    <w:p>
+      <w:pPr>
+        <w:pStyle w:val="Normal"/>
+        <w:spacing w:lineRule="auto" w:line="360"/>
+        <w:ind w:hanging="0"/>
+        <w:jc w:val="both"/>
+        <w:rPr/>
+      </w:pPr>
+      <w:r>
+        <w:rPr>
+          <w:rFonts w:ascii="Times New Roman" w:hAnsi="Times New Roman"/>
+          <w:sz w:val="28"/>
+          <w:szCs w:val="28"/>
+        </w:rPr>
+        <w:tab/>
+        <w:t>— Уровень доходов: средний и выше среднего (от 50 000+ рублей).</w:t>
+      </w:r>
+    </w:p>
+    <w:p>
+      <w:pPr>
+        <w:pStyle w:val="Normal"/>
+        <w:spacing w:lineRule="auto" w:line="360"/>
+        <w:ind w:hanging="0"/>
+        <w:jc w:val="both"/>
+        <w:rPr/>
+      </w:pPr>
+      <w:r>
+        <w:rPr>
+          <w:rFonts w:ascii="Times New Roman" w:hAnsi="Times New Roman"/>
+          <w:b/>
+          <w:bCs/>
+          <w:sz w:val="28"/>
+          <w:szCs w:val="28"/>
+        </w:rPr>
+        <w:tab/>
+        <w:t>Географические характеристики</w:t>
+      </w:r>
+    </w:p>
+    <w:p>
+      <w:pPr>
+        <w:pStyle w:val="Normal"/>
+        <w:spacing w:lineRule="auto" w:line="360"/>
+        <w:ind w:hanging="0"/>
+        <w:jc w:val="both"/>
+        <w:rPr/>
+      </w:pPr>
+      <w:r>
+        <w:rPr>
+          <w:rFonts w:ascii="Times New Roman" w:hAnsi="Times New Roman"/>
+          <w:sz w:val="28"/>
+          <w:szCs w:val="28"/>
+        </w:rPr>
+        <w:tab/>
+        <w:t>— Регион (область): крупные агломерации (Москва и область, Санкт—Петербург, города—миллионники, региональные столицы).</w:t>
+      </w:r>
+    </w:p>
+    <w:p>
+      <w:pPr>
+        <w:pStyle w:val="Normal"/>
+        <w:spacing w:lineRule="auto" w:line="360"/>
+        <w:ind w:hanging="0"/>
+        <w:jc w:val="both"/>
+        <w:rPr/>
+      </w:pPr>
+      <w:r>
+        <w:rPr>
+          <w:rFonts w:ascii="Times New Roman" w:hAnsi="Times New Roman"/>
+          <w:sz w:val="28"/>
+          <w:szCs w:val="28"/>
+        </w:rPr>
+        <w:tab/>
+        <w:t>— Округ (район): центральные районы, деловые кластеры, спальные районы с развитой инфраструктурой, районы у бизнес—центров и технопарков.</w:t>
+      </w:r>
+    </w:p>
+    <w:p>
+      <w:pPr>
+        <w:pStyle w:val="Normal"/>
+        <w:spacing w:lineRule="auto" w:line="360"/>
+        <w:ind w:hanging="0"/>
+        <w:jc w:val="both"/>
+        <w:rPr/>
+      </w:pPr>
+      <w:r>
+        <w:rPr>
+          <w:rFonts w:ascii="Times New Roman" w:hAnsi="Times New Roman"/>
+          <w:sz w:val="28"/>
+          <w:szCs w:val="28"/>
+        </w:rPr>
+        <w:tab/>
+        <w:t>— Город: мегаполисы и крупные города с устойчивым покрытием 4G/5G.</w:t>
+      </w:r>
+    </w:p>
+    <w:p>
+      <w:pPr>
+        <w:pStyle w:val="Normal"/>
+        <w:spacing w:lineRule="auto" w:line="360"/>
+        <w:ind w:hanging="0"/>
+        <w:jc w:val="both"/>
+        <w:rPr/>
+      </w:pPr>
+      <w:r>
+        <w:rPr>
+          <w:rFonts w:ascii="Times New Roman" w:hAnsi="Times New Roman"/>
+          <w:sz w:val="28"/>
+          <w:szCs w:val="28"/>
+        </w:rPr>
+        <w:tab/>
+        <w:t>— Плотность населения: высокая и средняя (локации с хорошей проходимостью и доступностью связи).</w:t>
+      </w:r>
+    </w:p>
+    <w:p>
+      <w:pPr>
+        <w:pStyle w:val="Normal"/>
+        <w:spacing w:lineRule="auto" w:line="360"/>
+        <w:ind w:hanging="0"/>
+        <w:jc w:val="both"/>
+        <w:rPr/>
+      </w:pPr>
+      <w:r>
+        <w:rPr>
+          <w:rFonts w:ascii="Times New Roman" w:hAnsi="Times New Roman"/>
+          <w:sz w:val="28"/>
+          <w:szCs w:val="28"/>
+        </w:rPr>
+        <w:tab/>
+        <w:t>— Климат: не влияет на выбор оператора, но в холодное время года востребован надёжный домашний интернет.</w:t>
+      </w:r>
+    </w:p>
+    <w:p>
+      <w:pPr>
+        <w:pStyle w:val="Normal"/>
+        <w:spacing w:lineRule="auto" w:line="360"/>
+        <w:ind w:hanging="0"/>
+        <w:jc w:val="both"/>
+        <w:rPr/>
+      </w:pPr>
+      <w:r>
+        <w:rPr>
+          <w:rFonts w:ascii="Times New Roman" w:hAnsi="Times New Roman"/>
+          <w:b/>
+          <w:bCs/>
+          <w:sz w:val="28"/>
+          <w:szCs w:val="28"/>
+        </w:rPr>
+        <w:tab/>
+        <w:t>Психографические характеристики</w:t>
+      </w:r>
+    </w:p>
+    <w:p>
+      <w:pPr>
+        <w:pStyle w:val="Normal"/>
+        <w:spacing w:lineRule="auto" w:line="360"/>
+        <w:ind w:hanging="0"/>
+        <w:jc w:val="both"/>
+        <w:rPr/>
+      </w:pPr>
+      <w:r>
+        <w:rPr>
+          <w:rFonts w:ascii="Times New Roman" w:hAnsi="Times New Roman"/>
+          <w:sz w:val="28"/>
+          <w:szCs w:val="28"/>
+        </w:rPr>
+        <w:tab/>
+        <w:t>— Общественный класс: средний класс, верхний слой среднего класса, «цифровой класс».</w:t>
+      </w:r>
+    </w:p>
+    <w:p>
+      <w:pPr>
+        <w:pStyle w:val="Normal"/>
+        <w:spacing w:lineRule="auto" w:line="360"/>
+        <w:ind w:hanging="0"/>
+        <w:jc w:val="both"/>
+        <w:rPr/>
+      </w:pPr>
+      <w:r>
+        <w:rPr>
+          <w:rFonts w:ascii="Times New Roman" w:hAnsi="Times New Roman"/>
+          <w:sz w:val="28"/>
+          <w:szCs w:val="28"/>
+        </w:rPr>
+        <w:tab/>
+        <w:t>— Образ жизни: мобильный, технологичный, ориентированный на эффективность и экономию времени. Ценят прозрачность, контроль расходов и удобство цифровых сервисов.</w:t>
+      </w:r>
+    </w:p>
+    <w:p>
+      <w:pPr>
+        <w:pStyle w:val="Normal"/>
+        <w:spacing w:lineRule="auto" w:line="360"/>
+        <w:ind w:hanging="0"/>
+        <w:jc w:val="both"/>
+        <w:rPr/>
+      </w:pPr>
+      <w:r>
+        <w:rPr>
+          <w:rFonts w:ascii="Times New Roman" w:hAnsi="Times New Roman"/>
+          <w:sz w:val="28"/>
+          <w:szCs w:val="28"/>
+        </w:rPr>
+        <w:tab/>
+        <w:t>— Тип личности: рациональные, практичные, ценящие стабильность и предсказуемость. Предпочитают управлять услугами онлайн.</w:t>
+      </w:r>
+    </w:p>
+    <w:p>
+      <w:pPr>
+        <w:pStyle w:val="Normal"/>
+        <w:spacing w:lineRule="auto" w:line="360"/>
+        <w:ind w:hanging="0"/>
+        <w:jc w:val="both"/>
+        <w:rPr/>
+      </w:pPr>
+      <w:r>
+        <w:rPr>
+          <w:rFonts w:ascii="Times New Roman" w:hAnsi="Times New Roman"/>
+          <w:sz w:val="28"/>
+          <w:szCs w:val="28"/>
+        </w:rPr>
+        <w:tab/>
+        <w:t>— Интересы и увлечения: онлайн—сервисы, стриминг, видеозвонки, финансовая грамотность, технологии, смарт—устройства, удалённая работа.</w:t>
+      </w:r>
+    </w:p>
+    <w:p>
+      <w:pPr>
+        <w:pStyle w:val="Normal"/>
+        <w:spacing w:lineRule="auto" w:line="360"/>
+        <w:ind w:hanging="0"/>
+        <w:jc w:val="both"/>
+        <w:rPr/>
+      </w:pPr>
+      <w:r>
+        <w:rPr>
+          <w:rFonts w:ascii="Times New Roman" w:hAnsi="Times New Roman"/>
+          <w:sz w:val="28"/>
+          <w:szCs w:val="28"/>
+        </w:rPr>
+        <w:tab/>
+        <w:t>— Ценности и убеждения: «платить только за то, чем реально пользуюсь», важность честных тарифов без скрытых комиссий, экономия семейного бюджета, цифровая безопасность.</w:t>
+      </w:r>
+    </w:p>
+    <w:p>
+      <w:pPr>
+        <w:pStyle w:val="Normal"/>
+        <w:spacing w:lineRule="auto" w:line="360"/>
+        <w:ind w:hanging="0"/>
+        <w:jc w:val="both"/>
+        <w:rPr/>
+      </w:pPr>
+      <w:r>
+        <w:rPr>
+          <w:rFonts w:ascii="Times New Roman" w:hAnsi="Times New Roman"/>
+          <w:b/>
+          <w:bCs/>
+          <w:sz w:val="28"/>
+          <w:szCs w:val="28"/>
+        </w:rPr>
+        <w:tab/>
+        <w:t>Поведенческие (мотивационные) характеристики</w:t>
+      </w:r>
+    </w:p>
+    <w:p>
+      <w:pPr>
+        <w:pStyle w:val="Normal"/>
+        <w:spacing w:lineRule="auto" w:line="360"/>
+        <w:ind w:hanging="0"/>
+        <w:jc w:val="both"/>
+        <w:rPr/>
+      </w:pPr>
+      <w:r>
+        <w:rPr>
+          <w:rFonts w:ascii="Times New Roman" w:hAnsi="Times New Roman"/>
+          <w:sz w:val="28"/>
+          <w:szCs w:val="28"/>
+        </w:rPr>
+        <w:tab/>
+        <w:t>— Покупательские привычки: регулярно оплачивают услуги онлайн, пользуются автоплатежами и подписками, сравнивают тарифы перед подключением. Предпочитают бесконтактную оплату и управление через приложение.</w:t>
+      </w:r>
+    </w:p>
+    <w:p>
+      <w:pPr>
+        <w:pStyle w:val="Normal"/>
+        <w:spacing w:lineRule="auto" w:line="360"/>
+        <w:ind w:hanging="0"/>
+        <w:jc w:val="both"/>
+        <w:rPr/>
+      </w:pPr>
+      <w:r>
+        <w:rPr>
+          <w:rFonts w:ascii="Times New Roman" w:hAnsi="Times New Roman"/>
+          <w:sz w:val="28"/>
+          <w:szCs w:val="28"/>
+        </w:rPr>
+        <w:tab/>
+        <w:t>— Использование технологий: уверенные пользователи (pro—sumers). Имеют смартфоны последних поколений, активно используют мессенджеры, соцсети, видеозвонки и стриминговые сервисы.</w:t>
+      </w:r>
+    </w:p>
+    <w:p>
+      <w:pPr>
+        <w:pStyle w:val="Normal"/>
+        <w:spacing w:lineRule="auto" w:line="360"/>
+        <w:ind w:hanging="0"/>
+        <w:jc w:val="both"/>
+        <w:rPr/>
+      </w:pPr>
+      <w:r>
+        <w:rPr>
+          <w:rFonts w:ascii="Times New Roman" w:hAnsi="Times New Roman"/>
+          <w:sz w:val="28"/>
+          <w:szCs w:val="28"/>
+        </w:rPr>
+        <w:tab/>
+        <w:t>— Повод для совершения покупки: заканчивающийся пакет трафика, недовольство текущим оператором, подключение домашнего интернета, объединение услуг для семьи, переход на более выгодный тариф.</w:t>
+      </w:r>
+    </w:p>
+    <w:p>
+      <w:pPr>
+        <w:pStyle w:val="Normal"/>
+        <w:spacing w:lineRule="auto" w:line="360"/>
+        <w:ind w:hanging="0"/>
+        <w:jc w:val="both"/>
+        <w:rPr/>
+      </w:pPr>
+      <w:r>
+        <w:rPr>
+          <w:rFonts w:ascii="Times New Roman" w:hAnsi="Times New Roman"/>
+          <w:sz w:val="28"/>
+          <w:szCs w:val="28"/>
+        </w:rPr>
+        <w:tab/>
+        <w:t>— Искомые выгоды: экономия денег, стабильная скорость интернета, удобный личный кабинет, возможность переноса номера, отсутствие роуминга по России.</w:t>
+      </w:r>
+    </w:p>
+    <w:p>
+      <w:pPr>
+        <w:pStyle w:val="Normal"/>
+        <w:spacing w:lineRule="auto" w:line="360"/>
+        <w:ind w:hanging="0"/>
+        <w:jc w:val="both"/>
+        <w:rPr/>
+      </w:pPr>
+      <w:r>
+        <w:rPr>
+          <w:rFonts w:ascii="Times New Roman" w:hAnsi="Times New Roman"/>
+          <w:sz w:val="28"/>
+          <w:szCs w:val="28"/>
+        </w:rPr>
+        <w:tab/>
+        <w:t>— Статус пользователя: преимущественно постоянные пользователи с одним оператором, а также «перебежчики» — те, кто сменил оператора ради лучших условий.</w:t>
+      </w:r>
+    </w:p>
+    <w:p>
+      <w:pPr>
+        <w:pStyle w:val="Normal"/>
+        <w:spacing w:lineRule="auto" w:line="360"/>
+        <w:ind w:hanging="0"/>
+        <w:jc w:val="both"/>
+        <w:rPr/>
+      </w:pPr>
+      <w:r>
+        <w:rPr>
+          <w:rFonts w:ascii="Times New Roman" w:hAnsi="Times New Roman"/>
+          <w:sz w:val="28"/>
+          <w:szCs w:val="28"/>
+        </w:rPr>
+        <w:tab/>
+        <w:t>— Интенсивность потребления: высокая — ежедневное использование мобильного интернета более 4—6 часов, активный трафик видео и мессенджеров.</w:t>
+      </w:r>
+    </w:p>
+    <w:p>
+      <w:pPr>
+        <w:pStyle w:val="Normal"/>
+        <w:spacing w:lineRule="auto" w:line="360"/>
+        <w:ind w:hanging="0"/>
+        <w:jc w:val="both"/>
+        <w:rPr/>
+      </w:pPr>
+      <w:r>
+        <w:rPr>
+          <w:rFonts w:ascii="Times New Roman" w:hAnsi="Times New Roman"/>
+          <w:sz w:val="28"/>
+          <w:szCs w:val="28"/>
+        </w:rPr>
+        <w:tab/>
+        <w:t>— Степень приверженности: средняя — лояльны к оператору, пока тот предлагает конкурентные условия. При появлении более выгодного предложения готовы рассмотреть смену.</w:t>
+      </w:r>
+    </w:p>
+    <w:p>
+      <w:pPr>
+        <w:pStyle w:val="Normal"/>
+        <w:spacing w:lineRule="auto" w:line="360"/>
+        <w:ind w:hanging="0"/>
+        <w:jc w:val="both"/>
+        <w:rPr/>
+      </w:pPr>
+      <w:r>
+        <w:rPr>
+          <w:rFonts w:ascii="Times New Roman" w:hAnsi="Times New Roman"/>
+          <w:sz w:val="28"/>
+          <w:szCs w:val="28"/>
+        </w:rPr>
+        <w:tab/>
+        <w:t>— Отношение к товару: воспринимают мобильную связь и интернет как базовую необходимость, но с высокой требовательностью к качеству и цене.</w:t>
+      </w:r>
+    </w:p>
+    <w:p>
+      <w:pPr>
+        <w:pStyle w:val="Normal"/>
+        <w:spacing w:lineRule="auto" w:line="360"/>
+        <w:ind w:hanging="0"/>
+        <w:jc w:val="both"/>
+        <w:rPr/>
+      </w:pPr>
+      <w:r>
+        <w:rPr>
+          <w:rFonts w:ascii="Times New Roman" w:hAnsi="Times New Roman"/>
+          <w:sz w:val="28"/>
+          <w:szCs w:val="28"/>
+        </w:rPr>
+        <w:tab/>
+        <w:t>— Степень готовности к восприятию товара: высокая. Аудитория хорошо знакома с рынком мобильных операторов и активно ищет оптимальное соотношение «цена — качество».</w:t>
+      </w:r>
+    </w:p>
+    <w:p>
+      <w:pPr>
+        <w:pStyle w:val="Normal"/>
+        <w:spacing w:lineRule="auto" w:line="360"/>
+        <w:jc w:val="both"/>
+        <w:rPr/>
+      </w:pPr>
+      <w:r>
+        <w:rPr>
+          <w:rFonts w:ascii="Times New Roman" w:hAnsi="Times New Roman"/>
+          <w:b/>
+          <w:bCs/>
+          <w:sz w:val="28"/>
+          <w:szCs w:val="28"/>
+        </w:rPr>
+        <w:t>Цели и потребности</w:t>
+      </w:r>
+    </w:p>
+    <w:p>
+      <w:pPr>
+        <w:pStyle w:val="Normal"/>
+        <w:spacing w:lineRule="auto" w:line="360"/>
+        <w:jc w:val="both"/>
+        <w:rPr/>
+      </w:pPr>
+      <w:r>
+        <w:rPr>
+          <w:rFonts w:ascii="Times New Roman" w:hAnsi="Times New Roman"/>
+          <w:sz w:val="28"/>
+          <w:szCs w:val="28"/>
+        </w:rPr>
+        <w:t>Проблемы и боли</w:t>
+      </w:r>
+    </w:p>
+    <w:p>
+      <w:pPr>
+        <w:pStyle w:val="Normal"/>
+        <w:spacing w:lineRule="auto" w:line="360"/>
+        <w:jc w:val="both"/>
+        <w:rPr/>
+      </w:pPr>
+      <w:r>
+        <w:rPr>
+          <w:rFonts w:ascii="Times New Roman" w:hAnsi="Times New Roman"/>
+          <w:sz w:val="28"/>
+          <w:szCs w:val="28"/>
+        </w:rPr>
+        <w:t xml:space="preserve">— </w:t>
+      </w:r>
+      <w:r>
+        <w:rPr>
+          <w:rFonts w:ascii="Times New Roman" w:hAnsi="Times New Roman"/>
+          <w:sz w:val="28"/>
+          <w:szCs w:val="28"/>
+        </w:rPr>
+        <w:t>Отсутствие прозрачности тарифов — скрытые комиссии, внезапное списание средств, сложные условия договаривания после исчерпания пакета.</w:t>
+      </w:r>
+    </w:p>
+    <w:p>
+      <w:pPr>
+        <w:pStyle w:val="Normal"/>
+        <w:spacing w:lineRule="auto" w:line="360"/>
+        <w:jc w:val="both"/>
+        <w:rPr/>
+      </w:pPr>
+      <w:r>
+        <w:rPr>
+          <w:rFonts w:ascii="Times New Roman" w:hAnsi="Times New Roman"/>
+          <w:sz w:val="28"/>
+          <w:szCs w:val="28"/>
+        </w:rPr>
+        <w:t xml:space="preserve">— </w:t>
+      </w:r>
+      <w:r>
+        <w:rPr>
+          <w:rFonts w:ascii="Times New Roman" w:hAnsi="Times New Roman"/>
+          <w:sz w:val="28"/>
+          <w:szCs w:val="28"/>
+        </w:rPr>
+        <w:t>Недостаток трафика в дорогих пакетах — завышенная цена при маленьком объёме гигабайт, особенно для активных пользователей.</w:t>
+      </w:r>
+    </w:p>
+    <w:p>
+      <w:pPr>
+        <w:pStyle w:val="Normal"/>
+        <w:spacing w:lineRule="auto" w:line="360"/>
+        <w:jc w:val="both"/>
+        <w:rPr/>
+      </w:pPr>
+      <w:r>
+        <w:rPr>
+          <w:rFonts w:ascii="Times New Roman" w:hAnsi="Times New Roman"/>
+          <w:sz w:val="28"/>
+          <w:szCs w:val="28"/>
+        </w:rPr>
+        <w:t xml:space="preserve">— </w:t>
+      </w:r>
+      <w:r>
+        <w:rPr>
+          <w:rFonts w:ascii="Times New Roman" w:hAnsi="Times New Roman"/>
+          <w:sz w:val="28"/>
+          <w:szCs w:val="28"/>
+        </w:rPr>
+        <w:t>Сложность смены оператора с сохранением номера — бюрократические задержки, необходимость личного визита в офис, потеря времени.</w:t>
+      </w:r>
+    </w:p>
+    <w:p>
+      <w:pPr>
+        <w:pStyle w:val="Normal"/>
+        <w:spacing w:lineRule="auto" w:line="360"/>
+        <w:jc w:val="both"/>
+        <w:rPr/>
+      </w:pPr>
+      <w:r>
+        <w:rPr>
+          <w:rFonts w:ascii="Times New Roman" w:hAnsi="Times New Roman"/>
+          <w:sz w:val="28"/>
+          <w:szCs w:val="28"/>
+        </w:rPr>
+        <w:t xml:space="preserve">— </w:t>
+      </w:r>
+      <w:r>
+        <w:rPr>
+          <w:rFonts w:ascii="Times New Roman" w:hAnsi="Times New Roman"/>
+          <w:sz w:val="28"/>
+          <w:szCs w:val="28"/>
+        </w:rPr>
+        <w:t>Плохое покрытие в спальных районах и за городом — нестабильная связь, низкая скорость мобильного интернета, обрывы звонков.</w:t>
+      </w:r>
+    </w:p>
+    <w:p>
+      <w:pPr>
+        <w:pStyle w:val="Normal"/>
+        <w:spacing w:lineRule="auto" w:line="360"/>
+        <w:ind w:hanging="0"/>
+        <w:jc w:val="both"/>
+        <w:rPr/>
+      </w:pPr>
+      <w:r>
+        <w:rPr>
+          <w:rFonts w:ascii="Times New Roman" w:hAnsi="Times New Roman"/>
+          <w:sz w:val="28"/>
+          <w:szCs w:val="28"/>
+        </w:rPr>
+        <w:tab/>
+        <w:t>— Невозможность управлять услугами семьи из одного кабинета — нужно заходить в разные аккаунты, сложно контролировать расходы детей и родителей.</w:t>
+      </w:r>
+    </w:p>
+    <w:p>
+      <w:pPr>
+        <w:pStyle w:val="Normal"/>
+        <w:spacing w:lineRule="auto" w:line="360"/>
+        <w:ind w:hanging="0"/>
+        <w:jc w:val="both"/>
+        <w:rPr/>
+      </w:pPr>
+      <w:r>
+        <w:rPr>
+          <w:rFonts w:ascii="Times New Roman" w:hAnsi="Times New Roman"/>
+          <w:sz w:val="28"/>
+          <w:szCs w:val="28"/>
+        </w:rPr>
+        <w:tab/>
+        <w:t>— Роуминг внутри России — неожиданно высокая стоимость связи при поездках по стране.</w:t>
+      </w:r>
+    </w:p>
+    <w:p>
+      <w:pPr>
+        <w:pStyle w:val="Normal"/>
+        <w:spacing w:lineRule="auto" w:line="360"/>
+        <w:ind w:hanging="0"/>
+        <w:jc w:val="both"/>
+        <w:rPr/>
+      </w:pPr>
+      <w:r>
+        <w:rPr>
+          <w:rFonts w:ascii="Times New Roman" w:hAnsi="Times New Roman"/>
+          <w:sz w:val="28"/>
+          <w:szCs w:val="28"/>
+        </w:rPr>
+        <w:tab/>
+      </w:r>
+      <w:r>
+        <w:rPr>
+          <w:rFonts w:ascii="Times New Roman" w:hAnsi="Times New Roman"/>
+          <w:b/>
+          <w:bCs/>
+          <w:sz w:val="28"/>
+          <w:szCs w:val="28"/>
+        </w:rPr>
+        <w:t>Желания</w:t>
+      </w:r>
+    </w:p>
+    <w:p>
+      <w:pPr>
+        <w:pStyle w:val="Normal"/>
+        <w:spacing w:lineRule="auto" w:line="360"/>
+        <w:ind w:hanging="0"/>
+        <w:jc w:val="both"/>
+        <w:rPr/>
+      </w:pPr>
+      <w:r>
+        <w:rPr>
+          <w:rFonts w:ascii="Times New Roman" w:hAnsi="Times New Roman"/>
+          <w:sz w:val="28"/>
+          <w:szCs w:val="28"/>
+        </w:rPr>
+        <w:tab/>
+        <w:t>— Получать честный безлимитный интернет — без скрытых ограничений и замедления скорости после использования определённого объёма трафика.</w:t>
+      </w:r>
+    </w:p>
+    <w:p>
+      <w:pPr>
+        <w:pStyle w:val="Normal"/>
+        <w:spacing w:lineRule="auto" w:line="360"/>
+        <w:ind w:hanging="0"/>
+        <w:jc w:val="both"/>
+        <w:rPr/>
+      </w:pPr>
+      <w:r>
+        <w:rPr>
+          <w:rFonts w:ascii="Times New Roman" w:hAnsi="Times New Roman"/>
+          <w:sz w:val="28"/>
+          <w:szCs w:val="28"/>
+        </w:rPr>
+        <w:tab/>
+        <w:t>— Управлять тарифом и услугами через удобный личный кабинет и мобильное приложение — менять тариф, подключать/отключать опции, видеть детализацию расходов.</w:t>
+      </w:r>
+    </w:p>
+    <w:p>
+      <w:pPr>
+        <w:pStyle w:val="Normal"/>
+        <w:spacing w:lineRule="auto" w:line="360"/>
+        <w:ind w:hanging="0"/>
+        <w:jc w:val="both"/>
+        <w:rPr/>
+      </w:pPr>
+      <w:r>
+        <w:rPr>
+          <w:rFonts w:ascii="Times New Roman" w:hAnsi="Times New Roman"/>
+          <w:sz w:val="28"/>
+          <w:szCs w:val="28"/>
+        </w:rPr>
+        <w:tab/>
+        <w:t>— Подключить всю семью с общей скидкой — объединить до 5 номеров на одном лицевом счёте с единым платёжом.</w:t>
+      </w:r>
+    </w:p>
+    <w:p>
+      <w:pPr>
+        <w:pStyle w:val="Normal"/>
+        <w:spacing w:lineRule="auto" w:line="360"/>
+        <w:ind w:hanging="0"/>
+        <w:jc w:val="both"/>
+        <w:rPr/>
+      </w:pPr>
+      <w:r>
+        <w:rPr>
+          <w:rFonts w:ascii="Times New Roman" w:hAnsi="Times New Roman"/>
+          <w:sz w:val="28"/>
+          <w:szCs w:val="28"/>
+        </w:rPr>
+        <w:tab/>
+        <w:t>— Перенести свой номер к новому оператору быстро и без потери связи — онлайн—заявка, курьерская доставка SIM—карты, активация без визита в салон.</w:t>
+      </w:r>
+    </w:p>
+    <w:p>
+      <w:pPr>
+        <w:pStyle w:val="Normal"/>
+        <w:spacing w:lineRule="auto" w:line="360"/>
+        <w:ind w:hanging="0"/>
+        <w:jc w:val="both"/>
+        <w:rPr/>
+      </w:pPr>
+      <w:r>
+        <w:rPr>
+          <w:rFonts w:ascii="Times New Roman" w:hAnsi="Times New Roman"/>
+          <w:sz w:val="28"/>
+          <w:szCs w:val="28"/>
+        </w:rPr>
+        <w:tab/>
+        <w:t>— Получать стабильную связь и высокую скорость мобильного интернета (4G/5G) по всей России — уверенный приём даже за городом, без дополнительной платы в поездках.</w:t>
+      </w:r>
+    </w:p>
+    <w:p>
+      <w:pPr>
+        <w:pStyle w:val="Normal"/>
+        <w:spacing w:lineRule="auto" w:line="360"/>
+        <w:ind w:hanging="0"/>
+        <w:jc w:val="both"/>
+        <w:rPr/>
+      </w:pPr>
+      <w:r>
+        <w:rPr>
+          <w:rFonts w:ascii="Times New Roman" w:hAnsi="Times New Roman"/>
+          <w:sz w:val="28"/>
+          <w:szCs w:val="28"/>
+        </w:rPr>
+        <w:tab/>
+        <w:t>— Экономить семейный бюджет за счёт умного выбора тарифов — подписка на нужный объём услуг, автоплатеж, контроль трафика для каждого члена семьи.</w:t>
+      </w:r>
+      <w:r>
+        <w:br w:type="page"/>
+      </w:r>
+    </w:p>
+    <w:p>
+      <w:pPr>
+        <w:pStyle w:val="222"/>
+        <w:spacing w:before="0" w:after="160"/>
+        <w:rPr/>
+      </w:pPr>
+      <w:bookmarkStart w:id="7" w:name="__RefHeading___Toc2291_1896026690"/>
+      <w:bookmarkEnd w:id="7"/>
+      <w:r>
+        <w:rPr>
+          <w:rFonts w:ascii="Times New Roman" w:hAnsi="Times New Roman"/>
+          <w:b/>
+          <w:bCs/>
+          <w:spacing w:val="60"/>
+          <w:sz w:val="28"/>
+          <w:szCs w:val="28"/>
+        </w:rPr>
+        <w:t>2.</w:t>
+      </w:r>
+      <w:r>
+        <w:rPr>
+          <w:rFonts w:ascii="Times New Roman" w:hAnsi="Times New Roman"/>
+          <w:b/>
+          <w:bCs/>
+          <w:spacing w:val="60"/>
+          <w:sz w:val="28"/>
+          <w:szCs w:val="28"/>
+          <w:lang w:val="en-US"/>
+        </w:rPr>
+        <w:t>1</w:t>
+      </w:r>
+      <w:r>
+        <w:rPr>
+          <w:rFonts w:ascii="Times New Roman" w:hAnsi="Times New Roman"/>
+          <w:b/>
+          <w:bCs/>
+          <w:spacing w:val="60"/>
+          <w:sz w:val="28"/>
+          <w:szCs w:val="28"/>
+        </w:rPr>
+        <w:t xml:space="preserve"> Цветовая палитра</w:t>
+      </w:r>
+    </w:p>
+    <w:p>
+      <w:pPr>
+        <w:pStyle w:val="Normal"/>
+        <w:spacing w:lineRule="auto" w:line="360"/>
+        <w:jc w:val="both"/>
+        <w:rPr/>
+      </w:pPr>
+      <w:r>
+        <w:rPr>
+          <w:rFonts w:ascii="Times New Roman" w:hAnsi="Times New Roman"/>
+          <w:sz w:val="28"/>
+          <w:szCs w:val="28"/>
+        </w:rPr>
+        <w:t>Рекомендуемые цвета (на рисунке 1):</w:t>
+      </w:r>
+    </w:p>
+    <w:p>
+      <w:pPr>
+        <w:pStyle w:val="Normal"/>
+        <w:spacing w:lineRule="auto" w:line="360"/>
+        <w:jc w:val="both"/>
+        <w:rPr/>
+      </w:pPr>
+      <w:r>
+        <w:rPr/>
         <w:drawing>
           <wp:inline distT="0" distB="0" distL="0" distR="0">
-            <wp:extent cx="5199380" cy="3465195"/>
+            <wp:extent cx="4738370" cy="3822700"/>
             <wp:effectExtent l="0" t="0" r="0" b="0"/>
-            <wp:docPr id="2" name="Picture 10"/>
+            <wp:docPr id="2" name="Picture 2"/>
             <wp:cNvGraphicFramePr>
               <a:graphicFrameLocks xmlns:a="http://schemas.openxmlformats.org/drawingml/2006/main" noChangeAspect="1"/>
             </wp:cNvGraphicFramePr>
@@ -1349,7 +2577,7 @@
               <a:graphicData uri="http://schemas.openxmlformats.org/drawingml/2006/picture">
                 <pic:pic xmlns:pic="http://schemas.openxmlformats.org/drawingml/2006/picture">
                   <pic:nvPicPr>
-                    <pic:cNvPr id="2" name="Picture 10"/>
+                    <pic:cNvPr id="2" name="Picture 2"/>
                     <pic:cNvPicPr>
                       <a:picLocks noChangeAspect="1" noChangeArrowheads="1"/>
                     </pic:cNvPicPr>
@@ -1363,7 +2591,7 @@
                   <pic:spPr bwMode="auto">
                     <a:xfrm>
                       <a:off x="0" y="0"/>
-                      <a:ext cx="5199380" cy="3465195"/>
+                      <a:ext cx="4738370" cy="3822700"/>
                     </a:xfrm>
                     <a:prstGeom prst="rect">
                       <a:avLst/>
@@ -1387,1152 +2615,50 @@
       <w:r>
         <w:rPr>
           <w:rFonts w:ascii="Times New Roman" w:hAnsi="Times New Roman"/>
-          <w:b w:val="false"/>
-          <w:bCs w:val="false"/>
-          <w:i w:val="false"/>
-          <w:iCs w:val="false"/>
-          <w:sz w:val="28"/>
-          <w:szCs w:val="28"/>
-        </w:rPr>
-        <w:t>Рисунок 1 — мудборд</w:t>
-      </w:r>
-    </w:p>
-    <w:p>
-      <w:pPr>
-        <w:pStyle w:val="Normal"/>
-        <w:spacing w:lineRule="auto" w:line="360"/>
-        <w:jc w:val="both"/>
-        <w:rPr>
-          <w:rFonts w:ascii="Times New Roman" w:hAnsi="Times New Roman"/>
-          <w:b/>
-          <w:bCs/>
-          <w:sz w:val="28"/>
-          <w:szCs w:val="28"/>
-        </w:rPr>
-      </w:pPr>
-      <w:r>
-        <w:rPr>
-          <w:rFonts w:ascii="Times New Roman" w:hAnsi="Times New Roman"/>
-          <w:b/>
-          <w:bCs/>
-          <w:sz w:val="28"/>
-          <w:szCs w:val="28"/>
-        </w:rPr>
-      </w:r>
-    </w:p>
-    <w:p>
-      <w:pPr>
-        <w:pStyle w:val="Normal"/>
-        <w:spacing w:lineRule="auto" w:line="360"/>
-        <w:ind w:firstLine="708"/>
-        <w:jc w:val="both"/>
-        <w:rPr>
-          <w:rFonts w:ascii="Times New Roman" w:hAnsi="Times New Roman"/>
-          <w:b/>
-          <w:bCs/>
-          <w:spacing w:val="60"/>
-          <w:sz w:val="28"/>
-          <w:szCs w:val="28"/>
-        </w:rPr>
-      </w:pPr>
-      <w:r>
-        <w:rPr>
-          <w:rFonts w:ascii="Times New Roman" w:hAnsi="Times New Roman"/>
-          <w:b/>
-          <w:bCs/>
-          <w:spacing w:val="60"/>
-          <w:sz w:val="28"/>
-          <w:szCs w:val="28"/>
-        </w:rPr>
-      </w:r>
-      <w:r>
-        <w:br w:type="page"/>
-      </w:r>
-    </w:p>
-    <w:p>
-      <w:pPr>
-        <w:pStyle w:val="123"/>
-        <w:spacing w:before="0" w:after="160"/>
-        <w:rPr/>
-      </w:pPr>
-      <w:bookmarkStart w:id="6" w:name="__RefHeading___Toc4224_1896026690"/>
-      <w:bookmarkEnd w:id="6"/>
-      <w:r>
-        <w:rPr>
-          <w:lang w:val="en-US"/>
-        </w:rPr>
-        <w:tab/>
-      </w:r>
-      <w:r>
-        <w:rPr>
-          <w:spacing w:val="0"/>
-          <w:lang w:val="en-US"/>
-        </w:rPr>
-        <w:t>2</w:t>
-      </w:r>
-      <w:r>
-        <w:rPr>
-          <w:spacing w:val="0"/>
-        </w:rPr>
-        <w:t xml:space="preserve"> Общая информация о проекте</w:t>
-      </w:r>
-    </w:p>
-    <w:p>
-      <w:pPr>
-        <w:pStyle w:val="Normal"/>
-        <w:spacing w:lineRule="auto" w:line="360"/>
-        <w:jc w:val="both"/>
-        <w:rPr/>
-      </w:pPr>
-      <w:r>
-        <w:rPr>
-          <w:rFonts w:ascii="Times New Roman" w:hAnsi="Times New Roman"/>
-          <w:sz w:val="28"/>
-          <w:szCs w:val="28"/>
-        </w:rPr>
-        <w:tab/>
-        <w:t>Название компании: NetWave</w:t>
-      </w:r>
-    </w:p>
-    <w:p>
-      <w:pPr>
-        <w:pStyle w:val="Normal"/>
-        <w:spacing w:lineRule="auto" w:line="360"/>
-        <w:jc w:val="both"/>
-        <w:rPr/>
-      </w:pPr>
-      <w:r>
-        <w:rPr>
-          <w:rFonts w:ascii="Times New Roman" w:hAnsi="Times New Roman"/>
-          <w:sz w:val="28"/>
-          <w:szCs w:val="28"/>
-        </w:rPr>
-        <w:tab/>
-        <w:t>Тематика компании: Виртуальный мобильный оператор (MVNO), предоставляющий услуги высокоскоростного мобильного интернета (4G/5G), бесплатные звонки по России, а также домашний интернет и цифровые сервисы для контроля расходов.</w:t>
-      </w:r>
-    </w:p>
-    <w:p>
-      <w:pPr>
-        <w:pStyle w:val="Normal"/>
-        <w:spacing w:lineRule="auto" w:line="360"/>
-        <w:jc w:val="both"/>
-        <w:rPr/>
-      </w:pPr>
-      <w:r>
-        <w:rPr>
-          <w:rFonts w:ascii="Times New Roman" w:hAnsi="Times New Roman"/>
-          <w:sz w:val="28"/>
-          <w:szCs w:val="28"/>
-        </w:rPr>
-        <w:tab/>
-        <w:t>Перечень услуг:</w:t>
-      </w:r>
-    </w:p>
-    <w:p>
-      <w:pPr>
-        <w:pStyle w:val="Normal"/>
-        <w:spacing w:lineRule="auto" w:line="360"/>
-        <w:jc w:val="both"/>
-        <w:rPr/>
-      </w:pPr>
-      <w:r>
-        <w:rPr>
-          <w:rFonts w:ascii="Times New Roman" w:hAnsi="Times New Roman"/>
-          <w:sz w:val="28"/>
-          <w:szCs w:val="28"/>
-        </w:rPr>
-        <w:tab/>
-        <w:t>1. Мобильная связь с безлимитным интернетом (пакетные и безлимитные тарифы).</w:t>
-      </w:r>
-    </w:p>
-    <w:p>
-      <w:pPr>
-        <w:pStyle w:val="Normal"/>
-        <w:spacing w:lineRule="auto" w:line="360"/>
-        <w:jc w:val="both"/>
-        <w:rPr/>
-      </w:pPr>
-      <w:r>
-        <w:rPr>
-          <w:rFonts w:ascii="Times New Roman" w:hAnsi="Times New Roman"/>
-          <w:sz w:val="28"/>
-          <w:szCs w:val="28"/>
-        </w:rPr>
-        <w:tab/>
-        <w:t>2.  Услуга «Безлимитные соцсети» (трафик на мессенджеры и соцсети не расходует основной пакет).</w:t>
-      </w:r>
-    </w:p>
-    <w:p>
-      <w:pPr>
-        <w:pStyle w:val="Normal"/>
-        <w:spacing w:lineRule="auto" w:line="360"/>
-        <w:jc w:val="both"/>
-        <w:rPr/>
-      </w:pPr>
-      <w:r>
-        <w:rPr>
-          <w:rFonts w:ascii="Times New Roman" w:hAnsi="Times New Roman"/>
-          <w:sz w:val="28"/>
-          <w:szCs w:val="28"/>
-        </w:rPr>
-        <w:tab/>
-        <w:t>3.  Домашний интернет + Wi—Fi роутер в подарок при подключении пакета.</w:t>
-      </w:r>
-    </w:p>
-    <w:p>
-      <w:pPr>
-        <w:pStyle w:val="Normal"/>
-        <w:spacing w:lineRule="auto" w:line="360"/>
-        <w:jc w:val="both"/>
-        <w:rPr/>
-      </w:pPr>
-      <w:r>
-        <w:rPr>
-          <w:rFonts w:ascii="Times New Roman" w:hAnsi="Times New Roman"/>
-          <w:sz w:val="28"/>
-          <w:szCs w:val="28"/>
-        </w:rPr>
-        <w:tab/>
-        <w:t>4.  Аренда и продажа смартфонов в рассрочку 0%.</w:t>
-      </w:r>
-    </w:p>
-    <w:p>
-      <w:pPr>
-        <w:pStyle w:val="Normal"/>
-        <w:spacing w:lineRule="auto" w:line="360"/>
-        <w:jc w:val="both"/>
-        <w:rPr/>
-      </w:pPr>
-      <w:r>
-        <w:rPr>
-          <w:rFonts w:ascii="Times New Roman" w:hAnsi="Times New Roman"/>
-          <w:sz w:val="28"/>
-          <w:szCs w:val="28"/>
-        </w:rPr>
-        <w:tab/>
-        <w:t>5.  Корпоративные тарифы для бизнеса (единый номер для сотрудников, аналитика расходов).</w:t>
-      </w:r>
-    </w:p>
-    <w:p>
-      <w:pPr>
-        <w:pStyle w:val="Normal"/>
-        <w:spacing w:lineRule="auto" w:line="360"/>
-        <w:ind w:firstLine="708"/>
-        <w:jc w:val="both"/>
-        <w:rPr/>
-      </w:pPr>
-      <w:r>
-        <w:rPr>
-          <w:rFonts w:ascii="Times New Roman" w:hAnsi="Times New Roman"/>
-          <w:b/>
-          <w:bCs/>
-          <w:sz w:val="28"/>
-          <w:szCs w:val="28"/>
-        </w:rPr>
-        <w:t>Целевая аудитория:</w:t>
-      </w:r>
-    </w:p>
-    <w:p>
-      <w:pPr>
-        <w:pStyle w:val="Normal"/>
-        <w:spacing w:lineRule="auto" w:line="360"/>
-        <w:jc w:val="both"/>
-        <w:rPr/>
-      </w:pPr>
-      <w:r>
-        <w:rPr>
-          <w:rFonts w:ascii="Times New Roman" w:hAnsi="Times New Roman"/>
-          <w:b/>
-          <w:bCs/>
-          <w:sz w:val="28"/>
-          <w:szCs w:val="28"/>
-        </w:rPr>
-        <w:tab/>
-        <w:t>Социо—демографические характеристики</w:t>
-      </w:r>
-    </w:p>
-    <w:p>
-      <w:pPr>
-        <w:pStyle w:val="Normal"/>
-        <w:spacing w:lineRule="auto" w:line="360"/>
-        <w:jc w:val="both"/>
-        <w:rPr/>
-      </w:pPr>
-      <w:r>
-        <w:rPr>
-          <w:rFonts w:ascii="Times New Roman" w:hAnsi="Times New Roman"/>
-          <w:sz w:val="28"/>
-          <w:szCs w:val="28"/>
-        </w:rPr>
-        <w:tab/>
-        <w:t>— Возраст: 20—45 лет (ядро — 25—35 лет).</w:t>
-      </w:r>
-    </w:p>
-    <w:p>
-      <w:pPr>
-        <w:pStyle w:val="Normal"/>
-        <w:spacing w:lineRule="auto" w:line="360"/>
-        <w:jc w:val="both"/>
-        <w:rPr/>
-      </w:pPr>
-      <w:r>
-        <w:rPr>
-          <w:rFonts w:ascii="Times New Roman" w:hAnsi="Times New Roman"/>
-          <w:sz w:val="28"/>
-          <w:szCs w:val="28"/>
-        </w:rPr>
-        <w:tab/>
-        <w:t>— Пол: 55% мужчины / 45% женщины.</w:t>
-      </w:r>
-    </w:p>
-    <w:p>
-      <w:pPr>
-        <w:pStyle w:val="Normal"/>
-        <w:spacing w:lineRule="auto" w:line="360"/>
-        <w:jc w:val="both"/>
-        <w:rPr/>
-      </w:pPr>
-      <w:r>
-        <w:rPr>
-          <w:rFonts w:ascii="Times New Roman" w:hAnsi="Times New Roman"/>
-          <w:sz w:val="28"/>
-          <w:szCs w:val="28"/>
-        </w:rPr>
-        <w:tab/>
-        <w:t>— Национальность: любая, преимущественно граждане РФ.</w:t>
-      </w:r>
-    </w:p>
-    <w:p>
-      <w:pPr>
-        <w:pStyle w:val="Normal"/>
-        <w:spacing w:lineRule="auto" w:line="360"/>
-        <w:jc w:val="both"/>
-        <w:rPr/>
-      </w:pPr>
-      <w:r>
-        <w:rPr>
-          <w:rFonts w:ascii="Times New Roman" w:hAnsi="Times New Roman"/>
-          <w:sz w:val="28"/>
-          <w:szCs w:val="28"/>
-        </w:rPr>
-        <w:tab/>
-        <w:t>— Семейное положение: холостые / не замужем, а также состоящие в браке с детьми.</w:t>
-      </w:r>
-    </w:p>
-    <w:p>
-      <w:pPr>
-        <w:pStyle w:val="Normal"/>
-        <w:spacing w:lineRule="auto" w:line="360"/>
-        <w:jc w:val="both"/>
-        <w:rPr/>
-      </w:pPr>
-      <w:r>
-        <w:rPr>
-          <w:rFonts w:ascii="Times New Roman" w:hAnsi="Times New Roman"/>
-          <w:sz w:val="28"/>
-          <w:szCs w:val="28"/>
-        </w:rPr>
-        <w:tab/>
-        <w:t>— Этап семейной жизни: «активная карьера», «молодые родители», «семья с детьми—школьниками».</w:t>
-      </w:r>
-    </w:p>
-    <w:p>
-      <w:pPr>
-        <w:pStyle w:val="Normal"/>
-        <w:spacing w:lineRule="auto" w:line="360"/>
-        <w:jc w:val="both"/>
-        <w:rPr/>
-      </w:pPr>
-      <w:r>
-        <w:rPr>
-          <w:rFonts w:ascii="Times New Roman" w:hAnsi="Times New Roman"/>
-          <w:sz w:val="28"/>
-          <w:szCs w:val="28"/>
-        </w:rPr>
-        <w:tab/>
-        <w:t>— Размер семьи: 1—4 человека.</w:t>
-      </w:r>
-    </w:p>
-    <w:p>
-      <w:pPr>
-        <w:pStyle w:val="Normal"/>
-        <w:spacing w:lineRule="auto" w:line="360"/>
-        <w:jc w:val="both"/>
-        <w:rPr/>
-      </w:pPr>
-      <w:r>
-        <w:rPr>
-          <w:rFonts w:ascii="Times New Roman" w:hAnsi="Times New Roman"/>
-          <w:sz w:val="28"/>
-          <w:szCs w:val="28"/>
-        </w:rPr>
-        <w:tab/>
-        <w:t>— Образование: среднее специальное, неоконченное высшее, высшее (особенно IT, маркетинг, управление).</w:t>
-      </w:r>
-    </w:p>
-    <w:p>
-      <w:pPr>
-        <w:pStyle w:val="Normal"/>
-        <w:spacing w:lineRule="auto" w:line="360"/>
-        <w:jc w:val="both"/>
-        <w:rPr/>
-      </w:pPr>
-      <w:r>
-        <w:rPr>
-          <w:rFonts w:ascii="Times New Roman" w:hAnsi="Times New Roman"/>
-          <w:sz w:val="28"/>
-          <w:szCs w:val="28"/>
-        </w:rPr>
-        <w:tab/>
-        <w:t>— Религия (убеждения): не является определяющим фактором; важна светскость и цифровая грамотность.</w:t>
-      </w:r>
-    </w:p>
-    <w:p>
-      <w:pPr>
-        <w:pStyle w:val="Normal"/>
-        <w:spacing w:lineRule="auto" w:line="360"/>
-        <w:jc w:val="both"/>
-        <w:rPr/>
-      </w:pPr>
-      <w:r>
-        <w:rPr>
-          <w:rFonts w:ascii="Times New Roman" w:hAnsi="Times New Roman"/>
-          <w:sz w:val="28"/>
-          <w:szCs w:val="28"/>
-        </w:rPr>
-        <w:tab/>
-        <w:t>— Род занятий: IT—специалисты, удалённые сотрудники, фрилансеры, предприниматели, менеджеры среднего звена, студенты.</w:t>
-      </w:r>
-    </w:p>
-    <w:p>
-      <w:pPr>
-        <w:pStyle w:val="Normal"/>
-        <w:spacing w:lineRule="auto" w:line="360"/>
-        <w:jc w:val="both"/>
-        <w:rPr/>
-      </w:pPr>
-      <w:r>
-        <w:rPr>
-          <w:rFonts w:ascii="Times New Roman" w:hAnsi="Times New Roman"/>
-          <w:sz w:val="28"/>
-          <w:szCs w:val="28"/>
-        </w:rPr>
-        <w:tab/>
-        <w:t>— Уровень доходов: средний и выше среднего (от 50 000+ рублей).</w:t>
-      </w:r>
-    </w:p>
-    <w:p>
-      <w:pPr>
-        <w:pStyle w:val="Normal"/>
-        <w:spacing w:lineRule="auto" w:line="360"/>
-        <w:jc w:val="both"/>
-        <w:rPr/>
-      </w:pPr>
-      <w:r>
-        <w:rPr>
-          <w:rFonts w:ascii="Times New Roman" w:hAnsi="Times New Roman"/>
-          <w:b/>
-          <w:bCs/>
-          <w:sz w:val="28"/>
-          <w:szCs w:val="28"/>
-        </w:rPr>
-        <w:tab/>
-        <w:t>Географические характеристики</w:t>
-      </w:r>
-    </w:p>
-    <w:p>
-      <w:pPr>
-        <w:pStyle w:val="Normal"/>
-        <w:spacing w:lineRule="auto" w:line="360"/>
-        <w:jc w:val="both"/>
-        <w:rPr/>
-      </w:pPr>
-      <w:r>
-        <w:rPr>
-          <w:rFonts w:ascii="Times New Roman" w:hAnsi="Times New Roman"/>
-          <w:sz w:val="28"/>
-          <w:szCs w:val="28"/>
-        </w:rPr>
-        <w:tab/>
-        <w:t>— Регион (область): крупные агломерации (Москва и область, Санкт—Петербург, города—миллионники, региональные столицы).</w:t>
-      </w:r>
-    </w:p>
-    <w:p>
-      <w:pPr>
-        <w:pStyle w:val="Normal"/>
-        <w:spacing w:lineRule="auto" w:line="360"/>
-        <w:jc w:val="both"/>
-        <w:rPr/>
-      </w:pPr>
-      <w:r>
-        <w:rPr>
-          <w:rFonts w:ascii="Times New Roman" w:hAnsi="Times New Roman"/>
-          <w:sz w:val="28"/>
-          <w:szCs w:val="28"/>
-        </w:rPr>
-        <w:tab/>
-        <w:t>— Округ (район): центральные районы, деловые кластеры, спальные районы с развитой инфраструктурой, районы у бизнес—центров и технопарков.</w:t>
-      </w:r>
-    </w:p>
-    <w:p>
-      <w:pPr>
-        <w:pStyle w:val="Normal"/>
-        <w:spacing w:lineRule="auto" w:line="360"/>
-        <w:jc w:val="both"/>
-        <w:rPr/>
-      </w:pPr>
-      <w:r>
-        <w:rPr>
-          <w:rFonts w:ascii="Times New Roman" w:hAnsi="Times New Roman"/>
-          <w:sz w:val="28"/>
-          <w:szCs w:val="28"/>
-        </w:rPr>
-        <w:tab/>
-        <w:t>— Город: мегаполисы и крупные города с устойчивым покрытием 4G/5G.</w:t>
-      </w:r>
-    </w:p>
-    <w:p>
-      <w:pPr>
-        <w:pStyle w:val="Normal"/>
-        <w:spacing w:lineRule="auto" w:line="360"/>
-        <w:jc w:val="both"/>
-        <w:rPr/>
-      </w:pPr>
-      <w:r>
-        <w:rPr>
-          <w:rFonts w:ascii="Times New Roman" w:hAnsi="Times New Roman"/>
-          <w:sz w:val="28"/>
-          <w:szCs w:val="28"/>
-        </w:rPr>
-        <w:tab/>
-        <w:t>— Плотность населения: высокая и средняя (локации с хорошей проходимостью и доступностью связи).</w:t>
-      </w:r>
-    </w:p>
-    <w:p>
-      <w:pPr>
-        <w:pStyle w:val="Normal"/>
-        <w:spacing w:lineRule="auto" w:line="360"/>
-        <w:jc w:val="both"/>
-        <w:rPr/>
-      </w:pPr>
-      <w:r>
-        <w:rPr>
-          <w:rFonts w:ascii="Times New Roman" w:hAnsi="Times New Roman"/>
-          <w:sz w:val="28"/>
-          <w:szCs w:val="28"/>
-        </w:rPr>
-        <w:tab/>
-        <w:t>— Климат: не влияет на выбор оператора, но в холодное время года востребован надёжный домашний интернет.</w:t>
-      </w:r>
-    </w:p>
-    <w:p>
-      <w:pPr>
-        <w:pStyle w:val="Normal"/>
-        <w:spacing w:lineRule="auto" w:line="360"/>
-        <w:jc w:val="both"/>
-        <w:rPr/>
-      </w:pPr>
-      <w:r>
-        <w:rPr>
-          <w:rFonts w:ascii="Times New Roman" w:hAnsi="Times New Roman"/>
-          <w:b/>
-          <w:bCs/>
-          <w:sz w:val="28"/>
-          <w:szCs w:val="28"/>
-        </w:rPr>
-        <w:tab/>
-        <w:t>Психографические характеристики</w:t>
-      </w:r>
-    </w:p>
-    <w:p>
-      <w:pPr>
-        <w:pStyle w:val="Normal"/>
-        <w:spacing w:lineRule="auto" w:line="360"/>
-        <w:jc w:val="both"/>
-        <w:rPr/>
-      </w:pPr>
-      <w:r>
-        <w:rPr>
-          <w:rFonts w:ascii="Times New Roman" w:hAnsi="Times New Roman"/>
-          <w:sz w:val="28"/>
-          <w:szCs w:val="28"/>
-        </w:rPr>
-        <w:tab/>
-        <w:t>— Общественный класс: средний класс, верхний слой среднего класса, «цифровой класс».</w:t>
-      </w:r>
-    </w:p>
-    <w:p>
-      <w:pPr>
-        <w:pStyle w:val="Normal"/>
-        <w:spacing w:lineRule="auto" w:line="360"/>
-        <w:jc w:val="both"/>
-        <w:rPr/>
-      </w:pPr>
-      <w:r>
-        <w:rPr>
-          <w:rFonts w:ascii="Times New Roman" w:hAnsi="Times New Roman"/>
-          <w:sz w:val="28"/>
-          <w:szCs w:val="28"/>
-        </w:rPr>
-        <w:tab/>
-        <w:t>— Образ жизни: мобильный, технологичный, ориентированный на эффективность и экономию времени. Ценят прозрачность, контроль расходов и удобство цифровых сервисов.</w:t>
-      </w:r>
-    </w:p>
-    <w:p>
-      <w:pPr>
-        <w:pStyle w:val="Normal"/>
-        <w:spacing w:lineRule="auto" w:line="360"/>
-        <w:jc w:val="both"/>
-        <w:rPr/>
-      </w:pPr>
-      <w:r>
-        <w:rPr>
-          <w:rFonts w:ascii="Times New Roman" w:hAnsi="Times New Roman"/>
-          <w:sz w:val="28"/>
-          <w:szCs w:val="28"/>
-        </w:rPr>
-        <w:tab/>
-        <w:t>— Тип личности: рациональные, практичные, ценящие стабильность и предсказуемость. Предпочитают управлять услугами онлайн.</w:t>
-      </w:r>
-    </w:p>
-    <w:p>
-      <w:pPr>
-        <w:pStyle w:val="Normal"/>
-        <w:spacing w:lineRule="auto" w:line="360"/>
-        <w:jc w:val="both"/>
-        <w:rPr/>
-      </w:pPr>
-      <w:r>
-        <w:rPr>
-          <w:rFonts w:ascii="Times New Roman" w:hAnsi="Times New Roman"/>
-          <w:sz w:val="28"/>
-          <w:szCs w:val="28"/>
-        </w:rPr>
-        <w:tab/>
-        <w:t>— Интересы и увлечения: онлайн—сервисы, стриминг, видеозвонки, финансовая грамотность, технологии, смарт—устройства, удалённая работа.</w:t>
-      </w:r>
-    </w:p>
-    <w:p>
-      <w:pPr>
-        <w:pStyle w:val="Normal"/>
-        <w:spacing w:lineRule="auto" w:line="360"/>
-        <w:jc w:val="both"/>
-        <w:rPr/>
-      </w:pPr>
-      <w:r>
-        <w:rPr>
-          <w:rFonts w:ascii="Times New Roman" w:hAnsi="Times New Roman"/>
-          <w:sz w:val="28"/>
-          <w:szCs w:val="28"/>
-        </w:rPr>
-        <w:tab/>
-        <w:t>— Ценности и убеждения: «платить только за то, чем реально пользуюсь», важность честных тарифов без скрытых комиссий, экономия семейного бюджета, цифровая безопасность.</w:t>
-      </w:r>
-    </w:p>
-    <w:p>
-      <w:pPr>
-        <w:pStyle w:val="Normal"/>
-        <w:spacing w:lineRule="auto" w:line="360"/>
-        <w:jc w:val="both"/>
-        <w:rPr/>
-      </w:pPr>
-      <w:r>
-        <w:rPr>
-          <w:rFonts w:ascii="Times New Roman" w:hAnsi="Times New Roman"/>
-          <w:b/>
-          <w:bCs/>
-          <w:sz w:val="28"/>
-          <w:szCs w:val="28"/>
-        </w:rPr>
-        <w:tab/>
-        <w:t>Поведенческие (мотивационные) характеристики</w:t>
-      </w:r>
-    </w:p>
-    <w:p>
-      <w:pPr>
-        <w:pStyle w:val="Normal"/>
-        <w:spacing w:lineRule="auto" w:line="360"/>
-        <w:jc w:val="both"/>
-        <w:rPr/>
-      </w:pPr>
-      <w:r>
-        <w:rPr>
-          <w:rFonts w:ascii="Times New Roman" w:hAnsi="Times New Roman"/>
-          <w:sz w:val="28"/>
-          <w:szCs w:val="28"/>
-        </w:rPr>
-        <w:tab/>
-        <w:t>— Покупательские привычки: регулярно оплачивают услуги онлайн, пользуются автоплатежами и подписками, сравнивают тарифы перед подключением. Предпочитают бесконтактную оплату и управление через приложение.</w:t>
-      </w:r>
-    </w:p>
-    <w:p>
-      <w:pPr>
-        <w:pStyle w:val="Normal"/>
-        <w:spacing w:lineRule="auto" w:line="360"/>
-        <w:jc w:val="both"/>
-        <w:rPr/>
-      </w:pPr>
-      <w:r>
-        <w:rPr>
-          <w:rFonts w:ascii="Times New Roman" w:hAnsi="Times New Roman"/>
-          <w:sz w:val="28"/>
-          <w:szCs w:val="28"/>
-        </w:rPr>
-        <w:tab/>
-        <w:t>— Использование технологий: уверенные пользователи (pro—sumers). Имеют смартфоны последних поколений, активно используют мессенджеры, соцсети, видеозвонки и стриминговые сервисы.</w:t>
-      </w:r>
-    </w:p>
-    <w:p>
-      <w:pPr>
-        <w:pStyle w:val="Normal"/>
-        <w:spacing w:lineRule="auto" w:line="360"/>
-        <w:jc w:val="both"/>
-        <w:rPr/>
-      </w:pPr>
-      <w:r>
-        <w:rPr>
-          <w:rFonts w:ascii="Times New Roman" w:hAnsi="Times New Roman"/>
-          <w:sz w:val="28"/>
-          <w:szCs w:val="28"/>
-        </w:rPr>
-        <w:tab/>
-        <w:t>— Повод для совершения покупки: заканчивающийся пакет трафика, недовольство текущим оператором, подключение домашнего интернета, объединение услуг для семьи, переход на более выгодный тариф.</w:t>
-      </w:r>
-    </w:p>
-    <w:p>
-      <w:pPr>
-        <w:pStyle w:val="Normal"/>
-        <w:spacing w:lineRule="auto" w:line="360"/>
-        <w:jc w:val="both"/>
-        <w:rPr/>
-      </w:pPr>
-      <w:r>
-        <w:rPr>
-          <w:rFonts w:ascii="Times New Roman" w:hAnsi="Times New Roman"/>
-          <w:sz w:val="28"/>
-          <w:szCs w:val="28"/>
-        </w:rPr>
-        <w:tab/>
-        <w:t>— Искомые выгоды: экономия денег, стабильная скорость интернета, удобный личный кабинет, возможность переноса номера, отсутствие роуминга по России.</w:t>
-      </w:r>
-    </w:p>
-    <w:p>
-      <w:pPr>
-        <w:pStyle w:val="Normal"/>
-        <w:spacing w:lineRule="auto" w:line="360"/>
-        <w:jc w:val="both"/>
-        <w:rPr/>
-      </w:pPr>
-      <w:r>
-        <w:rPr>
-          <w:rFonts w:ascii="Times New Roman" w:hAnsi="Times New Roman"/>
-          <w:sz w:val="28"/>
-          <w:szCs w:val="28"/>
-        </w:rPr>
-        <w:tab/>
-        <w:t>— Статус пользователя: преимущественно постоянные пользователи с одним оператором, а также «перебежчики» — те, кто сменил оператора ради лучших условий.</w:t>
-      </w:r>
-    </w:p>
-    <w:p>
-      <w:pPr>
-        <w:pStyle w:val="Normal"/>
-        <w:spacing w:lineRule="auto" w:line="360"/>
-        <w:jc w:val="both"/>
-        <w:rPr/>
-      </w:pPr>
-      <w:r>
-        <w:rPr>
-          <w:rFonts w:ascii="Times New Roman" w:hAnsi="Times New Roman"/>
-          <w:sz w:val="28"/>
-          <w:szCs w:val="28"/>
-        </w:rPr>
-        <w:tab/>
-        <w:t>— Интенсивность потребления: высокая — ежедневное использование мобильного интернета более 4—6 часов, активный трафик видео и мессенджеров.</w:t>
-      </w:r>
-    </w:p>
-    <w:p>
-      <w:pPr>
-        <w:pStyle w:val="Normal"/>
-        <w:spacing w:lineRule="auto" w:line="360"/>
-        <w:jc w:val="both"/>
-        <w:rPr/>
-      </w:pPr>
-      <w:r>
-        <w:rPr>
-          <w:rFonts w:ascii="Times New Roman" w:hAnsi="Times New Roman"/>
-          <w:sz w:val="28"/>
-          <w:szCs w:val="28"/>
-        </w:rPr>
-        <w:tab/>
-        <w:t>— Степень приверженности: средняя — лояльны к оператору, пока тот предлагает конкурентные условия. При появлении более выгодного предложения готовы рассмотреть смену.</w:t>
-      </w:r>
-    </w:p>
-    <w:p>
-      <w:pPr>
-        <w:pStyle w:val="Normal"/>
-        <w:spacing w:lineRule="auto" w:line="360"/>
-        <w:jc w:val="both"/>
-        <w:rPr/>
-      </w:pPr>
-      <w:r>
-        <w:rPr>
-          <w:rFonts w:ascii="Times New Roman" w:hAnsi="Times New Roman"/>
-          <w:sz w:val="28"/>
-          <w:szCs w:val="28"/>
-        </w:rPr>
-        <w:tab/>
-        <w:t>— Отношение к товару: воспринимают мобильную связь и интернет как базовую необходимость, но с высокой требовательностью к качеству и цене.</w:t>
-      </w:r>
-    </w:p>
-    <w:p>
-      <w:pPr>
-        <w:pStyle w:val="Normal"/>
-        <w:spacing w:lineRule="auto" w:line="360"/>
-        <w:jc w:val="both"/>
-        <w:rPr/>
-      </w:pPr>
-      <w:r>
-        <w:rPr>
-          <w:rFonts w:ascii="Times New Roman" w:hAnsi="Times New Roman"/>
-          <w:sz w:val="28"/>
-          <w:szCs w:val="28"/>
-        </w:rPr>
-        <w:tab/>
-        <w:t>— Степень готовности к восприятию товара: высокая. Аудитория хорошо знакома с рынком мобильных операторов и активно ищет оптимальное соотношение «цена — качество».</w:t>
-      </w:r>
-    </w:p>
-    <w:p>
-      <w:pPr>
-        <w:pStyle w:val="Normal"/>
-        <w:spacing w:lineRule="auto" w:line="360"/>
-        <w:jc w:val="both"/>
-        <w:rPr/>
-      </w:pPr>
-      <w:r>
-        <w:rPr>
-          <w:rFonts w:ascii="Times New Roman" w:hAnsi="Times New Roman"/>
-          <w:b/>
-          <w:bCs/>
-          <w:sz w:val="28"/>
-          <w:szCs w:val="28"/>
-        </w:rPr>
-        <w:tab/>
-        <w:t>Цели и потребности</w:t>
-      </w:r>
-    </w:p>
-    <w:p>
-      <w:pPr>
-        <w:pStyle w:val="Normal"/>
-        <w:spacing w:lineRule="auto" w:line="360"/>
-        <w:jc w:val="both"/>
-        <w:rPr/>
-      </w:pPr>
-      <w:r>
-        <w:rPr>
-          <w:rFonts w:ascii="Times New Roman" w:hAnsi="Times New Roman"/>
-          <w:sz w:val="28"/>
-          <w:szCs w:val="28"/>
-        </w:rPr>
-        <w:tab/>
-        <w:t>Проблемы и боли</w:t>
-      </w:r>
-    </w:p>
-    <w:p>
-      <w:pPr>
-        <w:pStyle w:val="Normal"/>
-        <w:spacing w:lineRule="auto" w:line="360"/>
-        <w:jc w:val="both"/>
-        <w:rPr/>
-      </w:pPr>
-      <w:r>
-        <w:rPr>
-          <w:rFonts w:ascii="Times New Roman" w:hAnsi="Times New Roman"/>
-          <w:sz w:val="28"/>
-          <w:szCs w:val="28"/>
-        </w:rPr>
-        <w:tab/>
-        <w:t>— Отсутствие прозрачности тарифов — скрытые комиссии, внезапное списание средств, сложные условия договаривания после исчерпания пакета.</w:t>
-      </w:r>
-    </w:p>
-    <w:p>
-      <w:pPr>
-        <w:pStyle w:val="Normal"/>
-        <w:spacing w:lineRule="auto" w:line="360"/>
-        <w:jc w:val="both"/>
-        <w:rPr/>
-      </w:pPr>
-      <w:r>
-        <w:rPr>
-          <w:rFonts w:ascii="Times New Roman" w:hAnsi="Times New Roman"/>
-          <w:sz w:val="28"/>
-          <w:szCs w:val="28"/>
-        </w:rPr>
-        <w:tab/>
-        <w:t>— Недостаток трафика в дорогих пакетах — завышенная цена при маленьком объёме гигабайт, особенно для активных пользователей.</w:t>
-      </w:r>
-    </w:p>
-    <w:p>
-      <w:pPr>
-        <w:pStyle w:val="Normal"/>
-        <w:spacing w:lineRule="auto" w:line="360"/>
-        <w:jc w:val="both"/>
-        <w:rPr/>
-      </w:pPr>
-      <w:r>
-        <w:rPr>
-          <w:rFonts w:ascii="Times New Roman" w:hAnsi="Times New Roman"/>
-          <w:sz w:val="28"/>
-          <w:szCs w:val="28"/>
-        </w:rPr>
-        <w:tab/>
-        <w:t>— Сложность смены оператора с сохранением номера — бюрократические задержки, необходимость личного визита в офис, потеря времени.</w:t>
-      </w:r>
-    </w:p>
-    <w:p>
-      <w:pPr>
-        <w:pStyle w:val="Normal"/>
-        <w:spacing w:lineRule="auto" w:line="360"/>
-        <w:jc w:val="both"/>
-        <w:rPr/>
-      </w:pPr>
-      <w:r>
-        <w:rPr>
-          <w:rFonts w:ascii="Times New Roman" w:hAnsi="Times New Roman"/>
-          <w:sz w:val="28"/>
-          <w:szCs w:val="28"/>
-        </w:rPr>
-        <w:tab/>
-        <w:t>— Плохое покрытие в спальных районах и за городом — нестабильная связь, низкая скорость мобильного интернета, обрывы звонков.</w:t>
-      </w:r>
-    </w:p>
-    <w:p>
-      <w:pPr>
-        <w:pStyle w:val="Normal"/>
-        <w:spacing w:lineRule="auto" w:line="360"/>
-        <w:jc w:val="both"/>
-        <w:rPr/>
-      </w:pPr>
-      <w:r>
-        <w:rPr>
-          <w:rFonts w:ascii="Times New Roman" w:hAnsi="Times New Roman"/>
-          <w:sz w:val="28"/>
-          <w:szCs w:val="28"/>
-        </w:rPr>
-        <w:tab/>
-        <w:t>— Невозможность управлять услугами семьи из одного кабинета — нужно заходить в разные аккаунты, сложно контролировать расходы детей и родителей.</w:t>
-      </w:r>
-    </w:p>
-    <w:p>
-      <w:pPr>
-        <w:pStyle w:val="Normal"/>
-        <w:spacing w:lineRule="auto" w:line="360"/>
-        <w:jc w:val="both"/>
-        <w:rPr/>
-      </w:pPr>
-      <w:r>
-        <w:rPr>
-          <w:rFonts w:ascii="Times New Roman" w:hAnsi="Times New Roman"/>
-          <w:sz w:val="28"/>
-          <w:szCs w:val="28"/>
-        </w:rPr>
-        <w:tab/>
-        <w:t>— Роуминг внутри России — неожиданно высокая стоимость связи при поездках по стране.</w:t>
-      </w:r>
-    </w:p>
-    <w:p>
-      <w:pPr>
-        <w:pStyle w:val="Normal"/>
-        <w:spacing w:lineRule="auto" w:line="360"/>
-        <w:jc w:val="both"/>
-        <w:rPr/>
-      </w:pPr>
-      <w:r>
-        <w:rPr>
-          <w:rFonts w:ascii="Times New Roman" w:hAnsi="Times New Roman"/>
-          <w:sz w:val="28"/>
-          <w:szCs w:val="28"/>
-        </w:rPr>
-        <w:tab/>
-      </w:r>
-      <w:r>
-        <w:rPr>
-          <w:rFonts w:ascii="Times New Roman" w:hAnsi="Times New Roman"/>
-          <w:b/>
-          <w:bCs/>
-          <w:sz w:val="28"/>
-          <w:szCs w:val="28"/>
-        </w:rPr>
-        <w:t>Желания</w:t>
-      </w:r>
-    </w:p>
-    <w:p>
-      <w:pPr>
-        <w:pStyle w:val="Normal"/>
-        <w:spacing w:lineRule="auto" w:line="360"/>
-        <w:jc w:val="both"/>
-        <w:rPr/>
-      </w:pPr>
-      <w:r>
-        <w:rPr>
-          <w:rFonts w:ascii="Times New Roman" w:hAnsi="Times New Roman"/>
-          <w:sz w:val="28"/>
-          <w:szCs w:val="28"/>
-        </w:rPr>
-        <w:tab/>
-        <w:t>— Получать честный безлимитный интернет — без скрытых ограничений и замедления скорости после использования определённого объёма трафика.</w:t>
-      </w:r>
-    </w:p>
-    <w:p>
-      <w:pPr>
-        <w:pStyle w:val="Normal"/>
-        <w:spacing w:lineRule="auto" w:line="360"/>
-        <w:jc w:val="both"/>
-        <w:rPr/>
-      </w:pPr>
-      <w:r>
-        <w:rPr>
-          <w:rFonts w:ascii="Times New Roman" w:hAnsi="Times New Roman"/>
-          <w:sz w:val="28"/>
-          <w:szCs w:val="28"/>
-        </w:rPr>
-        <w:tab/>
-        <w:t>— Управлять тарифом и услугами через удобный личный кабинет и мобильное приложение — менять тариф, подключать/отключать опции, видеть детализацию расходов.</w:t>
-      </w:r>
-    </w:p>
-    <w:p>
-      <w:pPr>
-        <w:pStyle w:val="Normal"/>
-        <w:spacing w:lineRule="auto" w:line="360"/>
-        <w:jc w:val="both"/>
-        <w:rPr/>
-      </w:pPr>
-      <w:r>
-        <w:rPr>
-          <w:rFonts w:ascii="Times New Roman" w:hAnsi="Times New Roman"/>
-          <w:sz w:val="28"/>
-          <w:szCs w:val="28"/>
-        </w:rPr>
-        <w:tab/>
-        <w:t>— Подключить всю семью с общей скидкой — объединить до 5 номеров на одном лицевом счёте с единым платёжом.</w:t>
-      </w:r>
-    </w:p>
-    <w:p>
-      <w:pPr>
-        <w:pStyle w:val="Normal"/>
-        <w:spacing w:lineRule="auto" w:line="360"/>
-        <w:jc w:val="both"/>
-        <w:rPr/>
-      </w:pPr>
-      <w:r>
-        <w:rPr>
-          <w:rFonts w:ascii="Times New Roman" w:hAnsi="Times New Roman"/>
-          <w:sz w:val="28"/>
-          <w:szCs w:val="28"/>
-        </w:rPr>
-        <w:tab/>
-        <w:t>— Перенести свой номер к новому оператору быстро и без потери связи — онлайн—заявка, курьерская доставка SIM—карты, активация без визита в салон.</w:t>
-      </w:r>
-    </w:p>
-    <w:p>
-      <w:pPr>
-        <w:pStyle w:val="Normal"/>
-        <w:spacing w:lineRule="auto" w:line="360"/>
-        <w:jc w:val="both"/>
-        <w:rPr/>
-      </w:pPr>
-      <w:r>
-        <w:rPr>
-          <w:rFonts w:ascii="Times New Roman" w:hAnsi="Times New Roman"/>
-          <w:sz w:val="28"/>
-          <w:szCs w:val="28"/>
-        </w:rPr>
-        <w:tab/>
-        <w:t>— Получать стабильную связь и высокую скорость мобильного интернета (4G/5G) по всей России — уверенный приём даже за городом, без дополнительной платы в поездках.</w:t>
-      </w:r>
-    </w:p>
-    <w:p>
-      <w:pPr>
-        <w:pStyle w:val="Normal"/>
-        <w:spacing w:lineRule="auto" w:line="360"/>
-        <w:jc w:val="both"/>
-        <w:rPr>
-          <w:rFonts w:ascii="Times New Roman" w:hAnsi="Times New Roman"/>
-          <w:sz w:val="28"/>
-          <w:szCs w:val="28"/>
-        </w:rPr>
-      </w:pPr>
-      <w:r>
-        <w:rPr>
-          <w:rFonts w:ascii="Times New Roman" w:hAnsi="Times New Roman"/>
-          <w:sz w:val="28"/>
-          <w:szCs w:val="28"/>
-        </w:rPr>
-        <w:tab/>
-        <w:t>— Экономить семейный бюджет за счёт умного выбора тарифов — подписка на нужный объём услуг, автоплатеж, контроль трафика для каждого члена семьи.</w:t>
-      </w:r>
-      <w:r>
-        <w:br w:type="page"/>
-      </w:r>
-    </w:p>
-    <w:p>
-      <w:pPr>
-        <w:pStyle w:val="222"/>
-        <w:spacing w:before="0" w:after="160"/>
-        <w:rPr/>
-      </w:pPr>
-      <w:bookmarkStart w:id="7" w:name="__RefHeading___Toc2291_1896026690"/>
-      <w:bookmarkEnd w:id="7"/>
-      <w:r>
-        <w:rPr>
-          <w:rFonts w:ascii="Times New Roman" w:hAnsi="Times New Roman"/>
-          <w:b/>
-          <w:bCs/>
-          <w:spacing w:val="60"/>
-          <w:sz w:val="28"/>
-          <w:szCs w:val="28"/>
-        </w:rPr>
-        <w:tab/>
-        <w:t>2.</w:t>
-      </w:r>
-      <w:r>
-        <w:rPr>
-          <w:rFonts w:ascii="Times New Roman" w:hAnsi="Times New Roman"/>
-          <w:b/>
-          <w:bCs/>
-          <w:spacing w:val="60"/>
-          <w:sz w:val="28"/>
-          <w:szCs w:val="28"/>
-          <w:lang w:val="en-US"/>
-        </w:rPr>
-        <w:t>1</w:t>
-      </w:r>
-      <w:r>
-        <w:rPr>
-          <w:rFonts w:ascii="Times New Roman" w:hAnsi="Times New Roman"/>
-          <w:b/>
-          <w:bCs/>
-          <w:spacing w:val="60"/>
-          <w:sz w:val="28"/>
-          <w:szCs w:val="28"/>
-        </w:rPr>
-        <w:t xml:space="preserve"> Цветовая палитра</w:t>
-      </w:r>
-    </w:p>
-    <w:p>
-      <w:pPr>
-        <w:pStyle w:val="Normal"/>
-        <w:spacing w:lineRule="auto" w:line="360"/>
-        <w:jc w:val="both"/>
-        <w:rPr/>
-      </w:pPr>
-      <w:r>
-        <w:rPr>
-          <w:rFonts w:ascii="Times New Roman" w:hAnsi="Times New Roman"/>
-          <w:sz w:val="28"/>
-          <w:szCs w:val="28"/>
-        </w:rPr>
-        <w:tab/>
-        <w:t>Рекомендуемые цвета (на рисунке 1):</w:t>
+          <w:color w:val="000000"/>
+          <w:sz w:val="28"/>
+          <w:szCs w:val="28"/>
+        </w:rPr>
+        <w:t>Рисунок 2 — Палитра желательных цветов</w:t>
+      </w:r>
+    </w:p>
+    <w:p>
+      <w:pPr>
+        <w:pStyle w:val="Normal"/>
+        <w:spacing w:lineRule="auto" w:line="360"/>
+        <w:jc w:val="both"/>
+        <w:rPr>
+          <w:rFonts w:ascii="Times New Roman" w:hAnsi="Times New Roman"/>
+          <w:color w:val="000000"/>
+          <w:sz w:val="28"/>
+          <w:szCs w:val="28"/>
+        </w:rPr>
+      </w:pPr>
+      <w:r>
+        <w:rPr>
+          <w:rFonts w:ascii="Times New Roman" w:hAnsi="Times New Roman"/>
+          <w:color w:val="000000"/>
+          <w:sz w:val="28"/>
+          <w:szCs w:val="28"/>
+        </w:rPr>
+      </w:r>
+    </w:p>
+    <w:p>
+      <w:pPr>
+        <w:pStyle w:val="Normal"/>
+        <w:spacing w:lineRule="auto" w:line="360"/>
+        <w:jc w:val="both"/>
+        <w:rPr/>
+      </w:pPr>
+      <w:r>
+        <w:rPr>
+          <w:rFonts w:ascii="Times New Roman" w:hAnsi="Times New Roman"/>
+          <w:color w:val="000000"/>
+          <w:sz w:val="28"/>
+          <w:szCs w:val="28"/>
+        </w:rPr>
+        <w:tab/>
+        <w:t>Нежелательные цвета (на рисунке 2):</w:t>
       </w:r>
     </w:p>
     <w:p>
@@ -2546,9 +2672,9 @@
         <w:rPr/>
         <w:drawing>
           <wp:inline distT="0" distB="0" distL="0" distR="0">
-            <wp:extent cx="6264275" cy="5053965"/>
+            <wp:extent cx="5058410" cy="3658235"/>
             <wp:effectExtent l="0" t="0" r="0" b="0"/>
-            <wp:docPr id="3" name="Picture 2"/>
+            <wp:docPr id="3" name="Picture 4"/>
             <wp:cNvGraphicFramePr>
               <a:graphicFrameLocks xmlns:a="http://schemas.openxmlformats.org/drawingml/2006/main" noChangeAspect="1"/>
             </wp:cNvGraphicFramePr>
@@ -2556,118 +2682,13 @@
               <a:graphicData uri="http://schemas.openxmlformats.org/drawingml/2006/picture">
                 <pic:pic xmlns:pic="http://schemas.openxmlformats.org/drawingml/2006/picture">
                   <pic:nvPicPr>
-                    <pic:cNvPr id="3" name="Picture 2"/>
+                    <pic:cNvPr id="3" name="Picture 4"/>
                     <pic:cNvPicPr>
                       <a:picLocks noChangeAspect="1" noChangeArrowheads="1"/>
                     </pic:cNvPicPr>
                   </pic:nvPicPr>
                   <pic:blipFill>
                     <a:blip r:embed="rId6"/>
-                    <a:stretch>
-                      <a:fillRect/>
-                    </a:stretch>
-                  </pic:blipFill>
-                  <pic:spPr bwMode="auto">
-                    <a:xfrm>
-                      <a:off x="0" y="0"/>
-                      <a:ext cx="6264275" cy="5053965"/>
-                    </a:xfrm>
-                    <a:prstGeom prst="rect">
-                      <a:avLst/>
-                    </a:prstGeom>
-                    <a:noFill/>
-                  </pic:spPr>
-                </pic:pic>
-              </a:graphicData>
-            </a:graphic>
-          </wp:inline>
-        </w:drawing>
-      </w:r>
-    </w:p>
-    <w:p>
-      <w:pPr>
-        <w:pStyle w:val="Normal"/>
-        <w:spacing w:lineRule="auto" w:line="360"/>
-        <w:jc w:val="center"/>
-        <w:rPr/>
-      </w:pPr>
-      <w:r>
-        <w:rPr>
-          <w:rFonts w:ascii="Times New Roman" w:hAnsi="Times New Roman"/>
-          <w:color w:val="000000"/>
-          <w:sz w:val="28"/>
-          <w:szCs w:val="28"/>
-        </w:rPr>
-        <w:t>Рисунок 2 — Палитра желательных цветов</w:t>
-      </w:r>
-    </w:p>
-    <w:p>
-      <w:pPr>
-        <w:pStyle w:val="Normal"/>
-        <w:spacing w:lineRule="auto" w:line="360"/>
-        <w:jc w:val="both"/>
-        <w:rPr>
-          <w:rFonts w:ascii="Times New Roman" w:hAnsi="Times New Roman"/>
-          <w:color w:val="000000"/>
-          <w:sz w:val="28"/>
-          <w:szCs w:val="28"/>
-        </w:rPr>
-      </w:pPr>
-      <w:r>
-        <w:rPr>
-          <w:rFonts w:ascii="Times New Roman" w:hAnsi="Times New Roman"/>
-          <w:color w:val="000000"/>
-          <w:sz w:val="28"/>
-          <w:szCs w:val="28"/>
-        </w:rPr>
-      </w:r>
-    </w:p>
-    <w:p>
-      <w:pPr>
-        <w:pStyle w:val="Normal"/>
-        <w:spacing w:lineRule="auto" w:line="360"/>
-        <w:jc w:val="both"/>
-        <w:rPr/>
-      </w:pPr>
-      <w:r>
-        <w:rPr>
-          <w:rFonts w:ascii="Times New Roman" w:hAnsi="Times New Roman"/>
-          <w:color w:val="000000"/>
-          <w:sz w:val="28"/>
-          <w:szCs w:val="28"/>
-        </w:rPr>
-        <w:tab/>
-        <w:t>Нежелательные цвета (на рисунке 2):</w:t>
-      </w:r>
-    </w:p>
-    <w:p>
-      <w:pPr>
-        <w:pStyle w:val="Normal"/>
-        <w:spacing w:lineRule="auto" w:line="360"/>
-        <w:jc w:val="both"/>
-        <w:rPr/>
-      </w:pPr>
-      <w:r>
-        <w:rPr/>
-        <w:drawing>
-          <wp:inline distT="0" distB="0" distL="0" distR="0">
-            <wp:extent cx="5058410" cy="3658235"/>
-            <wp:effectExtent l="0" t="0" r="0" b="0"/>
-            <wp:docPr id="4" name="Picture 4"/>
-            <wp:cNvGraphicFramePr>
-              <a:graphicFrameLocks xmlns:a="http://schemas.openxmlformats.org/drawingml/2006/main" noChangeAspect="1"/>
-            </wp:cNvGraphicFramePr>
-            <a:graphic xmlns:a="http://schemas.openxmlformats.org/drawingml/2006/main">
-              <a:graphicData uri="http://schemas.openxmlformats.org/drawingml/2006/picture">
-                <pic:pic xmlns:pic="http://schemas.openxmlformats.org/drawingml/2006/picture">
-                  <pic:nvPicPr>
-                    <pic:cNvPr id="4" name="Picture 4"/>
-                    <pic:cNvPicPr>
-                      <a:picLocks noChangeAspect="1" noChangeArrowheads="1"/>
-                    </pic:cNvPicPr>
-                  </pic:nvPicPr>
-                  <pic:blipFill>
-                    <a:blip r:embed="rId7"/>
                     <a:stretch>
                       <a:fillRect/>
                     </a:stretch>
@@ -2784,7 +2805,6 @@
           <w:sz w:val="28"/>
           <w:szCs w:val="28"/>
         </w:rPr>
-        <w:tab/>
         <w:t>Цель пользователя: Подключить безлимитный мобильный интернет на 30 дней с переносом своего номера.</w:t>
       </w:r>
     </w:p>
@@ -2801,7 +2821,6 @@
           <w:sz w:val="28"/>
           <w:szCs w:val="28"/>
         </w:rPr>
-        <w:tab/>
         <w:t>1.  Выбор тарифа: Пользователь заходит на сайт, открывает раздел «Тарифы», выбирает тариф. Сравнивает условия (скорость, лимиты, цена).</w:t>
       </w:r>
     </w:p>
@@ -2818,7 +2837,6 @@
           <w:sz w:val="28"/>
           <w:szCs w:val="28"/>
         </w:rPr>
-        <w:tab/>
         <w:t>2.  Проверка покрытия: Пользователь нажимает «Покрытие», вводит свой адрес или город в форме проверки покрытия. Система показывает на карте доступное покрытие.</w:t>
       </w:r>
     </w:p>
@@ -2835,7 +2853,6 @@
           <w:sz w:val="28"/>
           <w:szCs w:val="28"/>
         </w:rPr>
-        <w:tab/>
         <w:t>3.  Оформление заявки: Пользователь заполняет короткую форму (ФИО, номер телефона, e—mail), выбирает способ получения SIM—карты (курьер или самовывоз), указывает текущий номер для переноса. Нажимает «Заказать SIM—карту».</w:t>
       </w:r>
     </w:p>
@@ -2852,7 +2869,6 @@
           <w:sz w:val="28"/>
           <w:szCs w:val="28"/>
         </w:rPr>
-        <w:tab/>
         <w:t>4.  Подтверждение услуги: Пользователь получает на указанный e—mail договор и QR—код для отслеживания доставки. При получении SIM—карты активирует её через SMS—код. Подтверждением услуги служит SMS: «Тариф подключён, ваш баланс — 300₽».</w:t>
       </w:r>
     </w:p>
@@ -2917,9 +2933,9 @@
         <w:rPr/>
         <w:drawing>
           <wp:inline distT="0" distB="0" distL="0" distR="0">
-            <wp:extent cx="5940425" cy="3555365"/>
+            <wp:extent cx="5011420" cy="2999105"/>
             <wp:effectExtent l="0" t="0" r="0" b="0"/>
-            <wp:docPr id="5" name="Рисунок 1"/>
+            <wp:docPr id="4" name="Рисунок 1"/>
             <wp:cNvGraphicFramePr>
               <a:graphicFrameLocks xmlns:a="http://schemas.openxmlformats.org/drawingml/2006/main" noChangeAspect="1"/>
             </wp:cNvGraphicFramePr>
@@ -2927,13 +2943,13 @@
               <a:graphicData uri="http://schemas.openxmlformats.org/drawingml/2006/picture">
                 <pic:pic xmlns:pic="http://schemas.openxmlformats.org/drawingml/2006/picture">
                   <pic:nvPicPr>
-                    <pic:cNvPr id="5" name="Рисунок 1"/>
+                    <pic:cNvPr id="4" name="Рисунок 1"/>
                     <pic:cNvPicPr>
                       <a:picLocks noChangeAspect="1" noChangeArrowheads="1"/>
                     </pic:cNvPicPr>
                   </pic:nvPicPr>
                   <pic:blipFill>
-                    <a:blip r:embed="rId8"/>
+                    <a:blip r:embed="rId7"/>
                     <a:stretch>
                       <a:fillRect/>
                     </a:stretch>
@@ -2941,7 +2957,7 @@
                   <pic:spPr bwMode="auto">
                     <a:xfrm>
                       <a:off x="0" y="0"/>
-                      <a:ext cx="5940425" cy="3555365"/>
+                      <a:ext cx="5011420" cy="2999105"/>
                     </a:xfrm>
                     <a:prstGeom prst="rect">
                       <a:avLst/>
@@ -3146,7 +3162,6 @@
           <w:sz w:val="28"/>
           <w:szCs w:val="28"/>
         </w:rPr>
-        <w:tab/>
         <w:t>Пути попадания: Прямой вход по домену.</w:t>
       </w:r>
     </w:p>
@@ -3167,7 +3182,6 @@
           <w:sz w:val="28"/>
           <w:szCs w:val="28"/>
         </w:rPr>
-        <w:tab/>
         <w:t>Блоки и элементы:</w:t>
       </w:r>
     </w:p>
@@ -3196,7 +3210,6 @@
           <w:szCs w:val="28"/>
           <w:shd w:fill="auto" w:val="clear"/>
         </w:rPr>
-        <w:tab/>
         <w:t>Шапка (Header).</w:t>
       </w:r>
       <w:r>
@@ -4480,8 +4493,15 @@
           <w:sz w:val="28"/>
           <w:szCs w:val="28"/>
         </w:rPr>
-        <w:tab/>
-        <w:t>Пути попадания: Из главного меню, с главной страницы (кнопка «Выбрать тариф» или «Подробнее» в карточке тарифа).</w:t>
+        <w:t>П</w:t>
+      </w:r>
+      <w:r>
+        <w:rPr>
+          <w:rFonts w:ascii="Times New Roman" w:hAnsi="Times New Roman"/>
+          <w:sz w:val="28"/>
+          <w:szCs w:val="28"/>
+        </w:rPr>
+        <w:t>ути попадания: Из главного меню, с главной страницы (кнопка «Выбрать тариф» или «Подробнее» в карточке тарифа).</w:t>
       </w:r>
     </w:p>
     <w:p>
@@ -4504,7 +4524,6 @@
           <w:sz w:val="28"/>
           <w:szCs w:val="28"/>
         </w:rPr>
-        <w:tab/>
         <w:t>Блоки и элементы:</w:t>
       </w:r>
     </w:p>
@@ -4519,16 +4538,6 @@
           <w:szCs w:val="28"/>
         </w:rPr>
       </w:pPr>
-      <w:r>
-        <w:rPr>
-          <w:rFonts w:ascii="Times New Roman" w:hAnsi="Times New Roman"/>
-          <w:color w:val="000000"/>
-          <w:sz w:val="28"/>
-          <w:szCs w:val="28"/>
-          <w:shd w:fill="auto" w:val="clear"/>
-        </w:rPr>
-        <w:tab/>
-      </w:r>
       <w:r>
         <w:rPr>
           <w:rStyle w:val="Strong"/>
@@ -5336,7 +5345,6 @@
           <w:sz w:val="28"/>
           <w:szCs w:val="28"/>
         </w:rPr>
-        <w:tab/>
         <w:t>Пути попадания: Из главного меню, с главной страницы (кнопка «Проверить» в блоке проверки покрытия).</w:t>
       </w:r>
     </w:p>
@@ -5360,7 +5368,6 @@
           <w:sz w:val="28"/>
           <w:szCs w:val="28"/>
         </w:rPr>
-        <w:tab/>
         <w:t>Блоки и элементы:</w:t>
       </w:r>
     </w:p>
@@ -5375,16 +5382,6 @@
           <w:szCs w:val="28"/>
         </w:rPr>
       </w:pPr>
-      <w:r>
-        <w:rPr>
-          <w:rFonts w:ascii="Times New Roman" w:hAnsi="Times New Roman"/>
-          <w:color w:val="000000"/>
-          <w:sz w:val="28"/>
-          <w:szCs w:val="28"/>
-          <w:shd w:fill="auto" w:val="clear"/>
-        </w:rPr>
-        <w:tab/>
-      </w:r>
       <w:r>
         <w:rPr>
           <w:rStyle w:val="Strong"/>
@@ -6111,7 +6108,6 @@
           <w:sz w:val="28"/>
           <w:szCs w:val="28"/>
         </w:rPr>
-        <w:tab/>
         <w:t>Пути попадания: Кнопка «Подключить» в карточке тарифа на странице `tariffs.html`.</w:t>
       </w:r>
     </w:p>
@@ -6135,7 +6131,6 @@
           <w:sz w:val="28"/>
           <w:szCs w:val="28"/>
         </w:rPr>
-        <w:tab/>
         <w:t>Блоки и элементы (форма подключения):</w:t>
       </w:r>
     </w:p>
@@ -6150,16 +6145,6 @@
           <w:szCs w:val="28"/>
         </w:rPr>
       </w:pPr>
-      <w:r>
-        <w:rPr>
-          <w:rFonts w:ascii="Times New Roman" w:hAnsi="Times New Roman"/>
-          <w:color w:val="000000"/>
-          <w:sz w:val="28"/>
-          <w:szCs w:val="28"/>
-          <w:shd w:fill="auto" w:val="clear"/>
-        </w:rPr>
-        <w:tab/>
-      </w:r>
       <w:r>
         <w:rPr>
           <w:rStyle w:val="Strong"/>
@@ -6435,7 +6420,7 @@
           <w:szCs w:val="28"/>
           <w:shd w:fill="auto" w:val="clear"/>
         </w:rPr>
-        <w:t>» (4 цифры, пробел, 6 цифр). Обязательное. Поле «Номер телефона для связи» (тип: tel). Обязательное. Маска «+7 (</w:t>
+        <w:t>» (4 цифры, пробел, 6 цифр). Обязательное. Поле «Номер телефона для связи». Обязательное. Маска «+7 (</w:t>
       </w:r>
       <w:r>
         <w:rPr>
@@ -6685,30 +6670,6 @@
     </w:p>
     <w:p>
       <w:pPr>
-        <w:pStyle w:val="Normal"/>
-        <w:spacing w:lineRule="auto" w:line="360"/>
-        <w:jc w:val="both"/>
-        <w:rPr>
-          <w:rFonts w:ascii="Times New Roman" w:hAnsi="Times New Roman"/>
-          <w:color w:val="000000"/>
-          <w:sz w:val="28"/>
-          <w:szCs w:val="28"/>
-          <w:highlight w:val="none"/>
-          <w:shd w:fill="auto" w:val="clear"/>
-        </w:rPr>
-      </w:pPr>
-      <w:r>
-        <w:rPr>
-          <w:rFonts w:ascii="Times New Roman" w:hAnsi="Times New Roman"/>
-          <w:color w:val="000000"/>
-          <w:sz w:val="28"/>
-          <w:szCs w:val="28"/>
-          <w:shd w:fill="auto" w:val="clear"/>
-        </w:rPr>
-      </w:r>
-    </w:p>
-    <w:p>
-      <w:pPr>
         <w:pStyle w:val="222"/>
         <w:rPr/>
       </w:pPr>
@@ -6759,7 +6720,6 @@
           <w:sz w:val="28"/>
           <w:szCs w:val="28"/>
         </w:rPr>
-        <w:tab/>
         <w:t>Пути попадания: Только после успешной отправки формы на странице «connect.html».</w:t>
       </w:r>
     </w:p>
@@ -6776,7 +6736,6 @@
           <w:sz w:val="28"/>
           <w:szCs w:val="28"/>
         </w:rPr>
-        <w:tab/>
         <w:t>Блоки и элементы:</w:t>
       </w:r>
     </w:p>
@@ -6791,14 +6750,6 @@
           <w:szCs w:val="28"/>
         </w:rPr>
       </w:pPr>
-      <w:r>
-        <w:rPr>
-          <w:rFonts w:ascii="Times New Roman" w:hAnsi="Times New Roman"/>
-          <w:sz w:val="28"/>
-          <w:szCs w:val="28"/>
-        </w:rPr>
-        <w:tab/>
-      </w:r>
       <w:r>
         <w:rPr>
           <w:rStyle w:val="Strong"/>
@@ -6945,136 +6896,7 @@
           <w:shd w:fill="auto" w:val="clear"/>
           <w:lang w:val="en-US"/>
         </w:rPr>
-        <w:t xml:space="preserve"> При наведении </w:t>
-      </w:r>
-      <w:r>
-        <w:rPr>
-          <w:rFonts w:ascii="Times New Roman" w:hAnsi="Times New Roman"/>
-          <w:b w:val="false"/>
-          <w:i w:val="false"/>
-          <w:caps w:val="false"/>
-          <w:smallCaps w:val="false"/>
-          <w:color w:val="000000"/>
-          <w:spacing w:val="0"/>
-          <w:sz w:val="28"/>
-          <w:szCs w:val="28"/>
-          <w:shd w:fill="auto" w:val="clear"/>
-          <w:lang w:val="en-US"/>
-        </w:rPr>
-        <w:t xml:space="preserve"> цвет фона меняется на светло-серый (#D9D9D9), цвет текста — на чёрный. Плавный переход проходит в течение 0,3 секунд. При клике </w:t>
-      </w:r>
-      <w:r>
-        <w:rPr>
-          <w:rFonts w:ascii="Times New Roman" w:hAnsi="Times New Roman"/>
-          <w:b w:val="false"/>
-          <w:i w:val="false"/>
-          <w:caps w:val="false"/>
-          <w:smallCaps w:val="false"/>
-          <w:color w:val="000000"/>
-          <w:spacing w:val="0"/>
-          <w:sz w:val="28"/>
-          <w:szCs w:val="28"/>
-          <w:shd w:fill="auto" w:val="clear"/>
-          <w:lang w:val="en-US"/>
-        </w:rPr>
-        <w:t xml:space="preserve"> кратковременное затемнение. При фокусе</w:t>
-      </w:r>
-      <w:r>
-        <w:rPr>
-          <w:rFonts w:ascii="Times New Roman" w:hAnsi="Times New Roman"/>
-          <w:b w:val="false"/>
-          <w:i w:val="false"/>
-          <w:caps w:val="false"/>
-          <w:smallCaps w:val="false"/>
-          <w:color w:val="000000"/>
-          <w:spacing w:val="0"/>
-          <w:sz w:val="28"/>
-          <w:szCs w:val="28"/>
-          <w:shd w:fill="auto" w:val="clear"/>
-          <w:lang w:val="en-US"/>
-        </w:rPr>
-        <w:t xml:space="preserve"> обводка.</w:t>
-      </w:r>
-    </w:p>
-    <w:p>
-      <w:pPr>
-        <w:pStyle w:val="BodyText"/>
-        <w:widowControl/>
-        <w:spacing w:lineRule="auto" w:line="360" w:before="240" w:after="240"/>
-        <w:ind w:hanging="0" w:start="0" w:end="0"/>
-        <w:jc w:val="both"/>
-        <w:rPr>
-          <w:rFonts w:ascii="Times New Roman" w:hAnsi="Times New Roman"/>
-          <w:sz w:val="28"/>
-          <w:szCs w:val="28"/>
-          <w:lang w:val="en-US"/>
-        </w:rPr>
-      </w:pPr>
-      <w:r>
-        <w:rPr>
-          <w:rStyle w:val="Strong"/>
-          <w:rFonts w:ascii="Times New Roman" w:hAnsi="Times New Roman"/>
-          <w:b/>
-          <w:i w:val="false"/>
-          <w:caps w:val="false"/>
-          <w:smallCaps w:val="false"/>
-          <w:color w:val="000000"/>
-          <w:spacing w:val="0"/>
-          <w:sz w:val="28"/>
-          <w:szCs w:val="28"/>
-          <w:shd w:fill="auto" w:val="clear"/>
-          <w:lang w:val="en-US"/>
-        </w:rPr>
-        <w:tab/>
-        <w:t>Карта (Яндекс.Карты).</w:t>
-      </w:r>
-      <w:r>
-        <w:rPr>
-          <w:rFonts w:ascii="Times New Roman" w:hAnsi="Times New Roman"/>
-          <w:b w:val="false"/>
-          <w:i w:val="false"/>
-          <w:caps w:val="false"/>
-          <w:smallCaps w:val="false"/>
-          <w:color w:val="000000"/>
-          <w:spacing w:val="0"/>
-          <w:sz w:val="28"/>
-          <w:szCs w:val="28"/>
-          <w:shd w:fill="auto" w:val="clear"/>
-          <w:lang w:val="en-US"/>
-        </w:rPr>
-        <w:t xml:space="preserve"> Интерактивная карта, расположенная ниже кнопки. На карте отмечен адрес ближайшего пункта самовывоза SIM-карт (на случай, если пользователь захочет забрать SIM самостоятельно). Высота 500px. Border-radius: 25px. При наведении </w:t>
-      </w:r>
-      <w:r>
-        <w:rPr>
-          <w:rFonts w:ascii="Times New Roman" w:hAnsi="Times New Roman"/>
-          <w:b w:val="false"/>
-          <w:i w:val="false"/>
-          <w:caps w:val="false"/>
-          <w:smallCaps w:val="false"/>
-          <w:color w:val="000000"/>
-          <w:spacing w:val="0"/>
-          <w:sz w:val="28"/>
-          <w:szCs w:val="28"/>
-          <w:shd w:fill="auto" w:val="clear"/>
-          <w:lang w:val="en-US"/>
-        </w:rPr>
-        <w:t xml:space="preserve"> курсор меняется на «руку». При клике </w:t>
-      </w:r>
-      <w:r>
-        <w:rPr>
-          <w:rFonts w:ascii="Times New Roman" w:hAnsi="Times New Roman"/>
-          <w:b w:val="false"/>
-          <w:i w:val="false"/>
-          <w:caps w:val="false"/>
-          <w:smallCaps w:val="false"/>
-          <w:color w:val="000000"/>
-          <w:spacing w:val="0"/>
-          <w:sz w:val="28"/>
-          <w:szCs w:val="28"/>
-          <w:shd w:fill="auto" w:val="clear"/>
-          <w:lang w:val="en-US"/>
-        </w:rPr>
-        <w:t xml:space="preserve"> карта центрируется по выбранной точке.</w:t>
+        <w:t xml:space="preserve"> При наведении  цвет фона меняется на светло-серый (#D9D9D9), цвет текста — на чёрный. Плавный переход проходит в течение 0,3 секунд. При клике  кратковременное затемнение. При фокусе обводка.</w:t>
       </w:r>
     </w:p>
     <w:p>
